--- a/reports/summary/week3_implementation/week3_implementation_report.docx
+++ b/reports/summary/week3_implementation/week3_implementation_report.docx
@@ -1435,7 +1435,7 @@
                 <w:sz w:val="19"/>
                 <w:szCs w:val="19"/>
               </w:rPr>
-              <w:t>05/10/2026 — đi kèm slide week3_report_slides_v2; notebook 01–05 trong notebooks/hospitality/smlp4rec/</w:t>
+              <w:t>06/10/2026 — đi kèm slide week3_report_slides_v2; notebook 01–07 trong notebooks/hospitality/smlp4rec/</w:t>
             </w:r>
           </w:p>
         </w:tc>
@@ -1500,7 +1500,7 @@
           <w:r>
             <w:fldChar w:fldCharType="separate"/>
           </w:r>
-          <w:hyperlink w:anchor="_Toc242100049" w:history="1">
+          <w:hyperlink w:anchor="_Toc242171142" w:history="1">
             <w:r>
               <w:rPr>
                 <w:rStyle w:val="Siuktni"/>
@@ -1527,7 +1527,7 @@
                 <w:noProof/>
                 <w:webHidden/>
               </w:rPr>
-              <w:instrText xml:space="preserve"> PAGEREF _Toc242100049 \h </w:instrText>
+              <w:instrText xml:space="preserve"> PAGEREF _Toc242171142 \h </w:instrText>
             </w:r>
             <w:r>
               <w:rPr>
@@ -1573,7 +1573,7 @@
               <w14:ligatures w14:val="standardContextual"/>
             </w:rPr>
           </w:pPr>
-          <w:hyperlink w:anchor="_Toc242100050" w:history="1">
+          <w:hyperlink w:anchor="_Toc242171143" w:history="1">
             <w:r>
               <w:rPr>
                 <w:rStyle w:val="Siuktni"/>
@@ -1600,7 +1600,7 @@
                 <w:noProof/>
                 <w:webHidden/>
               </w:rPr>
-              <w:instrText xml:space="preserve"> PAGEREF _Toc242100050 \h </w:instrText>
+              <w:instrText xml:space="preserve"> PAGEREF _Toc242171143 \h </w:instrText>
             </w:r>
             <w:r>
               <w:rPr>
@@ -1646,7 +1646,7 @@
               <w14:ligatures w14:val="standardContextual"/>
             </w:rPr>
           </w:pPr>
-          <w:hyperlink w:anchor="_Toc242100051" w:history="1">
+          <w:hyperlink w:anchor="_Toc242171144" w:history="1">
             <w:r>
               <w:rPr>
                 <w:rStyle w:val="Siuktni"/>
@@ -1673,7 +1673,7 @@
                 <w:noProof/>
                 <w:webHidden/>
               </w:rPr>
-              <w:instrText xml:space="preserve"> PAGEREF _Toc242100051 \h </w:instrText>
+              <w:instrText xml:space="preserve"> PAGEREF _Toc242171144 \h </w:instrText>
             </w:r>
             <w:r>
               <w:rPr>
@@ -1719,7 +1719,7 @@
               <w14:ligatures w14:val="standardContextual"/>
             </w:rPr>
           </w:pPr>
-          <w:hyperlink w:anchor="_Toc242100052" w:history="1">
+          <w:hyperlink w:anchor="_Toc242171145" w:history="1">
             <w:r>
               <w:rPr>
                 <w:rStyle w:val="Siuktni"/>
@@ -1746,7 +1746,7 @@
                 <w:noProof/>
                 <w:webHidden/>
               </w:rPr>
-              <w:instrText xml:space="preserve"> PAGEREF _Toc242100052 \h </w:instrText>
+              <w:instrText xml:space="preserve"> PAGEREF _Toc242171145 \h </w:instrText>
             </w:r>
             <w:r>
               <w:rPr>
@@ -1792,7 +1792,7 @@
               <w14:ligatures w14:val="standardContextual"/>
             </w:rPr>
           </w:pPr>
-          <w:hyperlink w:anchor="_Toc242100053" w:history="1">
+          <w:hyperlink w:anchor="_Toc242171146" w:history="1">
             <w:r>
               <w:rPr>
                 <w:rStyle w:val="Siuktni"/>
@@ -1819,7 +1819,7 @@
                 <w:noProof/>
                 <w:webHidden/>
               </w:rPr>
-              <w:instrText xml:space="preserve"> PAGEREF _Toc242100053 \h </w:instrText>
+              <w:instrText xml:space="preserve"> PAGEREF _Toc242171146 \h </w:instrText>
             </w:r>
             <w:r>
               <w:rPr>
@@ -1865,7 +1865,7 @@
               <w14:ligatures w14:val="standardContextual"/>
             </w:rPr>
           </w:pPr>
-          <w:hyperlink w:anchor="_Toc242100054" w:history="1">
+          <w:hyperlink w:anchor="_Toc242171147" w:history="1">
             <w:r>
               <w:rPr>
                 <w:rStyle w:val="Siuktni"/>
@@ -1892,7 +1892,7 @@
                 <w:noProof/>
                 <w:webHidden/>
               </w:rPr>
-              <w:instrText xml:space="preserve"> PAGEREF _Toc242100054 \h </w:instrText>
+              <w:instrText xml:space="preserve"> PAGEREF _Toc242171147 \h </w:instrText>
             </w:r>
             <w:r>
               <w:rPr>
@@ -1938,7 +1938,7 @@
               <w14:ligatures w14:val="standardContextual"/>
             </w:rPr>
           </w:pPr>
-          <w:hyperlink w:anchor="_Toc242100055" w:history="1">
+          <w:hyperlink w:anchor="_Toc242171148" w:history="1">
             <w:r>
               <w:rPr>
                 <w:rStyle w:val="Siuktni"/>
@@ -1965,7 +1965,7 @@
                 <w:noProof/>
                 <w:webHidden/>
               </w:rPr>
-              <w:instrText xml:space="preserve"> PAGEREF _Toc242100055 \h </w:instrText>
+              <w:instrText xml:space="preserve"> PAGEREF _Toc242171148 \h </w:instrText>
             </w:r>
             <w:r>
               <w:rPr>
@@ -2011,7 +2011,7 @@
               <w14:ligatures w14:val="standardContextual"/>
             </w:rPr>
           </w:pPr>
-          <w:hyperlink w:anchor="_Toc242100056" w:history="1">
+          <w:hyperlink w:anchor="_Toc242171149" w:history="1">
             <w:r>
               <w:rPr>
                 <w:rStyle w:val="Siuktni"/>
@@ -2038,7 +2038,7 @@
                 <w:noProof/>
                 <w:webHidden/>
               </w:rPr>
-              <w:instrText xml:space="preserve"> PAGEREF _Toc242100056 \h </w:instrText>
+              <w:instrText xml:space="preserve"> PAGEREF _Toc242171149 \h </w:instrText>
             </w:r>
             <w:r>
               <w:rPr>
@@ -2084,7 +2084,7 @@
               <w14:ligatures w14:val="standardContextual"/>
             </w:rPr>
           </w:pPr>
-          <w:hyperlink w:anchor="_Toc242100057" w:history="1">
+          <w:hyperlink w:anchor="_Toc242171150" w:history="1">
             <w:r>
               <w:rPr>
                 <w:rStyle w:val="Siuktni"/>
@@ -2111,7 +2111,7 @@
                 <w:noProof/>
                 <w:webHidden/>
               </w:rPr>
-              <w:instrText xml:space="preserve"> PAGEREF _Toc242100057 \h </w:instrText>
+              <w:instrText xml:space="preserve"> PAGEREF _Toc242171150 \h </w:instrText>
             </w:r>
             <w:r>
               <w:rPr>
@@ -2157,7 +2157,7 @@
               <w14:ligatures w14:val="standardContextual"/>
             </w:rPr>
           </w:pPr>
-          <w:hyperlink w:anchor="_Toc242100058" w:history="1">
+          <w:hyperlink w:anchor="_Toc242171151" w:history="1">
             <w:r>
               <w:rPr>
                 <w:rStyle w:val="Siuktni"/>
@@ -2184,7 +2184,7 @@
                 <w:noProof/>
                 <w:webHidden/>
               </w:rPr>
-              <w:instrText xml:space="preserve"> PAGEREF _Toc242100058 \h </w:instrText>
+              <w:instrText xml:space="preserve"> PAGEREF _Toc242171151 \h </w:instrText>
             </w:r>
             <w:r>
               <w:rPr>
@@ -2230,7 +2230,7 @@
               <w14:ligatures w14:val="standardContextual"/>
             </w:rPr>
           </w:pPr>
-          <w:hyperlink w:anchor="_Toc242100059" w:history="1">
+          <w:hyperlink w:anchor="_Toc242171152" w:history="1">
             <w:r>
               <w:rPr>
                 <w:rStyle w:val="Siuktni"/>
@@ -2257,7 +2257,7 @@
                 <w:noProof/>
                 <w:webHidden/>
               </w:rPr>
-              <w:instrText xml:space="preserve"> PAGEREF _Toc242100059 \h </w:instrText>
+              <w:instrText xml:space="preserve"> PAGEREF _Toc242171152 \h </w:instrText>
             </w:r>
             <w:r>
               <w:rPr>
@@ -2303,7 +2303,7 @@
               <w14:ligatures w14:val="standardContextual"/>
             </w:rPr>
           </w:pPr>
-          <w:hyperlink w:anchor="_Toc242100060" w:history="1">
+          <w:hyperlink w:anchor="_Toc242171153" w:history="1">
             <w:r>
               <w:rPr>
                 <w:rStyle w:val="Siuktni"/>
@@ -2330,7 +2330,7 @@
                 <w:noProof/>
                 <w:webHidden/>
               </w:rPr>
-              <w:instrText xml:space="preserve"> PAGEREF _Toc242100060 \h </w:instrText>
+              <w:instrText xml:space="preserve"> PAGEREF _Toc242171153 \h </w:instrText>
             </w:r>
             <w:r>
               <w:rPr>
@@ -2376,7 +2376,7 @@
               <w14:ligatures w14:val="standardContextual"/>
             </w:rPr>
           </w:pPr>
-          <w:hyperlink w:anchor="_Toc242100061" w:history="1">
+          <w:hyperlink w:anchor="_Toc242171154" w:history="1">
             <w:r>
               <w:rPr>
                 <w:rStyle w:val="Siuktni"/>
@@ -2403,7 +2403,7 @@
                 <w:noProof/>
                 <w:webHidden/>
               </w:rPr>
-              <w:instrText xml:space="preserve"> PAGEREF _Toc242100061 \h </w:instrText>
+              <w:instrText xml:space="preserve"> PAGEREF _Toc242171154 \h </w:instrText>
             </w:r>
             <w:r>
               <w:rPr>
@@ -2449,7 +2449,7 @@
               <w14:ligatures w14:val="standardContextual"/>
             </w:rPr>
           </w:pPr>
-          <w:hyperlink w:anchor="_Toc242100062" w:history="1">
+          <w:hyperlink w:anchor="_Toc242171155" w:history="1">
             <w:r>
               <w:rPr>
                 <w:rStyle w:val="Siuktni"/>
@@ -2476,7 +2476,7 @@
                 <w:noProof/>
                 <w:webHidden/>
               </w:rPr>
-              <w:instrText xml:space="preserve"> PAGEREF _Toc242100062 \h </w:instrText>
+              <w:instrText xml:space="preserve"> PAGEREF _Toc242171155 \h </w:instrText>
             </w:r>
             <w:r>
               <w:rPr>
@@ -2522,7 +2522,7 @@
               <w14:ligatures w14:val="standardContextual"/>
             </w:rPr>
           </w:pPr>
-          <w:hyperlink w:anchor="_Toc242100063" w:history="1">
+          <w:hyperlink w:anchor="_Toc242171156" w:history="1">
             <w:r>
               <w:rPr>
                 <w:rStyle w:val="Siuktni"/>
@@ -2549,7 +2549,7 @@
                 <w:noProof/>
                 <w:webHidden/>
               </w:rPr>
-              <w:instrText xml:space="preserve"> PAGEREF _Toc242100063 \h </w:instrText>
+              <w:instrText xml:space="preserve"> PAGEREF _Toc242171156 \h </w:instrText>
             </w:r>
             <w:r>
               <w:rPr>
@@ -2595,7 +2595,7 @@
               <w14:ligatures w14:val="standardContextual"/>
             </w:rPr>
           </w:pPr>
-          <w:hyperlink w:anchor="_Toc242100064" w:history="1">
+          <w:hyperlink w:anchor="_Toc242171157" w:history="1">
             <w:r>
               <w:rPr>
                 <w:rStyle w:val="Siuktni"/>
@@ -2622,7 +2622,7 @@
                 <w:noProof/>
                 <w:webHidden/>
               </w:rPr>
-              <w:instrText xml:space="preserve"> PAGEREF _Toc242100064 \h </w:instrText>
+              <w:instrText xml:space="preserve"> PAGEREF _Toc242171157 \h </w:instrText>
             </w:r>
             <w:r>
               <w:rPr>
@@ -2668,7 +2668,7 @@
               <w14:ligatures w14:val="standardContextual"/>
             </w:rPr>
           </w:pPr>
-          <w:hyperlink w:anchor="_Toc242100065" w:history="1">
+          <w:hyperlink w:anchor="_Toc242171158" w:history="1">
             <w:r>
               <w:rPr>
                 <w:rStyle w:val="Siuktni"/>
@@ -2695,7 +2695,7 @@
                 <w:noProof/>
                 <w:webHidden/>
               </w:rPr>
-              <w:instrText xml:space="preserve"> PAGEREF _Toc242100065 \h </w:instrText>
+              <w:instrText xml:space="preserve"> PAGEREF _Toc242171158 \h </w:instrText>
             </w:r>
             <w:r>
               <w:rPr>
@@ -2716,6 +2716,225 @@
                 <w:webHidden/>
               </w:rPr>
               <w:t>10</w:t>
+            </w:r>
+            <w:r>
+              <w:rPr>
+                <w:noProof/>
+                <w:webHidden/>
+              </w:rPr>
+              <w:fldChar w:fldCharType="end"/>
+            </w:r>
+          </w:hyperlink>
+        </w:p>
+        <w:p>
+          <w:pPr>
+            <w:pStyle w:val="Mucluc2"/>
+            <w:tabs>
+              <w:tab w:val="right" w:leader="dot" w:pos="9628"/>
+            </w:tabs>
+            <w:rPr>
+              <w:rFonts w:asciiTheme="minorHAnsi" w:eastAsiaTheme="minorEastAsia" w:hAnsiTheme="minorHAnsi" w:cstheme="minorBidi"/>
+              <w:noProof/>
+              <w:kern w:val="2"/>
+              <w:sz w:val="24"/>
+              <w:szCs w:val="24"/>
+              <w14:ligatures w14:val="standardContextual"/>
+            </w:rPr>
+          </w:pPr>
+          <w:hyperlink w:anchor="_Toc242171159" w:history="1">
+            <w:r>
+              <w:rPr>
+                <w:rStyle w:val="Siuktni"/>
+                <w:noProof/>
+              </w:rPr>
+              <w:t>6.1 Mọi sự kiện test</w:t>
+            </w:r>
+            <w:r>
+              <w:rPr>
+                <w:noProof/>
+                <w:webHidden/>
+              </w:rPr>
+              <w:tab/>
+            </w:r>
+            <w:r>
+              <w:rPr>
+                <w:noProof/>
+                <w:webHidden/>
+              </w:rPr>
+              <w:fldChar w:fldCharType="begin"/>
+            </w:r>
+            <w:r>
+              <w:rPr>
+                <w:noProof/>
+                <w:webHidden/>
+              </w:rPr>
+              <w:instrText xml:space="preserve"> PAGEREF _Toc242171159 \h </w:instrText>
+            </w:r>
+            <w:r>
+              <w:rPr>
+                <w:noProof/>
+                <w:webHidden/>
+              </w:rPr>
+            </w:r>
+            <w:r>
+              <w:rPr>
+                <w:noProof/>
+                <w:webHidden/>
+              </w:rPr>
+              <w:fldChar w:fldCharType="separate"/>
+            </w:r>
+            <w:r>
+              <w:rPr>
+                <w:noProof/>
+                <w:webHidden/>
+              </w:rPr>
+              <w:t>10</w:t>
+            </w:r>
+            <w:r>
+              <w:rPr>
+                <w:noProof/>
+                <w:webHidden/>
+              </w:rPr>
+              <w:fldChar w:fldCharType="end"/>
+            </w:r>
+          </w:hyperlink>
+        </w:p>
+        <w:p>
+          <w:pPr>
+            <w:pStyle w:val="Mucluc2"/>
+            <w:tabs>
+              <w:tab w:val="right" w:leader="dot" w:pos="9628"/>
+            </w:tabs>
+            <w:rPr>
+              <w:rFonts w:asciiTheme="minorHAnsi" w:eastAsiaTheme="minorEastAsia" w:hAnsiTheme="minorHAnsi" w:cstheme="minorBidi"/>
+              <w:noProof/>
+              <w:kern w:val="2"/>
+              <w:sz w:val="24"/>
+              <w:szCs w:val="24"/>
+              <w14:ligatures w14:val="standardContextual"/>
+            </w:rPr>
+          </w:pPr>
+          <w:hyperlink w:anchor="_Toc242171160" w:history="1">
+            <w:r>
+              <w:rPr>
+                <w:rStyle w:val="Siuktni"/>
+                <w:noProof/>
+              </w:rPr>
+              <w:t>6.2 Người dùng đã thấy và chưa thấy trong train</w:t>
+            </w:r>
+            <w:r>
+              <w:rPr>
+                <w:noProof/>
+                <w:webHidden/>
+              </w:rPr>
+              <w:tab/>
+            </w:r>
+            <w:r>
+              <w:rPr>
+                <w:noProof/>
+                <w:webHidden/>
+              </w:rPr>
+              <w:fldChar w:fldCharType="begin"/>
+            </w:r>
+            <w:r>
+              <w:rPr>
+                <w:noProof/>
+                <w:webHidden/>
+              </w:rPr>
+              <w:instrText xml:space="preserve"> PAGEREF _Toc242171160 \h </w:instrText>
+            </w:r>
+            <w:r>
+              <w:rPr>
+                <w:noProof/>
+                <w:webHidden/>
+              </w:rPr>
+            </w:r>
+            <w:r>
+              <w:rPr>
+                <w:noProof/>
+                <w:webHidden/>
+              </w:rPr>
+              <w:fldChar w:fldCharType="separate"/>
+            </w:r>
+            <w:r>
+              <w:rPr>
+                <w:noProof/>
+                <w:webHidden/>
+              </w:rPr>
+              <w:t>10</w:t>
+            </w:r>
+            <w:r>
+              <w:rPr>
+                <w:noProof/>
+                <w:webHidden/>
+              </w:rPr>
+              <w:fldChar w:fldCharType="end"/>
+            </w:r>
+          </w:hyperlink>
+        </w:p>
+        <w:p>
+          <w:pPr>
+            <w:pStyle w:val="Mucluc2"/>
+            <w:tabs>
+              <w:tab w:val="right" w:leader="dot" w:pos="9628"/>
+            </w:tabs>
+            <w:rPr>
+              <w:rFonts w:asciiTheme="minorHAnsi" w:eastAsiaTheme="minorEastAsia" w:hAnsiTheme="minorHAnsi" w:cstheme="minorBidi"/>
+              <w:noProof/>
+              <w:kern w:val="2"/>
+              <w:sz w:val="24"/>
+              <w:szCs w:val="24"/>
+              <w14:ligatures w14:val="standardContextual"/>
+            </w:rPr>
+          </w:pPr>
+          <w:hyperlink w:anchor="_Toc242171161" w:history="1">
+            <w:r>
+              <w:rPr>
+                <w:rStyle w:val="Siuktni"/>
+                <w:noProof/>
+              </w:rPr>
+              <w:t>6.3 Hai baseline cơ bản trên cùng phép chia</w:t>
+            </w:r>
+            <w:r>
+              <w:rPr>
+                <w:noProof/>
+                <w:webHidden/>
+              </w:rPr>
+              <w:tab/>
+            </w:r>
+            <w:r>
+              <w:rPr>
+                <w:noProof/>
+                <w:webHidden/>
+              </w:rPr>
+              <w:fldChar w:fldCharType="begin"/>
+            </w:r>
+            <w:r>
+              <w:rPr>
+                <w:noProof/>
+                <w:webHidden/>
+              </w:rPr>
+              <w:instrText xml:space="preserve"> PAGEREF _Toc242171161 \h </w:instrText>
+            </w:r>
+            <w:r>
+              <w:rPr>
+                <w:noProof/>
+                <w:webHidden/>
+              </w:rPr>
+            </w:r>
+            <w:r>
+              <w:rPr>
+                <w:noProof/>
+                <w:webHidden/>
+              </w:rPr>
+              <w:fldChar w:fldCharType="separate"/>
+            </w:r>
+            <w:r>
+              <w:rPr>
+                <w:noProof/>
+                <w:webHidden/>
+              </w:rPr>
+              <w:t>12</w:t>
             </w:r>
             <w:r>
               <w:rPr>
@@ -2741,7 +2960,7 @@
               <w14:ligatures w14:val="standardContextual"/>
             </w:rPr>
           </w:pPr>
-          <w:hyperlink w:anchor="_Toc242100066" w:history="1">
+          <w:hyperlink w:anchor="_Toc242171162" w:history="1">
             <w:r>
               <w:rPr>
                 <w:rStyle w:val="Siuktni"/>
@@ -2768,7 +2987,7 @@
                 <w:noProof/>
                 <w:webHidden/>
               </w:rPr>
-              <w:instrText xml:space="preserve"> PAGEREF _Toc242100066 \h </w:instrText>
+              <w:instrText xml:space="preserve"> PAGEREF _Toc242171162 \h </w:instrText>
             </w:r>
             <w:r>
               <w:rPr>
@@ -2788,7 +3007,7 @@
                 <w:noProof/>
                 <w:webHidden/>
               </w:rPr>
-              <w:t>10</w:t>
+              <w:t>13</w:t>
             </w:r>
             <w:r>
               <w:rPr>
@@ -2814,7 +3033,7 @@
               <w14:ligatures w14:val="standardContextual"/>
             </w:rPr>
           </w:pPr>
-          <w:hyperlink w:anchor="_Toc242100067" w:history="1">
+          <w:hyperlink w:anchor="_Toc242171163" w:history="1">
             <w:r>
               <w:rPr>
                 <w:rStyle w:val="Siuktni"/>
@@ -2841,7 +3060,7 @@
                 <w:noProof/>
                 <w:webHidden/>
               </w:rPr>
-              <w:instrText xml:space="preserve"> PAGEREF _Toc242100067 \h </w:instrText>
+              <w:instrText xml:space="preserve"> PAGEREF _Toc242171163 \h </w:instrText>
             </w:r>
             <w:r>
               <w:rPr>
@@ -2861,7 +3080,7 @@
                 <w:noProof/>
                 <w:webHidden/>
               </w:rPr>
-              <w:t>10</w:t>
+              <w:t>13</w:t>
             </w:r>
             <w:r>
               <w:rPr>
@@ -2887,7 +3106,7 @@
               <w14:ligatures w14:val="standardContextual"/>
             </w:rPr>
           </w:pPr>
-          <w:hyperlink w:anchor="_Toc242100068" w:history="1">
+          <w:hyperlink w:anchor="_Toc242171164" w:history="1">
             <w:r>
               <w:rPr>
                 <w:rStyle w:val="Siuktni"/>
@@ -2914,7 +3133,7 @@
                 <w:noProof/>
                 <w:webHidden/>
               </w:rPr>
-              <w:instrText xml:space="preserve"> PAGEREF _Toc242100068 \h </w:instrText>
+              <w:instrText xml:space="preserve"> PAGEREF _Toc242171164 \h </w:instrText>
             </w:r>
             <w:r>
               <w:rPr>
@@ -2934,7 +3153,7 @@
                 <w:noProof/>
                 <w:webHidden/>
               </w:rPr>
-              <w:t>10</w:t>
+              <w:t>13</w:t>
             </w:r>
             <w:r>
               <w:rPr>
@@ -2960,7 +3179,7 @@
               <w14:ligatures w14:val="standardContextual"/>
             </w:rPr>
           </w:pPr>
-          <w:hyperlink w:anchor="_Toc242100069" w:history="1">
+          <w:hyperlink w:anchor="_Toc242171165" w:history="1">
             <w:r>
               <w:rPr>
                 <w:rStyle w:val="Siuktni"/>
@@ -2987,7 +3206,7 @@
                 <w:noProof/>
                 <w:webHidden/>
               </w:rPr>
-              <w:instrText xml:space="preserve"> PAGEREF _Toc242100069 \h </w:instrText>
+              <w:instrText xml:space="preserve"> PAGEREF _Toc242171165 \h </w:instrText>
             </w:r>
             <w:r>
               <w:rPr>
@@ -3007,7 +3226,7 @@
                 <w:noProof/>
                 <w:webHidden/>
               </w:rPr>
-              <w:t>11</w:t>
+              <w:t>13</w:t>
             </w:r>
             <w:r>
               <w:rPr>
@@ -3033,7 +3252,7 @@
               <w14:ligatures w14:val="standardContextual"/>
             </w:rPr>
           </w:pPr>
-          <w:hyperlink w:anchor="_Toc242100070" w:history="1">
+          <w:hyperlink w:anchor="_Toc242171166" w:history="1">
             <w:r>
               <w:rPr>
                 <w:rStyle w:val="Siuktni"/>
@@ -3060,7 +3279,7 @@
                 <w:noProof/>
                 <w:webHidden/>
               </w:rPr>
-              <w:instrText xml:space="preserve"> PAGEREF _Toc242100070 \h </w:instrText>
+              <w:instrText xml:space="preserve"> PAGEREF _Toc242171166 \h </w:instrText>
             </w:r>
             <w:r>
               <w:rPr>
@@ -3080,7 +3299,7 @@
                 <w:noProof/>
                 <w:webHidden/>
               </w:rPr>
-              <w:t>11</w:t>
+              <w:t>14</w:t>
             </w:r>
             <w:r>
               <w:rPr>
@@ -3106,7 +3325,7 @@
               <w14:ligatures w14:val="standardContextual"/>
             </w:rPr>
           </w:pPr>
-          <w:hyperlink w:anchor="_Toc242100071" w:history="1">
+          <w:hyperlink w:anchor="_Toc242171167" w:history="1">
             <w:r>
               <w:rPr>
                 <w:rStyle w:val="Siuktni"/>
@@ -3133,7 +3352,7 @@
                 <w:noProof/>
                 <w:webHidden/>
               </w:rPr>
-              <w:instrText xml:space="preserve"> PAGEREF _Toc242100071 \h </w:instrText>
+              <w:instrText xml:space="preserve"> PAGEREF _Toc242171167 \h </w:instrText>
             </w:r>
             <w:r>
               <w:rPr>
@@ -3153,7 +3372,7 @@
                 <w:noProof/>
                 <w:webHidden/>
               </w:rPr>
-              <w:t>11</w:t>
+              <w:t>14</w:t>
             </w:r>
             <w:r>
               <w:rPr>
@@ -3179,7 +3398,7 @@
               <w14:ligatures w14:val="standardContextual"/>
             </w:rPr>
           </w:pPr>
-          <w:hyperlink w:anchor="_Toc242100072" w:history="1">
+          <w:hyperlink w:anchor="_Toc242171168" w:history="1">
             <w:r>
               <w:rPr>
                 <w:rStyle w:val="Siuktni"/>
@@ -3206,7 +3425,7 @@
                 <w:noProof/>
                 <w:webHidden/>
               </w:rPr>
-              <w:instrText xml:space="preserve"> PAGEREF _Toc242100072 \h </w:instrText>
+              <w:instrText xml:space="preserve"> PAGEREF _Toc242171168 \h </w:instrText>
             </w:r>
             <w:r>
               <w:rPr>
@@ -3226,7 +3445,7 @@
                 <w:noProof/>
                 <w:webHidden/>
               </w:rPr>
-              <w:t>11</w:t>
+              <w:t>14</w:t>
             </w:r>
             <w:r>
               <w:rPr>
@@ -3255,7 +3474,7 @@
         <w:keepLines/>
         <w:pageBreakBefore/>
       </w:pPr>
-      <w:bookmarkStart w:id="0" w:name="_Toc242100049"/>
+      <w:bookmarkStart w:id="0" w:name="_Toc242171142"/>
       <w:r>
         <w:lastRenderedPageBreak/>
         <w:t>1. Tóm t</w:t>
@@ -3274,7 +3493,7 @@
         <w:keepNext/>
         <w:keepLines/>
       </w:pPr>
-      <w:bookmarkStart w:id="1" w:name="_Toc242100050"/>
+      <w:bookmarkStart w:id="1" w:name="_Toc242171143"/>
       <w:r>
         <w:t>1.1 M</w:t>
       </w:r>
@@ -3511,7 +3730,7 @@
         <w:keepNext/>
         <w:keepLines/>
       </w:pPr>
-      <w:bookmarkStart w:id="2" w:name="_Toc242100051"/>
+      <w:bookmarkStart w:id="2" w:name="_Toc242171144"/>
       <w:r>
         <w:t>1.2 K</w:t>
       </w:r>
@@ -4255,6 +4474,214 @@
     </w:p>
     <w:p>
       <w:pPr>
+        <w:pStyle w:val="oancuaDanhsach"/>
+        <w:numPr>
+          <w:ilvl w:val="0"/>
+          <w:numId w:val="2"/>
+        </w:numPr>
+        <w:spacing w:after="60" w:line="264" w:lineRule="auto"/>
+      </w:pPr>
+      <w:r>
+        <w:rPr>
+          <w:b/>
+          <w:bCs/>
+        </w:rPr>
+        <w:t>Hai baseline cơ b</w:t>
+      </w:r>
+      <w:r>
+        <w:rPr>
+          <w:b/>
+          <w:bCs/>
+        </w:rPr>
+        <w:t>ả</w:t>
+      </w:r>
+      <w:r>
+        <w:rPr>
+          <w:b/>
+          <w:bCs/>
+        </w:rPr>
+        <w:t>n gi</w:t>
+      </w:r>
+      <w:r>
+        <w:rPr>
+          <w:b/>
+          <w:bCs/>
+        </w:rPr>
+        <w:t>ả</w:t>
+      </w:r>
+      <w:r>
+        <w:rPr>
+          <w:b/>
+          <w:bCs/>
+        </w:rPr>
+        <w:t>i thích đi</w:t>
+      </w:r>
+      <w:r>
+        <w:rPr>
+          <w:b/>
+          <w:bCs/>
+        </w:rPr>
+        <w:t>ể</w:t>
+      </w:r>
+      <w:r>
+        <w:rPr>
+          <w:b/>
+          <w:bCs/>
+        </w:rPr>
+        <w:t>m cao c</w:t>
+      </w:r>
+      <w:r>
+        <w:rPr>
+          <w:b/>
+          <w:bCs/>
+        </w:rPr>
+        <w:t>ủ</w:t>
+      </w:r>
+      <w:r>
+        <w:rPr>
+          <w:b/>
+          <w:bCs/>
+        </w:rPr>
+        <w:t xml:space="preserve">a hybrid. </w:t>
+      </w:r>
+      <w:r>
+        <w:t>Trên m</w:t>
+      </w:r>
+      <w:r>
+        <w:t>ọ</w:t>
+      </w:r>
+      <w:r>
+        <w:t>i s</w:t>
+      </w:r>
+      <w:r>
+        <w:t>ự</w:t>
+      </w:r>
+      <w:r>
+        <w:t xml:space="preserve"> ki</w:t>
+      </w:r>
+      <w:r>
+        <w:t>ệ</w:t>
+      </w:r>
+      <w:r>
+        <w:t>n test, h</w:t>
+      </w:r>
+      <w:r>
+        <w:t>ồ</w:t>
+      </w:r>
+      <w:r>
+        <w:t>i quy logistic ch</w:t>
+      </w:r>
+      <w:r>
+        <w:t>ỉ</w:t>
+      </w:r>
+      <w:r>
+        <w:t xml:space="preserve"> dùng đi</w:t>
+      </w:r>
+      <w:r>
+        <w:t>ể</w:t>
+      </w:r>
+      <w:r>
+        <w:t>m đ</w:t>
+      </w:r>
+      <w:r>
+        <w:t>ế</w:t>
+      </w:r>
+      <w:r>
+        <w:t>n và ng</w:t>
+      </w:r>
+      <w:r>
+        <w:t>ữ</w:t>
+      </w:r>
+      <w:r>
+        <w:t xml:space="preserve"> c</w:t>
+      </w:r>
+      <w:r>
+        <w:t>ả</w:t>
+      </w:r>
+      <w:r>
+        <w:t>nh đ</w:t>
+      </w:r>
+      <w:r>
+        <w:t>ạ</w:t>
+      </w:r>
+      <w:r>
+        <w:t>t NDCG@5 0,3541, ItemKNN ch</w:t>
+      </w:r>
+      <w:r>
+        <w:t>ỉ</w:t>
+      </w:r>
+      <w:r>
+        <w:t xml:space="preserve"> dùng l</w:t>
+      </w:r>
+      <w:r>
+        <w:t>ị</w:t>
+      </w:r>
+      <w:r>
+        <w:t>ch s</w:t>
+      </w:r>
+      <w:r>
+        <w:t>ử</w:t>
+      </w:r>
+      <w:r>
+        <w:t xml:space="preserve"> đ</w:t>
+      </w:r>
+      <w:r>
+        <w:t>ạ</w:t>
+      </w:r>
+      <w:r>
+        <w:t>t 0,1940, hybrid đ</w:t>
+      </w:r>
+      <w:r>
+        <w:t>ạ</w:t>
+      </w:r>
+      <w:r>
+        <w:t>t 0,4349; không th</w:t>
+      </w:r>
+      <w:r>
+        <w:t>ấ</w:t>
+      </w:r>
+      <w:r>
+        <w:t>y d</w:t>
+      </w:r>
+      <w:r>
+        <w:t>ấ</w:t>
+      </w:r>
+      <w:r>
+        <w:t>u hi</w:t>
+      </w:r>
+      <w:r>
+        <w:t>ệ</w:t>
+      </w:r>
+      <w:r>
+        <w:t>u rò r</w:t>
+      </w:r>
+      <w:r>
+        <w:t>ỉ</w:t>
+      </w:r>
+      <w:r>
+        <w:t xml:space="preserve"> hay l</w:t>
+      </w:r>
+      <w:r>
+        <w:t>ỗ</w:t>
+      </w:r>
+      <w:r>
+        <w:t>i chia t</w:t>
+      </w:r>
+      <w:r>
+        <w:t>ậ</w:t>
+      </w:r>
+      <w:r>
+        <w:t>p (m</w:t>
+      </w:r>
+      <w:r>
+        <w:t>ụ</w:t>
+      </w:r>
+      <w:r>
+        <w:t>c 6.3).</w:t>
+      </w:r>
+    </w:p>
+    <w:p>
+      <w:pPr>
         <w:keepNext/>
         <w:spacing w:before="80" w:after="40"/>
         <w:jc w:val="center"/>
@@ -4264,7 +4691,7 @@
           <w:noProof/>
         </w:rPr>
         <w:drawing>
-          <wp:inline distT="0" distB="0" distL="0" distR="0" wp14:anchorId="183C32C5" wp14:editId="58745D92">
+          <wp:inline distT="0" distB="0" distL="0" distR="0" wp14:anchorId="4B8692C0" wp14:editId="04B8AF5D">
             <wp:extent cx="5760000" cy="2700347"/>
             <wp:effectExtent l="0" t="0" r="0" b="0"/>
             <wp:docPr id="1" name="Picture 1"/>
@@ -4442,7 +4869,7 @@
         <w:keepNext/>
         <w:keepLines/>
       </w:pPr>
-      <w:bookmarkStart w:id="3" w:name="_Toc242100052"/>
+      <w:bookmarkStart w:id="3" w:name="_Toc242171145"/>
       <w:r>
         <w:t>2. Tri</w:t>
       </w:r>
@@ -4460,7 +4887,7 @@
         <w:keepNext/>
         <w:keepLines/>
       </w:pPr>
-      <w:bookmarkStart w:id="4" w:name="_Toc242100053"/>
+      <w:bookmarkStart w:id="4" w:name="_Toc242171146"/>
       <w:r>
         <w:t>2.1 Nh</w:t>
       </w:r>
@@ -4673,7 +5100,7 @@
         </w:rPr>
         <w:lastRenderedPageBreak/>
         <w:drawing>
-          <wp:inline distT="0" distB="0" distL="0" distR="0" wp14:anchorId="0336981D" wp14:editId="60763D7E">
+          <wp:inline distT="0" distB="0" distL="0" distR="0" wp14:anchorId="3C2C2D92" wp14:editId="05DD0904">
             <wp:extent cx="5760000" cy="3200000"/>
             <wp:effectExtent l="0" t="0" r="0" b="0"/>
             <wp:docPr id="2" name="Picture 2"/>
@@ -4911,7 +5338,7 @@
         <w:keepNext/>
         <w:keepLines/>
       </w:pPr>
-      <w:bookmarkStart w:id="5" w:name="_Toc242100054"/>
+      <w:bookmarkStart w:id="5" w:name="_Toc242171147"/>
       <w:r>
         <w:t>2.2 T</w:t>
       </w:r>
@@ -6243,7 +6670,7 @@
         <w:keepNext/>
         <w:keepLines/>
       </w:pPr>
-      <w:bookmarkStart w:id="6" w:name="_Toc242100055"/>
+      <w:bookmarkStart w:id="6" w:name="_Toc242171148"/>
       <w:r>
         <w:t>2.3 Pipeline d</w:t>
       </w:r>
@@ -7294,7 +7721,7 @@
         <w:keepNext/>
         <w:keepLines/>
       </w:pPr>
-      <w:bookmarkStart w:id="7" w:name="_Toc242100056"/>
+      <w:bookmarkStart w:id="7" w:name="_Toc242171149"/>
       <w:r>
         <w:lastRenderedPageBreak/>
         <w:t>2.4 C</w:t>
@@ -8405,7 +8832,7 @@
         <w:keepNext/>
         <w:keepLines/>
       </w:pPr>
-      <w:bookmarkStart w:id="8" w:name="_Toc242100057"/>
+      <w:bookmarkStart w:id="8" w:name="_Toc242171150"/>
       <w:r>
         <w:t>3. K</w:t>
       </w:r>
@@ -8435,7 +8862,7 @@
         <w:keepNext/>
         <w:keepLines/>
       </w:pPr>
-      <w:bookmarkStart w:id="9" w:name="_Toc242100058"/>
+      <w:bookmarkStart w:id="9" w:name="_Toc242171151"/>
       <w:r>
         <w:t>3.1 K</w:t>
       </w:r>
@@ -9565,7 +9992,7 @@
           <w:noProof/>
         </w:rPr>
         <w:drawing>
-          <wp:inline distT="0" distB="0" distL="0" distR="0" wp14:anchorId="3321E404" wp14:editId="363544BF">
+          <wp:inline distT="0" distB="0" distL="0" distR="0" wp14:anchorId="0BAFA32A" wp14:editId="6C134B63">
             <wp:extent cx="5760000" cy="3313598"/>
             <wp:effectExtent l="0" t="0" r="0" b="0"/>
             <wp:docPr id="3" name="Picture 3"/>
@@ -9736,7 +10163,7 @@
         <w:keepNext/>
         <w:keepLines/>
       </w:pPr>
-      <w:bookmarkStart w:id="10" w:name="_Toc242100059"/>
+      <w:bookmarkStart w:id="10" w:name="_Toc242171152"/>
       <w:r>
         <w:t>3.2 Vì sao plain th</w:t>
       </w:r>
@@ -11078,7 +11505,7 @@
         <w:keepNext/>
         <w:keepLines/>
       </w:pPr>
-      <w:bookmarkStart w:id="11" w:name="_Toc242100060"/>
+      <w:bookmarkStart w:id="11" w:name="_Toc242171153"/>
       <w:r>
         <w:t>4. Hư</w:t>
       </w:r>
@@ -12606,7 +13033,7 @@
         <w:keepNext/>
         <w:keepLines/>
       </w:pPr>
-      <w:bookmarkStart w:id="12" w:name="_Toc242100061"/>
+      <w:bookmarkStart w:id="12" w:name="_Toc242171154"/>
       <w:r>
         <w:t>5. Hư</w:t>
       </w:r>
@@ -12636,7 +13063,7 @@
         <w:keepNext/>
         <w:keepLines/>
       </w:pPr>
-      <w:bookmarkStart w:id="13" w:name="_Toc242100062"/>
+      <w:bookmarkStart w:id="13" w:name="_Toc242171155"/>
       <w:r>
         <w:t>5.1 B1: prior đi</w:t>
       </w:r>
@@ -13170,7 +13597,7 @@
         </w:rPr>
         <w:lastRenderedPageBreak/>
         <w:drawing>
-          <wp:inline distT="0" distB="0" distL="0" distR="0" wp14:anchorId="349B1E51" wp14:editId="3DE6D57A">
+          <wp:inline distT="0" distB="0" distL="0" distR="0" wp14:anchorId="3B3FF998" wp14:editId="205713F6">
             <wp:extent cx="5760000" cy="2544761"/>
             <wp:effectExtent l="0" t="0" r="0" b="0"/>
             <wp:docPr id="4" name="Picture 4"/>
@@ -16306,7 +16733,7 @@
         <w:keepNext/>
         <w:keepLines/>
       </w:pPr>
-      <w:bookmarkStart w:id="14" w:name="_Toc242100063"/>
+      <w:bookmarkStart w:id="14" w:name="_Toc242171156"/>
       <w:r>
         <w:t>5.2 B2: sameDest, hybrid ba tín hi</w:t>
       </w:r>
@@ -20441,7 +20868,7 @@
         </w:rPr>
         <w:lastRenderedPageBreak/>
         <w:drawing>
-          <wp:inline distT="0" distB="0" distL="0" distR="0" wp14:anchorId="5B98912B" wp14:editId="07061563">
+          <wp:inline distT="0" distB="0" distL="0" distR="0" wp14:anchorId="47A592BE" wp14:editId="35FB5CB7">
             <wp:extent cx="5760000" cy="3135326"/>
             <wp:effectExtent l="0" t="0" r="0" b="0"/>
             <wp:docPr id="5" name="Picture 5"/>
@@ -21908,7 +22335,7 @@
         <w:keepNext/>
         <w:keepLines/>
       </w:pPr>
-      <w:bookmarkStart w:id="15" w:name="_Toc242100064"/>
+      <w:bookmarkStart w:id="15" w:name="_Toc242171157"/>
       <w:r>
         <w:t>5.3 B3: tách tr</w:t>
       </w:r>
@@ -24772,7 +25199,7 @@
         <w:keepNext/>
         <w:keepLines/>
       </w:pPr>
-      <w:bookmarkStart w:id="16" w:name="_Toc242100065"/>
+      <w:bookmarkStart w:id="16" w:name="_Toc242171158"/>
       <w:r>
         <w:t>6. T</w:t>
       </w:r>
@@ -24798,6 +25225,36 @@
         <w:t>ả</w:t>
       </w:r>
       <w:bookmarkEnd w:id="16"/>
+    </w:p>
+    <w:p>
+      <w:pPr>
+        <w:pStyle w:val="u2"/>
+        <w:keepNext/>
+        <w:keepLines/>
+      </w:pPr>
+      <w:bookmarkStart w:id="17" w:name="_Toc242171159"/>
+      <w:r>
+        <w:t>6.1 M</w:t>
+      </w:r>
+      <w:r>
+        <w:t>ọ</w:t>
+      </w:r>
+      <w:r>
+        <w:t>i s</w:t>
+      </w:r>
+      <w:r>
+        <w:t>ự</w:t>
+      </w:r>
+      <w:r>
+        <w:t xml:space="preserve"> ki</w:t>
+      </w:r>
+      <w:r>
+        <w:t>ệ</w:t>
+      </w:r>
+      <w:r>
+        <w:t>n test</w:t>
+      </w:r>
+      <w:bookmarkEnd w:id="17"/>
     </w:p>
     <w:p>
       <w:pPr>
@@ -26373,39 +26830,1151 @@
     </w:p>
     <w:p>
       <w:pPr>
-        <w:pStyle w:val="u1"/>
+        <w:pStyle w:val="u2"/>
         <w:keepNext/>
         <w:keepLines/>
       </w:pPr>
-      <w:bookmarkStart w:id="17" w:name="_Toc242100066"/>
-      <w:r>
-        <w:t>7. K</w:t>
+      <w:bookmarkStart w:id="18" w:name="_Toc242171160"/>
+      <w:r>
+        <w:t>6.2 Ngư</w:t>
+      </w:r>
+      <w:r>
+        <w:t>ờ</w:t>
+      </w:r>
+      <w:r>
+        <w:t>i dùng đã th</w:t>
+      </w:r>
+      <w:r>
+        <w:t>ấ</w:t>
+      </w:r>
+      <w:r>
+        <w:t>y và chưa th</w:t>
+      </w:r>
+      <w:r>
+        <w:t>ấ</w:t>
+      </w:r>
+      <w:r>
+        <w:t>y trong train</w:t>
+      </w:r>
+      <w:bookmarkEnd w:id="18"/>
+    </w:p>
+    <w:p>
+      <w:pPr>
+        <w:spacing w:after="100" w:line="276" w:lineRule="auto"/>
+        <w:jc w:val="both"/>
+      </w:pPr>
+      <w:r>
+        <w:t>T</w:t>
+      </w:r>
+      <w:r>
+        <w:t>ậ</w:t>
+      </w:r>
+      <w:r>
+        <w:t>p valid và test đư</w:t>
+      </w:r>
+      <w:r>
+        <w:t>ợ</w:t>
+      </w:r>
+      <w:r>
+        <w:t>c chia thành hai t</w:t>
+      </w:r>
+      <w:r>
+        <w:t>ậ</w:t>
+      </w:r>
+      <w:r>
+        <w:t>p con không giao nhau theo vi</w:t>
+      </w:r>
+      <w:r>
+        <w:t>ệ</w:t>
+      </w:r>
+      <w:r>
+        <w:t>c ngư</w:t>
+      </w:r>
+      <w:r>
+        <w:t>ờ</w:t>
+      </w:r>
+      <w:r>
+        <w:t>i dùng có m</w:t>
+      </w:r>
+      <w:r>
+        <w:t>ặ</w:t>
+      </w:r>
+      <w:r>
+        <w:t>t trong t</w:t>
+      </w:r>
+      <w:r>
+        <w:t>ậ</w:t>
+      </w:r>
+      <w:r>
+        <w:t>p train hay không. Đã th</w:t>
+      </w:r>
+      <w:r>
+        <w:t>ấ</w:t>
+      </w:r>
+      <w:r>
+        <w:t>y: có ít nh</w:t>
+      </w:r>
+      <w:r>
+        <w:t>ấ</w:t>
+      </w:r>
+      <w:r>
+        <w:t>t m</w:t>
+      </w:r>
+      <w:r>
+        <w:t>ộ</w:t>
+      </w:r>
+      <w:r>
+        <w:t>t dòng trong t</w:t>
+      </w:r>
+      <w:r>
+        <w:t>ậ</w:t>
+      </w:r>
+      <w:r>
+        <w:t>p train c</w:t>
+      </w:r>
+      <w:r>
+        <w:t>ủ</w:t>
+      </w:r>
+      <w:r>
+        <w:t>a RecBole. Chưa th</w:t>
+      </w:r>
+      <w:r>
+        <w:t>ấ</w:t>
+      </w:r>
+      <w:r>
+        <w:t>y (cold-start): không có dòng nào trong train, g</w:t>
+      </w:r>
+      <w:r>
+        <w:t>ồ</w:t>
+      </w:r>
+      <w:r>
+        <w:t>m hai lo</w:t>
+      </w:r>
+      <w:r>
+        <w:t>ạ</w:t>
+      </w:r>
+      <w:r>
+        <w:t>i s</w:t>
+      </w:r>
+      <w:r>
+        <w:t>ự</w:t>
+      </w:r>
+      <w:r>
+        <w:t xml:space="preserve"> ki</w:t>
+      </w:r>
+      <w:r>
+        <w:t>ệ</w:t>
+      </w:r>
+      <w:r>
+        <w:t>n: ngư</w:t>
+      </w:r>
+      <w:r>
+        <w:t>ờ</w:t>
+      </w:r>
+      <w:r>
+        <w:t>i đã có l</w:t>
+      </w:r>
+      <w:r>
+        <w:t>ị</w:t>
+      </w:r>
+      <w:r>
+        <w:t>ch s</w:t>
+      </w:r>
+      <w:r>
+        <w:t>ử</w:t>
+      </w:r>
+      <w:r>
+        <w:t xml:space="preserve"> (L ≥ 1) nhưng toàn b</w:t>
+      </w:r>
+      <w:r>
+        <w:t>ộ</w:t>
+      </w:r>
+      <w:r>
+        <w:t xml:space="preserve"> booking n</w:t>
+      </w:r>
+      <w:r>
+        <w:t>ằ</w:t>
+      </w:r>
+      <w:r>
+        <w:t>m sau c</w:t>
+      </w:r>
+      <w:r>
+        <w:t>ử</w:t>
+      </w:r>
+      <w:r>
+        <w:t>a s</w:t>
+      </w:r>
+      <w:r>
+        <w:t>ổ</w:t>
+      </w:r>
+      <w:r>
+        <w:t xml:space="preserve"> train, và l</w:t>
+      </w:r>
+      <w:r>
+        <w:t>ầ</w:t>
+      </w:r>
+      <w:r>
+        <w:t>n đ</w:t>
+      </w:r>
+      <w:r>
+        <w:t>ặ</w:t>
+      </w:r>
+      <w:r>
+        <w:t>t đ</w:t>
+      </w:r>
+      <w:r>
+        <w:t>ầ</w:t>
+      </w:r>
+      <w:r>
+        <w:t>u tiên c</w:t>
+      </w:r>
+      <w:r>
+        <w:t>ủ</w:t>
+      </w:r>
+      <w:r>
+        <w:t>a ngư</w:t>
+      </w:r>
+      <w:r>
+        <w:t>ờ</w:t>
+      </w:r>
+      <w:r>
+        <w:t>i dùng (L = 0).</w:t>
+      </w:r>
+    </w:p>
+    <w:p>
+      <w:pPr>
+        <w:keepNext/>
+        <w:spacing w:before="80" w:after="40"/>
+        <w:jc w:val="center"/>
+      </w:pPr>
+      <w:r>
+        <w:rPr>
+          <w:noProof/>
+        </w:rPr>
+        <w:lastRenderedPageBreak/>
+        <w:drawing>
+          <wp:inline distT="0" distB="0" distL="0" distR="0" wp14:anchorId="07209C38" wp14:editId="0915CB9E">
+            <wp:extent cx="5760000" cy="3235476"/>
+            <wp:effectExtent l="0" t="0" r="0" b="0"/>
+            <wp:docPr id="6" name="Picture 6"/>
+            <wp:cNvGraphicFramePr>
+              <a:graphicFrameLocks xmlns:a="http://schemas.openxmlformats.org/drawingml/2006/main" noChangeAspect="1"/>
+            </wp:cNvGraphicFramePr>
+            <a:graphic xmlns:a="http://schemas.openxmlformats.org/drawingml/2006/main">
+              <a:graphicData uri="http://schemas.openxmlformats.org/drawingml/2006/picture">
+                <pic:pic xmlns:pic="http://schemas.openxmlformats.org/drawingml/2006/picture">
+                  <pic:nvPicPr>
+                    <pic:cNvPr id="0" name="week3_fig5_seen_unseen_share.png"/>
+                    <pic:cNvPicPr/>
+                  </pic:nvPicPr>
+                  <pic:blipFill>
+                    <a:blip r:embed="rId13"/>
+                    <a:stretch>
+                      <a:fillRect/>
+                    </a:stretch>
+                  </pic:blipFill>
+                  <pic:spPr>
+                    <a:xfrm>
+                      <a:off x="0" y="0"/>
+                      <a:ext cx="5760000" cy="3235476"/>
+                    </a:xfrm>
+                    <a:prstGeom prst="rect">
+                      <a:avLst/>
+                    </a:prstGeom>
+                  </pic:spPr>
+                </pic:pic>
+              </a:graphicData>
+            </a:graphic>
+          </wp:inline>
+        </w:drawing>
+      </w:r>
+    </w:p>
+    <w:p>
+      <w:pPr>
+        <w:spacing w:after="160"/>
+        <w:jc w:val="center"/>
+      </w:pPr>
+      <w:r>
+        <w:rPr>
+          <w:i/>
+          <w:iCs/>
+          <w:color w:val="52514E"/>
+          <w:sz w:val="18"/>
+          <w:szCs w:val="18"/>
+        </w:rPr>
+        <w:t>Hình 6. T</w:t>
+      </w:r>
+      <w:r>
+        <w:rPr>
+          <w:i/>
+          <w:iCs/>
+          <w:color w:val="52514E"/>
+          <w:sz w:val="18"/>
+          <w:szCs w:val="18"/>
+        </w:rPr>
+        <w:t>ỉ</w:t>
+      </w:r>
+      <w:r>
+        <w:rPr>
+          <w:i/>
+          <w:iCs/>
+          <w:color w:val="52514E"/>
+          <w:sz w:val="18"/>
+          <w:szCs w:val="18"/>
+        </w:rPr>
+        <w:t xml:space="preserve"> l</w:t>
+      </w:r>
+      <w:r>
+        <w:rPr>
+          <w:i/>
+          <w:iCs/>
+          <w:color w:val="52514E"/>
+          <w:sz w:val="18"/>
+          <w:szCs w:val="18"/>
+        </w:rPr>
+        <w:t>ệ</w:t>
+      </w:r>
+      <w:r>
+        <w:rPr>
+          <w:i/>
+          <w:iCs/>
+          <w:color w:val="52514E"/>
+          <w:sz w:val="18"/>
+          <w:szCs w:val="18"/>
+        </w:rPr>
+        <w:t xml:space="preserve"> ngư</w:t>
+      </w:r>
+      <w:r>
+        <w:rPr>
+          <w:i/>
+          <w:iCs/>
+          <w:color w:val="52514E"/>
+          <w:sz w:val="18"/>
+          <w:szCs w:val="18"/>
+        </w:rPr>
+        <w:t>ờ</w:t>
+      </w:r>
+      <w:r>
+        <w:rPr>
+          <w:i/>
+          <w:iCs/>
+          <w:color w:val="52514E"/>
+          <w:sz w:val="18"/>
+          <w:szCs w:val="18"/>
+        </w:rPr>
+        <w:t>i dùng và s</w:t>
+      </w:r>
+      <w:r>
+        <w:rPr>
+          <w:i/>
+          <w:iCs/>
+          <w:color w:val="52514E"/>
+          <w:sz w:val="18"/>
+          <w:szCs w:val="18"/>
+        </w:rPr>
+        <w:t>ự</w:t>
+      </w:r>
+      <w:r>
+        <w:rPr>
+          <w:i/>
+          <w:iCs/>
+          <w:color w:val="52514E"/>
+          <w:sz w:val="18"/>
+          <w:szCs w:val="18"/>
+        </w:rPr>
+        <w:t xml:space="preserve"> ki</w:t>
+      </w:r>
+      <w:r>
+        <w:rPr>
+          <w:i/>
+          <w:iCs/>
+          <w:color w:val="52514E"/>
+          <w:sz w:val="18"/>
+          <w:szCs w:val="18"/>
+        </w:rPr>
+        <w:t>ệ</w:t>
+      </w:r>
+      <w:r>
+        <w:rPr>
+          <w:i/>
+          <w:iCs/>
+          <w:color w:val="52514E"/>
+          <w:sz w:val="18"/>
+          <w:szCs w:val="18"/>
+        </w:rPr>
+        <w:t>n đã th</w:t>
+      </w:r>
+      <w:r>
+        <w:rPr>
+          <w:i/>
+          <w:iCs/>
+          <w:color w:val="52514E"/>
+          <w:sz w:val="18"/>
+          <w:szCs w:val="18"/>
+        </w:rPr>
+        <w:t>ấ</w:t>
+      </w:r>
+      <w:r>
+        <w:rPr>
+          <w:i/>
+          <w:iCs/>
+          <w:color w:val="52514E"/>
+          <w:sz w:val="18"/>
+          <w:szCs w:val="18"/>
+        </w:rPr>
+        <w:t>y và chưa th</w:t>
+      </w:r>
+      <w:r>
+        <w:rPr>
+          <w:i/>
+          <w:iCs/>
+          <w:color w:val="52514E"/>
+          <w:sz w:val="18"/>
+          <w:szCs w:val="18"/>
+        </w:rPr>
+        <w:t>ấ</w:t>
+      </w:r>
+      <w:r>
+        <w:rPr>
+          <w:i/>
+          <w:iCs/>
+          <w:color w:val="52514E"/>
+          <w:sz w:val="18"/>
+          <w:szCs w:val="18"/>
+        </w:rPr>
+        <w:t>y trong train, t</w:t>
+      </w:r>
+      <w:r>
+        <w:rPr>
+          <w:i/>
+          <w:iCs/>
+          <w:color w:val="52514E"/>
+          <w:sz w:val="18"/>
+          <w:szCs w:val="18"/>
+        </w:rPr>
+        <w:t>ậ</w:t>
+      </w:r>
+      <w:r>
+        <w:rPr>
+          <w:i/>
+          <w:iCs/>
+          <w:color w:val="52514E"/>
+          <w:sz w:val="18"/>
+          <w:szCs w:val="18"/>
+        </w:rPr>
+        <w:t>p valid và test.</w:t>
+      </w:r>
+    </w:p>
+    <w:p>
+      <w:pPr>
+        <w:spacing w:after="100" w:line="276" w:lineRule="auto"/>
+        <w:jc w:val="both"/>
+      </w:pPr>
+      <w:r>
+        <w:t>Trên test, 51,1% ngư</w:t>
+      </w:r>
+      <w:r>
+        <w:t>ờ</w:t>
+      </w:r>
+      <w:r>
+        <w:t xml:space="preserve">i dùng (84.687 / 165.833) chưa có trong train, tương </w:t>
+      </w:r>
+      <w:r>
+        <w:t>ứ</w:t>
+      </w:r>
+      <w:r>
+        <w:t>ng 46,6% s</w:t>
+      </w:r>
+      <w:r>
+        <w:t>ự</w:t>
+      </w:r>
+      <w:r>
+        <w:t xml:space="preserve"> ki</w:t>
+      </w:r>
+      <w:r>
+        <w:t>ệ</w:t>
+      </w:r>
+      <w:r>
+        <w:t>n (125.088 / 268.113); trên valid là 46,8% ngư</w:t>
+      </w:r>
+      <w:r>
+        <w:t>ờ</w:t>
+      </w:r>
+      <w:r>
+        <w:t>i dùng và 40,2% s</w:t>
+      </w:r>
+      <w:r>
+        <w:t>ự</w:t>
+      </w:r>
+      <w:r>
+        <w:t xml:space="preserve"> ki</w:t>
+      </w:r>
+      <w:r>
+        <w:t>ệ</w:t>
+      </w:r>
+      <w:r>
+        <w:t>n. Trong s</w:t>
+      </w:r>
+      <w:r>
+        <w:t>ố</w:t>
+      </w:r>
+      <w:r>
+        <w:t xml:space="preserve"> ngư</w:t>
+      </w:r>
+      <w:r>
+        <w:t>ờ</w:t>
+      </w:r>
+      <w:r>
+        <w:t>i dùng chưa th</w:t>
+      </w:r>
+      <w:r>
+        <w:t>ấ</w:t>
+      </w:r>
+      <w:r>
+        <w:t xml:space="preserve">y </w:t>
+      </w:r>
+      <w:r>
+        <w:t>ở</w:t>
+      </w:r>
+      <w:r>
+        <w:t xml:space="preserve"> test, 48.008 ngư</w:t>
+      </w:r>
+      <w:r>
+        <w:t>ờ</w:t>
+      </w:r>
+      <w:r>
+        <w:t>i đã có l</w:t>
+      </w:r>
+      <w:r>
+        <w:t>ị</w:t>
+      </w:r>
+      <w:r>
+        <w:t>ch s</w:t>
+      </w:r>
+      <w:r>
+        <w:t>ử</w:t>
+      </w:r>
+      <w:r>
+        <w:t xml:space="preserve"> và 36.679 ngư</w:t>
+      </w:r>
+      <w:r>
+        <w:t>ờ</w:t>
+      </w:r>
+      <w:r>
+        <w:t>i ch</w:t>
+      </w:r>
+      <w:r>
+        <w:t>ỉ</w:t>
+      </w:r>
+      <w:r>
+        <w:t xml:space="preserve"> có l</w:t>
+      </w:r>
+      <w:r>
+        <w:t>ầ</w:t>
+      </w:r>
+      <w:r>
+        <w:t>n đ</w:t>
+      </w:r>
+      <w:r>
+        <w:t>ặ</w:t>
+      </w:r>
+      <w:r>
+        <w:t>t đ</w:t>
+      </w:r>
+      <w:r>
+        <w:t>ầ</w:t>
+      </w:r>
+      <w:r>
+        <w:t>u. Đ</w:t>
+      </w:r>
+      <w:r>
+        <w:t>ộ</w:t>
+      </w:r>
+      <w:r>
+        <w:t xml:space="preserve"> dài l</w:t>
+      </w:r>
+      <w:r>
+        <w:t>ị</w:t>
+      </w:r>
+      <w:r>
+        <w:t>ch s</w:t>
+      </w:r>
+      <w:r>
+        <w:t>ử</w:t>
+      </w:r>
+      <w:r>
+        <w:t xml:space="preserve"> trung bình trên test: 9,8 (đã th</w:t>
+      </w:r>
+      <w:r>
+        <w:t>ấ</w:t>
+      </w:r>
+      <w:r>
+        <w:t>y) so v</w:t>
+      </w:r>
+      <w:r>
+        <w:t>ớ</w:t>
+      </w:r>
+      <w:r>
+        <w:t>i 2,4 (chưa th</w:t>
+      </w:r>
+      <w:r>
+        <w:t>ấ</w:t>
+      </w:r>
+      <w:r>
+        <w:t>y, L ≥ 1).</w:t>
+      </w:r>
+    </w:p>
+    <w:p>
+      <w:pPr>
+        <w:keepNext/>
+        <w:spacing w:before="80" w:after="40"/>
+        <w:jc w:val="center"/>
+      </w:pPr>
+      <w:r>
+        <w:rPr>
+          <w:noProof/>
+        </w:rPr>
+        <w:drawing>
+          <wp:inline distT="0" distB="0" distL="0" distR="0" wp14:anchorId="24311383" wp14:editId="09C65B64">
+            <wp:extent cx="5760000" cy="2713095"/>
+            <wp:effectExtent l="0" t="0" r="0" b="0"/>
+            <wp:docPr id="7" name="Picture 7"/>
+            <wp:cNvGraphicFramePr>
+              <a:graphicFrameLocks xmlns:a="http://schemas.openxmlformats.org/drawingml/2006/main" noChangeAspect="1"/>
+            </wp:cNvGraphicFramePr>
+            <a:graphic xmlns:a="http://schemas.openxmlformats.org/drawingml/2006/main">
+              <a:graphicData uri="http://schemas.openxmlformats.org/drawingml/2006/picture">
+                <pic:pic xmlns:pic="http://schemas.openxmlformats.org/drawingml/2006/picture">
+                  <pic:nvPicPr>
+                    <pic:cNvPr id="0" name="week3_fig6_seen_unseen_results.png"/>
+                    <pic:cNvPicPr/>
+                  </pic:nvPicPr>
+                  <pic:blipFill>
+                    <a:blip r:embed="rId14"/>
+                    <a:stretch>
+                      <a:fillRect/>
+                    </a:stretch>
+                  </pic:blipFill>
+                  <pic:spPr>
+                    <a:xfrm>
+                      <a:off x="0" y="0"/>
+                      <a:ext cx="5760000" cy="2713095"/>
+                    </a:xfrm>
+                    <a:prstGeom prst="rect">
+                      <a:avLst/>
+                    </a:prstGeom>
+                  </pic:spPr>
+                </pic:pic>
+              </a:graphicData>
+            </a:graphic>
+          </wp:inline>
+        </w:drawing>
+      </w:r>
+    </w:p>
+    <w:p>
+      <w:pPr>
+        <w:spacing w:after="160"/>
+        <w:jc w:val="center"/>
+      </w:pPr>
+      <w:r>
+        <w:rPr>
+          <w:i/>
+          <w:iCs/>
+          <w:color w:val="52514E"/>
+          <w:sz w:val="18"/>
+          <w:szCs w:val="18"/>
+        </w:rPr>
+        <w:t>Hình 7. NDCG@5 và Recall@5 c</w:t>
+      </w:r>
+      <w:r>
+        <w:rPr>
+          <w:i/>
+          <w:iCs/>
+          <w:color w:val="52514E"/>
+          <w:sz w:val="18"/>
+          <w:szCs w:val="18"/>
+        </w:rPr>
+        <w:t>ủ</w:t>
+      </w:r>
+      <w:r>
+        <w:rPr>
+          <w:i/>
+          <w:iCs/>
+          <w:color w:val="52514E"/>
+          <w:sz w:val="18"/>
+          <w:szCs w:val="18"/>
+        </w:rPr>
+        <w:t>a SMLP4Rec plain và hybrid trên ngư</w:t>
+      </w:r>
+      <w:r>
+        <w:rPr>
+          <w:i/>
+          <w:iCs/>
+          <w:color w:val="52514E"/>
+          <w:sz w:val="18"/>
+          <w:szCs w:val="18"/>
+        </w:rPr>
+        <w:t>ờ</w:t>
+      </w:r>
+      <w:r>
+        <w:rPr>
+          <w:i/>
+          <w:iCs/>
+          <w:color w:val="52514E"/>
+          <w:sz w:val="18"/>
+          <w:szCs w:val="18"/>
+        </w:rPr>
+        <w:t>i dùng đã th</w:t>
+      </w:r>
+      <w:r>
+        <w:rPr>
+          <w:i/>
+          <w:iCs/>
+          <w:color w:val="52514E"/>
+          <w:sz w:val="18"/>
+          <w:szCs w:val="18"/>
+        </w:rPr>
+        <w:t>ấ</w:t>
+      </w:r>
+      <w:r>
+        <w:rPr>
+          <w:i/>
+          <w:iCs/>
+          <w:color w:val="52514E"/>
+          <w:sz w:val="18"/>
+          <w:szCs w:val="18"/>
+        </w:rPr>
+        <w:t>y và chưa th</w:t>
+      </w:r>
+      <w:r>
+        <w:rPr>
+          <w:i/>
+          <w:iCs/>
+          <w:color w:val="52514E"/>
+          <w:sz w:val="18"/>
+          <w:szCs w:val="18"/>
+        </w:rPr>
+        <w:t>ấ</w:t>
+      </w:r>
+      <w:r>
+        <w:rPr>
+          <w:i/>
+          <w:iCs/>
+          <w:color w:val="52514E"/>
+          <w:sz w:val="18"/>
+          <w:szCs w:val="18"/>
+        </w:rPr>
+        <w:t>y, t</w:t>
+      </w:r>
+      <w:r>
+        <w:rPr>
+          <w:i/>
+          <w:iCs/>
+          <w:color w:val="52514E"/>
+          <w:sz w:val="18"/>
+          <w:szCs w:val="18"/>
+        </w:rPr>
+        <w:t>ậ</w:t>
+      </w:r>
+      <w:r>
+        <w:rPr>
+          <w:i/>
+          <w:iCs/>
+          <w:color w:val="52514E"/>
+          <w:sz w:val="18"/>
+          <w:szCs w:val="18"/>
+        </w:rPr>
+        <w:t>p test.</w:t>
+      </w:r>
+    </w:p>
+    <w:p>
+      <w:pPr>
+        <w:spacing w:after="100" w:line="276" w:lineRule="auto"/>
+        <w:jc w:val="both"/>
+      </w:pPr>
+      <w:r>
+        <w:t xml:space="preserve">Hybrid cao hơn plain </w:t>
+      </w:r>
+      <w:r>
+        <w:t>ở</w:t>
+      </w:r>
+      <w:r>
+        <w:t xml:space="preserve"> m</w:t>
+      </w:r>
+      <w:r>
+        <w:t>ọ</w:t>
+      </w:r>
+      <w:r>
+        <w:t>i t</w:t>
+      </w:r>
+      <w:r>
+        <w:t>ậ</w:t>
+      </w:r>
+      <w:r>
+        <w:t xml:space="preserve">p con: NDCG@5 0,243 → 0,464 </w:t>
+      </w:r>
+      <w:r>
+        <w:t>ở</w:t>
+      </w:r>
+      <w:r>
+        <w:t xml:space="preserve"> ngư</w:t>
+      </w:r>
+      <w:r>
+        <w:t>ờ</w:t>
+      </w:r>
+      <w:r>
+        <w:t>i đã th</w:t>
+      </w:r>
+      <w:r>
+        <w:t>ấ</w:t>
+      </w:r>
+      <w:r>
+        <w:t xml:space="preserve">y, 0,180 → 0,402 </w:t>
+      </w:r>
+      <w:r>
+        <w:t>ở</w:t>
+      </w:r>
+      <w:r>
+        <w:t xml:space="preserve"> ngư</w:t>
+      </w:r>
+      <w:r>
+        <w:t>ờ</w:t>
+      </w:r>
+      <w:r>
+        <w:t>i chưa th</w:t>
+      </w:r>
+      <w:r>
+        <w:t>ấ</w:t>
+      </w:r>
+      <w:r>
+        <w:t>y; Recall@5 34,1% → 62,3% và 25,2% → 55,8%. Chênh l</w:t>
+      </w:r>
+      <w:r>
+        <w:t>ệ</w:t>
+      </w:r>
+      <w:r>
+        <w:t>ch NDCG@5 có kho</w:t>
+      </w:r>
+      <w:r>
+        <w:t>ả</w:t>
+      </w:r>
+      <w:r>
+        <w:t>ng tin c</w:t>
+      </w:r>
+      <w:r>
+        <w:t>ậ</w:t>
+      </w:r>
+      <w:r>
+        <w:t>y bootstrap 95% h</w:t>
+      </w:r>
+      <w:r>
+        <w:t>ẹ</w:t>
+      </w:r>
+      <w:r>
+        <w:t xml:space="preserve">p </w:t>
+      </w:r>
+      <w:r>
+        <w:t>ở</w:t>
+      </w:r>
+      <w:r>
+        <w:t xml:space="preserve"> m</w:t>
+      </w:r>
+      <w:r>
+        <w:t>ọ</w:t>
+      </w:r>
+      <w:r>
+        <w:t>i t</w:t>
+      </w:r>
+      <w:r>
+        <w:t>ậ</w:t>
+      </w:r>
+      <w:r>
+        <w:t>p con (chưa th</w:t>
+      </w:r>
+      <w:r>
+        <w:t>ấ</w:t>
+      </w:r>
+      <w:r>
+        <w:t>y: +0,2211 [0,2191; 0,2233]).</w:t>
+      </w:r>
+    </w:p>
+    <w:p>
+      <w:pPr>
+        <w:spacing w:after="100" w:line="276" w:lineRule="auto"/>
+        <w:jc w:val="both"/>
+      </w:pPr>
+      <w:r>
+        <w:rPr>
+          <w:b/>
+          <w:bCs/>
+        </w:rPr>
+        <w:t>Lưu ý v</w:t>
+      </w:r>
+      <w:r>
+        <w:rPr>
+          <w:b/>
+          <w:bCs/>
+        </w:rPr>
+        <w:t>ề</w:t>
+      </w:r>
+      <w:r>
+        <w:rPr>
+          <w:b/>
+          <w:bCs/>
+        </w:rPr>
+        <w:t xml:space="preserve"> plain </w:t>
+      </w:r>
+      <w:r>
+        <w:rPr>
+          <w:b/>
+          <w:bCs/>
+        </w:rPr>
+        <w:t>ở</w:t>
+      </w:r>
+      <w:r>
+        <w:rPr>
+          <w:b/>
+          <w:bCs/>
+        </w:rPr>
+        <w:t xml:space="preserve"> L = 0. </w:t>
+      </w:r>
+      <w:r>
+        <w:t>SMLP4Rec ch</w:t>
+      </w:r>
+      <w:r>
+        <w:t>ỉ</w:t>
+      </w:r>
+      <w:r>
+        <w:t xml:space="preserve"> đ</w:t>
+      </w:r>
+      <w:r>
+        <w:t>ọ</w:t>
+      </w:r>
+      <w:r>
+        <w:t>c chu</w:t>
+      </w:r>
+      <w:r>
+        <w:t>ỗ</w:t>
+      </w:r>
+      <w:r>
+        <w:t>i booking nên không ch</w:t>
+      </w:r>
+      <w:r>
+        <w:t>ấ</w:t>
+      </w:r>
+      <w:r>
+        <w:t>m đư</w:t>
+      </w:r>
+      <w:r>
+        <w:t>ợ</w:t>
+      </w:r>
+      <w:r>
+        <w:t>c l</w:t>
+      </w:r>
+      <w:r>
+        <w:t>ầ</w:t>
+      </w:r>
+      <w:r>
+        <w:t>n đ</w:t>
+      </w:r>
+      <w:r>
+        <w:t>ặ</w:t>
+      </w:r>
+      <w:r>
+        <w:t>t đ</w:t>
+      </w:r>
+      <w:r>
+        <w:t>ầ</w:t>
+      </w:r>
+      <w:r>
+        <w:t xml:space="preserve">u tiên; </w:t>
+      </w:r>
+      <w:r>
+        <w:t>ở</w:t>
+      </w:r>
+      <w:r>
+        <w:t xml:space="preserve"> c</w:t>
+      </w:r>
+      <w:r>
+        <w:t>ộ</w:t>
+      </w:r>
+      <w:r>
+        <w:t>t này plain dùng popularity toàn c</w:t>
+      </w:r>
+      <w:r>
+        <w:t>ụ</w:t>
+      </w:r>
+      <w:r>
+        <w:t>c (NDCG@5 0,081, Recall@5 13,2%), nên đây là đi</w:t>
+      </w:r>
+      <w:r>
+        <w:t>ể</w:t>
+      </w:r>
+      <w:r>
+        <w:t>m c</w:t>
+      </w:r>
+      <w:r>
+        <w:t>ủ</w:t>
+      </w:r>
+      <w:r>
+        <w:t>a popularity, không ph</w:t>
+      </w:r>
+      <w:r>
+        <w:t>ả</w:t>
+      </w:r>
+      <w:r>
+        <w:t>i c</w:t>
+      </w:r>
+      <w:r>
+        <w:t>ủ</w:t>
+      </w:r>
+      <w:r>
+        <w:t>a mô hình. V</w:t>
+      </w:r>
+      <w:r>
+        <w:t>ớ</w:t>
+      </w:r>
+      <w:r>
+        <w:t>i ngư</w:t>
+      </w:r>
+      <w:r>
+        <w:t>ờ</w:t>
+      </w:r>
+      <w:r>
+        <w:t>i chưa th</w:t>
+      </w:r>
+      <w:r>
+        <w:t>ấ</w:t>
+      </w:r>
+      <w:r>
+        <w:t>y nhưng có l</w:t>
+      </w:r>
+      <w:r>
+        <w:t>ị</w:t>
+      </w:r>
+      <w:r>
+        <w:t>ch s</w:t>
+      </w:r>
+      <w:r>
+        <w:t>ử</w:t>
+      </w:r>
+      <w:r>
+        <w:t xml:space="preserve"> (L ≥ 1), plain đ</w:t>
+      </w:r>
+      <w:r>
+        <w:t>ạ</w:t>
+      </w:r>
+      <w:r>
+        <w:t>t NDCG@5 0,245, g</w:t>
+      </w:r>
+      <w:r>
+        <w:t>ầ</w:t>
+      </w:r>
+      <w:r>
+        <w:t>n v</w:t>
+      </w:r>
+      <w:r>
+        <w:t>ớ</w:t>
+      </w:r>
+      <w:r>
+        <w:t>i ngư</w:t>
+      </w:r>
+      <w:r>
+        <w:t>ờ</w:t>
+      </w:r>
+      <w:r>
+        <w:t>i đã th</w:t>
+      </w:r>
+      <w:r>
+        <w:t>ấ</w:t>
+      </w:r>
+      <w:r>
+        <w:t>y (0,243): mô hình không có tham s</w:t>
+      </w:r>
+      <w:r>
+        <w:t>ố</w:t>
+      </w:r>
+      <w:r>
+        <w:t xml:space="preserve"> theo t</w:t>
+      </w:r>
+      <w:r>
+        <w:t>ừ</w:t>
+      </w:r>
+      <w:r>
+        <w:t>ng ngư</w:t>
+      </w:r>
+      <w:r>
+        <w:t>ờ</w:t>
+      </w:r>
+      <w:r>
+        <w:t>i dùng, nên vi</w:t>
+      </w:r>
+      <w:r>
+        <w:t>ệ</w:t>
+      </w:r>
+      <w:r>
+        <w:t>c ngư</w:t>
+      </w:r>
+      <w:r>
+        <w:t>ờ</w:t>
+      </w:r>
+      <w:r>
+        <w:t>i đó có m</w:t>
+      </w:r>
+      <w:r>
+        <w:t>ặ</w:t>
+      </w:r>
+      <w:r>
+        <w:t>t trong train không quy</w:t>
       </w:r>
       <w:r>
         <w:t>ế</w:t>
       </w:r>
       <w:r>
-        <w:t>t lu</w:t>
-      </w:r>
-      <w:r>
-        <w:t>ậ</w:t>
-      </w:r>
-      <w:r>
-        <w:t>n và bư</w:t>
+        <w:t>t đ</w:t>
+      </w:r>
+      <w:r>
+        <w:t>ị</w:t>
+      </w:r>
+      <w:r>
+        <w:t>nh; đ</w:t>
+      </w:r>
+      <w:r>
+        <w:t>ộ</w:t>
+      </w:r>
+      <w:r>
+        <w:t xml:space="preserve"> dài l</w:t>
+      </w:r>
+      <w:r>
+        <w:t>ị</w:t>
+      </w:r>
+      <w:r>
+        <w:t>ch s</w:t>
+      </w:r>
+      <w:r>
+        <w:t>ử</w:t>
+      </w:r>
+      <w:r>
+        <w:t xml:space="preserve"> m</w:t>
       </w:r>
       <w:r>
         <w:t>ớ</w:t>
       </w:r>
       <w:r>
-        <w:t>c ti</w:t>
+        <w:t>i quy</w:t>
       </w:r>
       <w:r>
         <w:t>ế</w:t>
       </w:r>
       <w:r>
-        <w:t>p theo</w:t>
-      </w:r>
-      <w:bookmarkEnd w:id="17"/>
+        <w:t>t đ</w:t>
+      </w:r>
+      <w:r>
+        <w:t>ị</w:t>
+      </w:r>
+      <w:r>
+        <w:t>nh.</w:t>
+      </w:r>
     </w:p>
     <w:p>
       <w:pPr>
@@ -26413,7 +27982,4702 @@
         <w:keepNext/>
         <w:keepLines/>
       </w:pPr>
-      <w:bookmarkStart w:id="18" w:name="_Toc242100067"/>
+      <w:bookmarkStart w:id="19" w:name="_Toc242171161"/>
+      <w:r>
+        <w:lastRenderedPageBreak/>
+        <w:t>6.3 Hai baseline cơ b</w:t>
+      </w:r>
+      <w:r>
+        <w:t>ả</w:t>
+      </w:r>
+      <w:r>
+        <w:t>n trên cùng phép chia</w:t>
+      </w:r>
+      <w:bookmarkEnd w:id="19"/>
+    </w:p>
+    <w:p>
+      <w:pPr>
+        <w:spacing w:after="100" w:line="276" w:lineRule="auto"/>
+        <w:jc w:val="both"/>
+      </w:pPr>
+      <w:r>
+        <w:t>Đ</w:t>
+      </w:r>
+      <w:r>
+        <w:t>ể</w:t>
+      </w:r>
+      <w:r>
+        <w:t xml:space="preserve"> ki</w:t>
+      </w:r>
+      <w:r>
+        <w:t>ể</w:t>
+      </w:r>
+      <w:r>
+        <w:t>m tra đi</w:t>
+      </w:r>
+      <w:r>
+        <w:t>ể</w:t>
+      </w:r>
+      <w:r>
+        <w:t>m cao c</w:t>
+      </w:r>
+      <w:r>
+        <w:t>ủ</w:t>
+      </w:r>
+      <w:r>
+        <w:t>a hybrid đ</w:t>
+      </w:r>
+      <w:r>
+        <w:t>ế</w:t>
+      </w:r>
+      <w:r>
+        <w:t>n t</w:t>
+      </w:r>
+      <w:r>
+        <w:t>ừ</w:t>
+      </w:r>
+      <w:r>
+        <w:t xml:space="preserve"> d</w:t>
+      </w:r>
+      <w:r>
+        <w:t>ữ</w:t>
+      </w:r>
+      <w:r>
+        <w:t xml:space="preserve"> li</w:t>
+      </w:r>
+      <w:r>
+        <w:t>ệ</w:t>
+      </w:r>
+      <w:r>
+        <w:t>u ch</w:t>
+      </w:r>
+      <w:r>
+        <w:t>ứ</w:t>
+      </w:r>
+      <w:r>
+        <w:t xml:space="preserve"> không t</w:t>
+      </w:r>
+      <w:r>
+        <w:t>ừ</w:t>
+      </w:r>
+      <w:r>
+        <w:t xml:space="preserve"> rò r</w:t>
+      </w:r>
+      <w:r>
+        <w:t>ỉ</w:t>
+      </w:r>
+      <w:r>
+        <w:t xml:space="preserve"> hay l</w:t>
+      </w:r>
+      <w:r>
+        <w:t>ỗ</w:t>
+      </w:r>
+      <w:r>
+        <w:t>i chia t</w:t>
+      </w:r>
+      <w:r>
+        <w:t>ậ</w:t>
+      </w:r>
+      <w:r>
+        <w:t>p, ch</w:t>
+      </w:r>
+      <w:r>
+        <w:t>ạ</w:t>
+      </w:r>
+      <w:r>
+        <w:t>y thêm hai mô hình có s</w:t>
+      </w:r>
+      <w:r>
+        <w:t>ẵ</w:t>
+      </w:r>
+      <w:r>
+        <w:t>n trong thư vi</w:t>
+      </w:r>
+      <w:r>
+        <w:t>ệ</w:t>
+      </w:r>
+      <w:r>
+        <w:t>n, không dùng code c</w:t>
+      </w:r>
+      <w:r>
+        <w:t>ủ</w:t>
+      </w:r>
+      <w:r>
+        <w:t>a hybrid, m</w:t>
+      </w:r>
+      <w:r>
+        <w:t>ỗ</w:t>
+      </w:r>
+      <w:r>
+        <w:t>i mô hình b</w:t>
+      </w:r>
+      <w:r>
+        <w:t>ị</w:t>
+      </w:r>
+      <w:r>
+        <w:t xml:space="preserve"> ch</w:t>
+      </w:r>
+      <w:r>
+        <w:t>ặ</w:t>
+      </w:r>
+      <w:r>
+        <w:t>n đúng m</w:t>
+      </w:r>
+      <w:r>
+        <w:t>ộ</w:t>
+      </w:r>
+      <w:r>
+        <w:t>t ngu</w:t>
+      </w:r>
+      <w:r>
+        <w:t>ồ</w:t>
+      </w:r>
+      <w:r>
+        <w:t>n tín hi</w:t>
+      </w:r>
+      <w:r>
+        <w:t>ệ</w:t>
+      </w:r>
+      <w:r>
+        <w:t>u (notebook 07_basic_baselines).</w:t>
+      </w:r>
+    </w:p>
+    <w:tbl>
+      <w:tblPr>
+        <w:tblW w:w="9638" w:type="dxa"/>
+        <w:tblBorders>
+          <w:top w:val="single" w:sz="4" w:space="0" w:color="auto"/>
+          <w:left w:val="single" w:sz="4" w:space="0" w:color="auto"/>
+          <w:bottom w:val="single" w:sz="4" w:space="0" w:color="auto"/>
+          <w:right w:val="single" w:sz="4" w:space="0" w:color="auto"/>
+          <w:insideH w:val="single" w:sz="4" w:space="0" w:color="auto"/>
+          <w:insideV w:val="single" w:sz="4" w:space="0" w:color="auto"/>
+        </w:tblBorders>
+        <w:tblCellMar>
+          <w:left w:w="10" w:type="dxa"/>
+          <w:right w:w="10" w:type="dxa"/>
+        </w:tblCellMar>
+        <w:tblLook w:val="04A0" w:firstRow="1" w:lastRow="0" w:firstColumn="1" w:lastColumn="0" w:noHBand="0" w:noVBand="1"/>
+      </w:tblPr>
+      <w:tblGrid>
+        <w:gridCol w:w="2062"/>
+        <w:gridCol w:w="1851"/>
+        <w:gridCol w:w="2060"/>
+        <w:gridCol w:w="2154"/>
+        <w:gridCol w:w="1511"/>
+      </w:tblGrid>
+      <w:tr>
+        <w:trPr>
+          <w:cantSplit/>
+          <w:tblHeader/>
+        </w:trPr>
+        <w:tc>
+          <w:tcPr>
+            <w:tcW w:w="2100" w:type="dxa"/>
+            <w:tcBorders>
+              <w:top w:val="single" w:sz="4" w:space="0" w:color="B8C2CF"/>
+              <w:left w:val="single" w:sz="4" w:space="0" w:color="B8C2CF"/>
+              <w:bottom w:val="single" w:sz="4" w:space="0" w:color="B8C2CF"/>
+              <w:right w:val="single" w:sz="4" w:space="0" w:color="B8C2CF"/>
+            </w:tcBorders>
+            <w:shd w:val="clear" w:color="auto" w:fill="E8EEF6"/>
+            <w:tcMar>
+              <w:top w:w="60" w:type="dxa"/>
+              <w:left w:w="100" w:type="dxa"/>
+              <w:bottom w:w="60" w:type="dxa"/>
+              <w:right w:w="100" w:type="dxa"/>
+            </w:tcMar>
+          </w:tcPr>
+          <w:p>
+            <w:pPr>
+              <w:spacing w:after="20"/>
+            </w:pPr>
+            <w:r>
+              <w:rPr>
+                <w:b/>
+                <w:bCs/>
+                <w:sz w:val="19"/>
+                <w:szCs w:val="19"/>
+              </w:rPr>
+              <w:t>Baseline</w:t>
+            </w:r>
+          </w:p>
+        </w:tc>
+        <w:tc>
+          <w:tcPr>
+            <w:tcW w:w="1700" w:type="dxa"/>
+            <w:tcBorders>
+              <w:top w:val="single" w:sz="4" w:space="0" w:color="B8C2CF"/>
+              <w:left w:val="single" w:sz="4" w:space="0" w:color="B8C2CF"/>
+              <w:bottom w:val="single" w:sz="4" w:space="0" w:color="B8C2CF"/>
+              <w:right w:val="single" w:sz="4" w:space="0" w:color="B8C2CF"/>
+            </w:tcBorders>
+            <w:shd w:val="clear" w:color="auto" w:fill="E8EEF6"/>
+            <w:tcMar>
+              <w:top w:w="60" w:type="dxa"/>
+              <w:left w:w="100" w:type="dxa"/>
+              <w:bottom w:w="60" w:type="dxa"/>
+              <w:right w:w="100" w:type="dxa"/>
+            </w:tcMar>
+          </w:tcPr>
+          <w:p>
+            <w:pPr>
+              <w:spacing w:after="20"/>
+            </w:pPr>
+            <w:r>
+              <w:rPr>
+                <w:b/>
+                <w:bCs/>
+                <w:sz w:val="19"/>
+                <w:szCs w:val="19"/>
+              </w:rPr>
+              <w:t>Thư vi</w:t>
+            </w:r>
+            <w:r>
+              <w:rPr>
+                <w:b/>
+                <w:bCs/>
+                <w:sz w:val="19"/>
+                <w:szCs w:val="19"/>
+              </w:rPr>
+              <w:t>ệ</w:t>
+            </w:r>
+            <w:r>
+              <w:rPr>
+                <w:b/>
+                <w:bCs/>
+                <w:sz w:val="19"/>
+                <w:szCs w:val="19"/>
+              </w:rPr>
+              <w:t>n</w:t>
+            </w:r>
+          </w:p>
+        </w:tc>
+        <w:tc>
+          <w:tcPr>
+            <w:tcW w:w="2100" w:type="dxa"/>
+            <w:tcBorders>
+              <w:top w:val="single" w:sz="4" w:space="0" w:color="B8C2CF"/>
+              <w:left w:val="single" w:sz="4" w:space="0" w:color="B8C2CF"/>
+              <w:bottom w:val="single" w:sz="4" w:space="0" w:color="B8C2CF"/>
+              <w:right w:val="single" w:sz="4" w:space="0" w:color="B8C2CF"/>
+            </w:tcBorders>
+            <w:shd w:val="clear" w:color="auto" w:fill="E8EEF6"/>
+            <w:tcMar>
+              <w:top w:w="60" w:type="dxa"/>
+              <w:left w:w="100" w:type="dxa"/>
+              <w:bottom w:w="60" w:type="dxa"/>
+              <w:right w:w="100" w:type="dxa"/>
+            </w:tcMar>
+          </w:tcPr>
+          <w:p>
+            <w:pPr>
+              <w:spacing w:after="20"/>
+            </w:pPr>
+            <w:r>
+              <w:rPr>
+                <w:b/>
+                <w:bCs/>
+                <w:sz w:val="19"/>
+                <w:szCs w:val="19"/>
+              </w:rPr>
+              <w:t>Th</w:t>
+            </w:r>
+            <w:r>
+              <w:rPr>
+                <w:b/>
+                <w:bCs/>
+                <w:sz w:val="19"/>
+                <w:szCs w:val="19"/>
+              </w:rPr>
+              <w:t>ấ</w:t>
+            </w:r>
+            <w:r>
+              <w:rPr>
+                <w:b/>
+                <w:bCs/>
+                <w:sz w:val="19"/>
+                <w:szCs w:val="19"/>
+              </w:rPr>
+              <w:t>y</w:t>
+            </w:r>
+          </w:p>
+        </w:tc>
+        <w:tc>
+          <w:tcPr>
+            <w:tcW w:w="2200" w:type="dxa"/>
+            <w:tcBorders>
+              <w:top w:val="single" w:sz="4" w:space="0" w:color="B8C2CF"/>
+              <w:left w:val="single" w:sz="4" w:space="0" w:color="B8C2CF"/>
+              <w:bottom w:val="single" w:sz="4" w:space="0" w:color="B8C2CF"/>
+              <w:right w:val="single" w:sz="4" w:space="0" w:color="B8C2CF"/>
+            </w:tcBorders>
+            <w:shd w:val="clear" w:color="auto" w:fill="E8EEF6"/>
+            <w:tcMar>
+              <w:top w:w="60" w:type="dxa"/>
+              <w:left w:w="100" w:type="dxa"/>
+              <w:bottom w:w="60" w:type="dxa"/>
+              <w:right w:w="100" w:type="dxa"/>
+            </w:tcMar>
+          </w:tcPr>
+          <w:p>
+            <w:pPr>
+              <w:spacing w:after="20"/>
+            </w:pPr>
+            <w:r>
+              <w:rPr>
+                <w:b/>
+                <w:bCs/>
+                <w:sz w:val="19"/>
+                <w:szCs w:val="19"/>
+              </w:rPr>
+              <w:t>Không th</w:t>
+            </w:r>
+            <w:r>
+              <w:rPr>
+                <w:b/>
+                <w:bCs/>
+                <w:sz w:val="19"/>
+                <w:szCs w:val="19"/>
+              </w:rPr>
+              <w:t>ấ</w:t>
+            </w:r>
+            <w:r>
+              <w:rPr>
+                <w:b/>
+                <w:bCs/>
+                <w:sz w:val="19"/>
+                <w:szCs w:val="19"/>
+              </w:rPr>
+              <w:t>y</w:t>
+            </w:r>
+          </w:p>
+        </w:tc>
+        <w:tc>
+          <w:tcPr>
+            <w:tcW w:w="1538" w:type="dxa"/>
+            <w:tcBorders>
+              <w:top w:val="single" w:sz="4" w:space="0" w:color="B8C2CF"/>
+              <w:left w:val="single" w:sz="4" w:space="0" w:color="B8C2CF"/>
+              <w:bottom w:val="single" w:sz="4" w:space="0" w:color="B8C2CF"/>
+              <w:right w:val="single" w:sz="4" w:space="0" w:color="B8C2CF"/>
+            </w:tcBorders>
+            <w:shd w:val="clear" w:color="auto" w:fill="E8EEF6"/>
+            <w:tcMar>
+              <w:top w:w="60" w:type="dxa"/>
+              <w:left w:w="100" w:type="dxa"/>
+              <w:bottom w:w="60" w:type="dxa"/>
+              <w:right w:w="100" w:type="dxa"/>
+            </w:tcMar>
+          </w:tcPr>
+          <w:p>
+            <w:pPr>
+              <w:spacing w:after="20"/>
+            </w:pPr>
+            <w:r>
+              <w:rPr>
+                <w:b/>
+                <w:bCs/>
+                <w:sz w:val="19"/>
+                <w:szCs w:val="19"/>
+              </w:rPr>
+              <w:t>Ch</w:t>
+            </w:r>
+            <w:r>
+              <w:rPr>
+                <w:b/>
+                <w:bCs/>
+                <w:sz w:val="19"/>
+                <w:szCs w:val="19"/>
+              </w:rPr>
+              <w:t>ọ</w:t>
+            </w:r>
+            <w:r>
+              <w:rPr>
+                <w:b/>
+                <w:bCs/>
+                <w:sz w:val="19"/>
+                <w:szCs w:val="19"/>
+              </w:rPr>
+              <w:t>n trên valid</w:t>
+            </w:r>
+          </w:p>
+        </w:tc>
+      </w:tr>
+      <w:tr>
+        <w:trPr>
+          <w:cantSplit/>
+        </w:trPr>
+        <w:tc>
+          <w:tcPr>
+            <w:tcW w:w="2100" w:type="dxa"/>
+            <w:tcBorders>
+              <w:top w:val="single" w:sz="4" w:space="0" w:color="B8C2CF"/>
+              <w:left w:val="single" w:sz="4" w:space="0" w:color="B8C2CF"/>
+              <w:bottom w:val="single" w:sz="4" w:space="0" w:color="B8C2CF"/>
+              <w:right w:val="single" w:sz="4" w:space="0" w:color="B8C2CF"/>
+            </w:tcBorders>
+            <w:tcMar>
+              <w:top w:w="60" w:type="dxa"/>
+              <w:left w:w="100" w:type="dxa"/>
+              <w:bottom w:w="60" w:type="dxa"/>
+              <w:right w:w="100" w:type="dxa"/>
+            </w:tcMar>
+          </w:tcPr>
+          <w:p>
+            <w:pPr>
+              <w:spacing w:after="20"/>
+            </w:pPr>
+            <w:r>
+              <w:rPr>
+                <w:sz w:val="19"/>
+                <w:szCs w:val="19"/>
+              </w:rPr>
+              <w:t>ItemKNN (cosine, Sarwar 2001)</w:t>
+            </w:r>
+          </w:p>
+        </w:tc>
+        <w:tc>
+          <w:tcPr>
+            <w:tcW w:w="1700" w:type="dxa"/>
+            <w:tcBorders>
+              <w:top w:val="single" w:sz="4" w:space="0" w:color="B8C2CF"/>
+              <w:left w:val="single" w:sz="4" w:space="0" w:color="B8C2CF"/>
+              <w:bottom w:val="single" w:sz="4" w:space="0" w:color="B8C2CF"/>
+              <w:right w:val="single" w:sz="4" w:space="0" w:color="B8C2CF"/>
+            </w:tcBorders>
+            <w:tcMar>
+              <w:top w:w="60" w:type="dxa"/>
+              <w:left w:w="100" w:type="dxa"/>
+              <w:bottom w:w="60" w:type="dxa"/>
+              <w:right w:w="100" w:type="dxa"/>
+            </w:tcMar>
+          </w:tcPr>
+          <w:p>
+            <w:pPr>
+              <w:spacing w:after="20"/>
+            </w:pPr>
+            <w:r>
+              <w:rPr>
+                <w:sz w:val="19"/>
+                <w:szCs w:val="19"/>
+              </w:rPr>
+              <w:t>implicit, CosineRecommender</w:t>
+            </w:r>
+          </w:p>
+        </w:tc>
+        <w:tc>
+          <w:tcPr>
+            <w:tcW w:w="2100" w:type="dxa"/>
+            <w:tcBorders>
+              <w:top w:val="single" w:sz="4" w:space="0" w:color="B8C2CF"/>
+              <w:left w:val="single" w:sz="4" w:space="0" w:color="B8C2CF"/>
+              <w:bottom w:val="single" w:sz="4" w:space="0" w:color="B8C2CF"/>
+              <w:right w:val="single" w:sz="4" w:space="0" w:color="B8C2CF"/>
+            </w:tcBorders>
+            <w:tcMar>
+              <w:top w:w="60" w:type="dxa"/>
+              <w:left w:w="100" w:type="dxa"/>
+              <w:bottom w:w="60" w:type="dxa"/>
+              <w:right w:w="100" w:type="dxa"/>
+            </w:tcMar>
+          </w:tcPr>
+          <w:p>
+            <w:pPr>
+              <w:spacing w:after="20"/>
+            </w:pPr>
+            <w:r>
+              <w:rPr>
+                <w:sz w:val="19"/>
+                <w:szCs w:val="19"/>
+              </w:rPr>
+              <w:t>20 booking g</w:t>
+            </w:r>
+            <w:r>
+              <w:rPr>
+                <w:sz w:val="19"/>
+                <w:szCs w:val="19"/>
+              </w:rPr>
+              <w:t>ầ</w:t>
+            </w:r>
+            <w:r>
+              <w:rPr>
+                <w:sz w:val="19"/>
+                <w:szCs w:val="19"/>
+              </w:rPr>
+              <w:t>n nh</w:t>
+            </w:r>
+            <w:r>
+              <w:rPr>
+                <w:sz w:val="19"/>
+                <w:szCs w:val="19"/>
+              </w:rPr>
+              <w:t>ấ</w:t>
+            </w:r>
+            <w:r>
+              <w:rPr>
+                <w:sz w:val="19"/>
+                <w:szCs w:val="19"/>
+              </w:rPr>
+              <w:t>t c</w:t>
+            </w:r>
+            <w:r>
+              <w:rPr>
+                <w:sz w:val="19"/>
+                <w:szCs w:val="19"/>
+              </w:rPr>
+              <w:t>ủ</w:t>
+            </w:r>
+            <w:r>
+              <w:rPr>
+                <w:sz w:val="19"/>
+                <w:szCs w:val="19"/>
+              </w:rPr>
+              <w:t>a ngư</w:t>
+            </w:r>
+            <w:r>
+              <w:rPr>
+                <w:sz w:val="19"/>
+                <w:szCs w:val="19"/>
+              </w:rPr>
+              <w:t>ờ</w:t>
+            </w:r>
+            <w:r>
+              <w:rPr>
+                <w:sz w:val="19"/>
+                <w:szCs w:val="19"/>
+              </w:rPr>
+              <w:t>i dùng</w:t>
+            </w:r>
+          </w:p>
+        </w:tc>
+        <w:tc>
+          <w:tcPr>
+            <w:tcW w:w="2200" w:type="dxa"/>
+            <w:tcBorders>
+              <w:top w:val="single" w:sz="4" w:space="0" w:color="B8C2CF"/>
+              <w:left w:val="single" w:sz="4" w:space="0" w:color="B8C2CF"/>
+              <w:bottom w:val="single" w:sz="4" w:space="0" w:color="B8C2CF"/>
+              <w:right w:val="single" w:sz="4" w:space="0" w:color="B8C2CF"/>
+            </w:tcBorders>
+            <w:tcMar>
+              <w:top w:w="60" w:type="dxa"/>
+              <w:left w:w="100" w:type="dxa"/>
+              <w:bottom w:w="60" w:type="dxa"/>
+              <w:right w:w="100" w:type="dxa"/>
+            </w:tcMar>
+          </w:tcPr>
+          <w:p>
+            <w:pPr>
+              <w:spacing w:after="20"/>
+            </w:pPr>
+            <w:r>
+              <w:rPr>
+                <w:sz w:val="19"/>
+                <w:szCs w:val="19"/>
+              </w:rPr>
+              <w:t>đi</w:t>
+            </w:r>
+            <w:r>
+              <w:rPr>
+                <w:sz w:val="19"/>
+                <w:szCs w:val="19"/>
+              </w:rPr>
+              <w:t>ể</w:t>
+            </w:r>
+            <w:r>
+              <w:rPr>
+                <w:sz w:val="19"/>
+                <w:szCs w:val="19"/>
+              </w:rPr>
+              <w:t>m đ</w:t>
+            </w:r>
+            <w:r>
+              <w:rPr>
+                <w:sz w:val="19"/>
+                <w:szCs w:val="19"/>
+              </w:rPr>
+              <w:t>ế</w:t>
+            </w:r>
+            <w:r>
+              <w:rPr>
+                <w:sz w:val="19"/>
+                <w:szCs w:val="19"/>
+              </w:rPr>
+              <w:t>n, m</w:t>
+            </w:r>
+            <w:r>
+              <w:rPr>
+                <w:sz w:val="19"/>
+                <w:szCs w:val="19"/>
+              </w:rPr>
+              <w:t>ọ</w:t>
+            </w:r>
+            <w:r>
+              <w:rPr>
+                <w:sz w:val="19"/>
+                <w:szCs w:val="19"/>
+              </w:rPr>
+              <w:t>i ng</w:t>
+            </w:r>
+            <w:r>
+              <w:rPr>
+                <w:sz w:val="19"/>
+                <w:szCs w:val="19"/>
+              </w:rPr>
+              <w:t>ữ</w:t>
+            </w:r>
+            <w:r>
+              <w:rPr>
+                <w:sz w:val="19"/>
+                <w:szCs w:val="19"/>
+              </w:rPr>
+              <w:t xml:space="preserve"> c</w:t>
+            </w:r>
+            <w:r>
+              <w:rPr>
+                <w:sz w:val="19"/>
+                <w:szCs w:val="19"/>
+              </w:rPr>
+              <w:t>ả</w:t>
+            </w:r>
+            <w:r>
+              <w:rPr>
+                <w:sz w:val="19"/>
+                <w:szCs w:val="19"/>
+              </w:rPr>
+              <w:t>nh</w:t>
+            </w:r>
+          </w:p>
+        </w:tc>
+        <w:tc>
+          <w:tcPr>
+            <w:tcW w:w="1538" w:type="dxa"/>
+            <w:tcBorders>
+              <w:top w:val="single" w:sz="4" w:space="0" w:color="B8C2CF"/>
+              <w:left w:val="single" w:sz="4" w:space="0" w:color="B8C2CF"/>
+              <w:bottom w:val="single" w:sz="4" w:space="0" w:color="B8C2CF"/>
+              <w:right w:val="single" w:sz="4" w:space="0" w:color="B8C2CF"/>
+            </w:tcBorders>
+            <w:tcMar>
+              <w:top w:w="60" w:type="dxa"/>
+              <w:left w:w="100" w:type="dxa"/>
+              <w:bottom w:w="60" w:type="dxa"/>
+              <w:right w:w="100" w:type="dxa"/>
+            </w:tcMar>
+          </w:tcPr>
+          <w:p>
+            <w:pPr>
+              <w:spacing w:after="20"/>
+            </w:pPr>
+            <w:r>
+              <w:rPr>
+                <w:sz w:val="19"/>
+                <w:szCs w:val="19"/>
+              </w:rPr>
+              <w:t>K = 100 trong {5, 10, 20, 50, 100}</w:t>
+            </w:r>
+          </w:p>
+        </w:tc>
+      </w:tr>
+      <w:tr>
+        <w:trPr>
+          <w:cantSplit/>
+        </w:trPr>
+        <w:tc>
+          <w:tcPr>
+            <w:tcW w:w="2100" w:type="dxa"/>
+            <w:tcBorders>
+              <w:top w:val="single" w:sz="4" w:space="0" w:color="B8C2CF"/>
+              <w:left w:val="single" w:sz="4" w:space="0" w:color="B8C2CF"/>
+              <w:bottom w:val="single" w:sz="4" w:space="0" w:color="B8C2CF"/>
+              <w:right w:val="single" w:sz="4" w:space="0" w:color="B8C2CF"/>
+            </w:tcBorders>
+            <w:tcMar>
+              <w:top w:w="60" w:type="dxa"/>
+              <w:left w:w="100" w:type="dxa"/>
+              <w:bottom w:w="60" w:type="dxa"/>
+              <w:right w:w="100" w:type="dxa"/>
+            </w:tcMar>
+          </w:tcPr>
+          <w:p>
+            <w:pPr>
+              <w:spacing w:after="20"/>
+            </w:pPr>
+            <w:r>
+              <w:rPr>
+                <w:sz w:val="19"/>
+                <w:szCs w:val="19"/>
+              </w:rPr>
+              <w:t>H</w:t>
+            </w:r>
+            <w:r>
+              <w:rPr>
+                <w:sz w:val="19"/>
+                <w:szCs w:val="19"/>
+              </w:rPr>
+              <w:t>ồ</w:t>
+            </w:r>
+            <w:r>
+              <w:rPr>
+                <w:sz w:val="19"/>
+                <w:szCs w:val="19"/>
+              </w:rPr>
+              <w:t>i quy logistic đa l</w:t>
+            </w:r>
+            <w:r>
+              <w:rPr>
+                <w:sz w:val="19"/>
+                <w:szCs w:val="19"/>
+              </w:rPr>
+              <w:t>ớ</w:t>
+            </w:r>
+            <w:r>
+              <w:rPr>
+                <w:sz w:val="19"/>
+                <w:szCs w:val="19"/>
+              </w:rPr>
+              <w:t>p</w:t>
+            </w:r>
+          </w:p>
+        </w:tc>
+        <w:tc>
+          <w:tcPr>
+            <w:tcW w:w="1700" w:type="dxa"/>
+            <w:tcBorders>
+              <w:top w:val="single" w:sz="4" w:space="0" w:color="B8C2CF"/>
+              <w:left w:val="single" w:sz="4" w:space="0" w:color="B8C2CF"/>
+              <w:bottom w:val="single" w:sz="4" w:space="0" w:color="B8C2CF"/>
+              <w:right w:val="single" w:sz="4" w:space="0" w:color="B8C2CF"/>
+            </w:tcBorders>
+            <w:tcMar>
+              <w:top w:w="60" w:type="dxa"/>
+              <w:left w:w="100" w:type="dxa"/>
+              <w:bottom w:w="60" w:type="dxa"/>
+              <w:right w:w="100" w:type="dxa"/>
+            </w:tcMar>
+          </w:tcPr>
+          <w:p>
+            <w:pPr>
+              <w:spacing w:after="20"/>
+            </w:pPr>
+            <w:r>
+              <w:rPr>
+                <w:sz w:val="19"/>
+                <w:szCs w:val="19"/>
+              </w:rPr>
+              <w:t>scikit-learn, saga</w:t>
+            </w:r>
+          </w:p>
+        </w:tc>
+        <w:tc>
+          <w:tcPr>
+            <w:tcW w:w="2100" w:type="dxa"/>
+            <w:tcBorders>
+              <w:top w:val="single" w:sz="4" w:space="0" w:color="B8C2CF"/>
+              <w:left w:val="single" w:sz="4" w:space="0" w:color="B8C2CF"/>
+              <w:bottom w:val="single" w:sz="4" w:space="0" w:color="B8C2CF"/>
+              <w:right w:val="single" w:sz="4" w:space="0" w:color="B8C2CF"/>
+            </w:tcBorders>
+            <w:tcMar>
+              <w:top w:w="60" w:type="dxa"/>
+              <w:left w:w="100" w:type="dxa"/>
+              <w:bottom w:w="60" w:type="dxa"/>
+              <w:right w:w="100" w:type="dxa"/>
+            </w:tcMar>
+          </w:tcPr>
+          <w:p>
+            <w:pPr>
+              <w:spacing w:after="20"/>
+            </w:pPr>
+            <w:r>
+              <w:rPr>
+                <w:sz w:val="19"/>
+                <w:szCs w:val="19"/>
+              </w:rPr>
+              <w:t>đi</w:t>
+            </w:r>
+            <w:r>
+              <w:rPr>
+                <w:sz w:val="19"/>
+                <w:szCs w:val="19"/>
+              </w:rPr>
+              <w:t>ể</w:t>
+            </w:r>
+            <w:r>
+              <w:rPr>
+                <w:sz w:val="19"/>
+                <w:szCs w:val="19"/>
+              </w:rPr>
+              <w:t>m đ</w:t>
+            </w:r>
+            <w:r>
+              <w:rPr>
+                <w:sz w:val="19"/>
+                <w:szCs w:val="19"/>
+              </w:rPr>
+              <w:t>ế</w:t>
+            </w:r>
+            <w:r>
+              <w:rPr>
+                <w:sz w:val="19"/>
+                <w:szCs w:val="19"/>
+              </w:rPr>
+              <w:t>n + ng</w:t>
+            </w:r>
+            <w:r>
+              <w:rPr>
+                <w:sz w:val="19"/>
+                <w:szCs w:val="19"/>
+              </w:rPr>
+              <w:t>ữ</w:t>
+            </w:r>
+            <w:r>
+              <w:rPr>
+                <w:sz w:val="19"/>
+                <w:szCs w:val="19"/>
+              </w:rPr>
+              <w:t xml:space="preserve"> c</w:t>
+            </w:r>
+            <w:r>
+              <w:rPr>
+                <w:sz w:val="19"/>
+                <w:szCs w:val="19"/>
+              </w:rPr>
+              <w:t>ả</w:t>
+            </w:r>
+            <w:r>
+              <w:rPr>
+                <w:sz w:val="19"/>
+                <w:szCs w:val="19"/>
+              </w:rPr>
+              <w:t>nh lư</w:t>
+            </w:r>
+            <w:r>
+              <w:rPr>
+                <w:sz w:val="19"/>
+                <w:szCs w:val="19"/>
+              </w:rPr>
+              <w:t>ợ</w:t>
+            </w:r>
+            <w:r>
+              <w:rPr>
+                <w:sz w:val="19"/>
+                <w:szCs w:val="19"/>
+              </w:rPr>
+              <w:t>t tìm (one-hot)</w:t>
+            </w:r>
+          </w:p>
+        </w:tc>
+        <w:tc>
+          <w:tcPr>
+            <w:tcW w:w="2200" w:type="dxa"/>
+            <w:tcBorders>
+              <w:top w:val="single" w:sz="4" w:space="0" w:color="B8C2CF"/>
+              <w:left w:val="single" w:sz="4" w:space="0" w:color="B8C2CF"/>
+              <w:bottom w:val="single" w:sz="4" w:space="0" w:color="B8C2CF"/>
+              <w:right w:val="single" w:sz="4" w:space="0" w:color="B8C2CF"/>
+            </w:tcBorders>
+            <w:tcMar>
+              <w:top w:w="60" w:type="dxa"/>
+              <w:left w:w="100" w:type="dxa"/>
+              <w:bottom w:w="60" w:type="dxa"/>
+              <w:right w:w="100" w:type="dxa"/>
+            </w:tcMar>
+          </w:tcPr>
+          <w:p>
+            <w:pPr>
+              <w:spacing w:after="20"/>
+            </w:pPr>
+            <w:r>
+              <w:rPr>
+                <w:sz w:val="19"/>
+                <w:szCs w:val="19"/>
+              </w:rPr>
+              <w:t>l</w:t>
+            </w:r>
+            <w:r>
+              <w:rPr>
+                <w:sz w:val="19"/>
+                <w:szCs w:val="19"/>
+              </w:rPr>
+              <w:t>ị</w:t>
+            </w:r>
+            <w:r>
+              <w:rPr>
+                <w:sz w:val="19"/>
+                <w:szCs w:val="19"/>
+              </w:rPr>
+              <w:t>ch s</w:t>
+            </w:r>
+            <w:r>
+              <w:rPr>
+                <w:sz w:val="19"/>
+                <w:szCs w:val="19"/>
+              </w:rPr>
+              <w:t>ử</w:t>
+            </w:r>
+            <w:r>
+              <w:rPr>
+                <w:sz w:val="19"/>
+                <w:szCs w:val="19"/>
+              </w:rPr>
+              <w:t>, m</w:t>
+            </w:r>
+            <w:r>
+              <w:rPr>
+                <w:sz w:val="19"/>
+                <w:szCs w:val="19"/>
+              </w:rPr>
+              <w:t>ọ</w:t>
+            </w:r>
+            <w:r>
+              <w:rPr>
+                <w:sz w:val="19"/>
+                <w:szCs w:val="19"/>
+              </w:rPr>
+              <w:t>i trư</w:t>
+            </w:r>
+            <w:r>
+              <w:rPr>
+                <w:sz w:val="19"/>
+                <w:szCs w:val="19"/>
+              </w:rPr>
+              <w:t>ờ</w:t>
+            </w:r>
+            <w:r>
+              <w:rPr>
+                <w:sz w:val="19"/>
+                <w:szCs w:val="19"/>
+              </w:rPr>
+              <w:t>ng c</w:t>
+            </w:r>
+            <w:r>
+              <w:rPr>
+                <w:sz w:val="19"/>
+                <w:szCs w:val="19"/>
+              </w:rPr>
+              <w:t>ủ</w:t>
+            </w:r>
+            <w:r>
+              <w:rPr>
+                <w:sz w:val="19"/>
+                <w:szCs w:val="19"/>
+              </w:rPr>
+              <w:t>a khách s</w:t>
+            </w:r>
+            <w:r>
+              <w:rPr>
+                <w:sz w:val="19"/>
+                <w:szCs w:val="19"/>
+              </w:rPr>
+              <w:t>ạ</w:t>
+            </w:r>
+            <w:r>
+              <w:rPr>
+                <w:sz w:val="19"/>
+                <w:szCs w:val="19"/>
+              </w:rPr>
+              <w:t>n đã đ</w:t>
+            </w:r>
+            <w:r>
+              <w:rPr>
+                <w:sz w:val="19"/>
+                <w:szCs w:val="19"/>
+              </w:rPr>
+              <w:t>ặ</w:t>
+            </w:r>
+            <w:r>
+              <w:rPr>
+                <w:sz w:val="19"/>
+                <w:szCs w:val="19"/>
+              </w:rPr>
+              <w:t>t, thành ph</w:t>
+            </w:r>
+            <w:r>
+              <w:rPr>
+                <w:sz w:val="19"/>
+                <w:szCs w:val="19"/>
+              </w:rPr>
+              <w:t>ố</w:t>
+            </w:r>
+            <w:r>
+              <w:rPr>
+                <w:sz w:val="19"/>
+                <w:szCs w:val="19"/>
+              </w:rPr>
+              <w:t xml:space="preserve"> và vùng c</w:t>
+            </w:r>
+            <w:r>
+              <w:rPr>
+                <w:sz w:val="19"/>
+                <w:szCs w:val="19"/>
+              </w:rPr>
+              <w:t>ủ</w:t>
+            </w:r>
+            <w:r>
+              <w:rPr>
+                <w:sz w:val="19"/>
+                <w:szCs w:val="19"/>
+              </w:rPr>
+              <w:t>a khách</w:t>
+            </w:r>
+          </w:p>
+        </w:tc>
+        <w:tc>
+          <w:tcPr>
+            <w:tcW w:w="1538" w:type="dxa"/>
+            <w:tcBorders>
+              <w:top w:val="single" w:sz="4" w:space="0" w:color="B8C2CF"/>
+              <w:left w:val="single" w:sz="4" w:space="0" w:color="B8C2CF"/>
+              <w:bottom w:val="single" w:sz="4" w:space="0" w:color="B8C2CF"/>
+              <w:right w:val="single" w:sz="4" w:space="0" w:color="B8C2CF"/>
+            </w:tcBorders>
+            <w:tcMar>
+              <w:top w:w="60" w:type="dxa"/>
+              <w:left w:w="100" w:type="dxa"/>
+              <w:bottom w:w="60" w:type="dxa"/>
+              <w:right w:w="100" w:type="dxa"/>
+            </w:tcMar>
+          </w:tcPr>
+          <w:p>
+            <w:pPr>
+              <w:spacing w:after="20"/>
+            </w:pPr>
+            <w:r>
+              <w:rPr>
+                <w:sz w:val="19"/>
+                <w:szCs w:val="19"/>
+              </w:rPr>
+              <w:t>C = 10 trong {0,1; 1; 10}; 3 epoch</w:t>
+            </w:r>
+          </w:p>
+        </w:tc>
+      </w:tr>
+    </w:tbl>
+    <w:p>
+      <w:pPr>
+        <w:spacing w:after="100" w:line="276" w:lineRule="auto"/>
+      </w:pPr>
+    </w:p>
+    <w:p>
+      <w:pPr>
+        <w:spacing w:after="100" w:line="276" w:lineRule="auto"/>
+        <w:jc w:val="both"/>
+      </w:pPr>
+      <w:r>
+        <w:t>Phép chia gi</w:t>
+      </w:r>
+      <w:r>
+        <w:t>ố</w:t>
+      </w:r>
+      <w:r>
+        <w:t>ng b</w:t>
+      </w:r>
+      <w:r>
+        <w:t>ả</w:t>
+      </w:r>
+      <w:r>
+        <w:t>n plain: chia theo th</w:t>
+      </w:r>
+      <w:r>
+        <w:t>ờ</w:t>
+      </w:r>
+      <w:r>
+        <w:t>i gian 80/10/10 trên 2.186.700 m</w:t>
+      </w:r>
+      <w:r>
+        <w:t>ụ</w:t>
+      </w:r>
+      <w:r>
+        <w:t>c tiêu “đ</w:t>
+      </w:r>
+      <w:r>
+        <w:t>ặ</w:t>
+      </w:r>
+      <w:r>
+        <w:t>t ti</w:t>
+      </w:r>
+      <w:r>
+        <w:t>ế</w:t>
+      </w:r>
+      <w:r>
+        <w:t>p theo”, l</w:t>
+      </w:r>
+      <w:r>
+        <w:t>ầ</w:t>
+      </w:r>
+      <w:r>
+        <w:t>n đ</w:t>
+      </w:r>
+      <w:r>
+        <w:t>ặ</w:t>
+      </w:r>
+      <w:r>
+        <w:t>t đ</w:t>
+      </w:r>
+      <w:r>
+        <w:t>ầ</w:t>
+      </w:r>
+      <w:r>
+        <w:t>u c</w:t>
+      </w:r>
+      <w:r>
+        <w:t>ủ</w:t>
+      </w:r>
+      <w:r>
+        <w:t>a m</w:t>
+      </w:r>
+      <w:r>
+        <w:t>ỗ</w:t>
+      </w:r>
+      <w:r>
+        <w:t>i ngư</w:t>
+      </w:r>
+      <w:r>
+        <w:t>ờ</w:t>
+      </w:r>
+      <w:r>
+        <w:t>i dùng (L = 0) ch</w:t>
+      </w:r>
+      <w:r>
+        <w:t>ấ</w:t>
+      </w:r>
+      <w:r>
+        <w:t>m riêng trong cùng c</w:t>
+      </w:r>
+      <w:r>
+        <w:t>ử</w:t>
+      </w:r>
+      <w:r>
+        <w:t>a s</w:t>
+      </w:r>
+      <w:r>
+        <w:t>ổ</w:t>
+      </w:r>
+      <w:r>
+        <w:t xml:space="preserve"> th</w:t>
+      </w:r>
+      <w:r>
+        <w:t>ờ</w:t>
+      </w:r>
+      <w:r>
+        <w:t>i gian. T</w:t>
+      </w:r>
+      <w:r>
+        <w:t>ậ</w:t>
+      </w:r>
+      <w:r>
+        <w:t>p test có 268.113 s</w:t>
+      </w:r>
+      <w:r>
+        <w:t>ự</w:t>
+      </w:r>
+      <w:r>
+        <w:t xml:space="preserve"> ki</w:t>
+      </w:r>
+      <w:r>
+        <w:t>ệ</w:t>
+      </w:r>
+      <w:r>
+        <w:t>n, b</w:t>
+      </w:r>
+      <w:r>
+        <w:t>ả</w:t>
+      </w:r>
+      <w:r>
+        <w:t>n plain có 268.113 (chênh 0); s</w:t>
+      </w:r>
+      <w:r>
+        <w:t>ố</w:t>
+      </w:r>
+      <w:r>
+        <w:t xml:space="preserve"> dòng </w:t>
+      </w:r>
+      <w:r>
+        <w:t>ở</w:t>
+      </w:r>
+      <w:r>
+        <w:t xml:space="preserve"> t</w:t>
+      </w:r>
+      <w:r>
+        <w:t>ừ</w:t>
+      </w:r>
+      <w:r>
+        <w:t>ng t</w:t>
+      </w:r>
+      <w:r>
+        <w:t>ậ</w:t>
+      </w:r>
+      <w:r>
+        <w:t>p con (đã th</w:t>
+      </w:r>
+      <w:r>
+        <w:t>ấ</w:t>
+      </w:r>
+      <w:r>
+        <w:t>y, chưa th</w:t>
+      </w:r>
+      <w:r>
+        <w:t>ấ</w:t>
+      </w:r>
+      <w:r>
+        <w:t>y) l</w:t>
+      </w:r>
+      <w:r>
+        <w:t>ệ</w:t>
+      </w:r>
+      <w:r>
+        <w:t>ch t</w:t>
+      </w:r>
+      <w:r>
+        <w:t>ố</w:t>
+      </w:r>
+      <w:r>
+        <w:t>i đa 4 dòng. C</w:t>
+      </w:r>
+      <w:r>
+        <w:t>ả</w:t>
+      </w:r>
+      <w:r>
+        <w:t xml:space="preserve"> hai mô hình hu</w:t>
+      </w:r>
+      <w:r>
+        <w:t>ấ</w:t>
+      </w:r>
+      <w:r>
+        <w:t>n luy</w:t>
+      </w:r>
+      <w:r>
+        <w:t>ệ</w:t>
+      </w:r>
+      <w:r>
+        <w:t>n trên booking trư</w:t>
+      </w:r>
+      <w:r>
+        <w:t>ớ</w:t>
+      </w:r>
+      <w:r>
+        <w:t>c m</w:t>
+      </w:r>
+      <w:r>
+        <w:t>ố</w:t>
+      </w:r>
+      <w:r>
+        <w:t>c c</w:t>
+      </w:r>
+      <w:r>
+        <w:t>ắ</w:t>
+      </w:r>
+      <w:r>
+        <w:t>t c</w:t>
+      </w:r>
+      <w:r>
+        <w:t>ủ</w:t>
+      </w:r>
+      <w:r>
+        <w:t>a prior; K và C ch</w:t>
+      </w:r>
+      <w:r>
+        <w:t>ọ</w:t>
+      </w:r>
+      <w:r>
+        <w:t>n trên valid theo Recall@5 + NDCG@5, test ch</w:t>
+      </w:r>
+      <w:r>
+        <w:t>ấ</w:t>
+      </w:r>
+      <w:r>
+        <w:t>m m</w:t>
+      </w:r>
+      <w:r>
+        <w:t>ộ</w:t>
+      </w:r>
+      <w:r>
+        <w:t>t l</w:t>
+      </w:r>
+      <w:r>
+        <w:t>ầ</w:t>
+      </w:r>
+      <w:r>
+        <w:t>n. ItemKNN không có epoch: đ</w:t>
+      </w:r>
+      <w:r>
+        <w:t>ộ</w:t>
+      </w:r>
+      <w:r>
+        <w:t xml:space="preserve"> tương t</w:t>
+      </w:r>
+      <w:r>
+        <w:t>ự</w:t>
+      </w:r>
+      <w:r>
+        <w:t xml:space="preserve"> cosine tính m</w:t>
+      </w:r>
+      <w:r>
+        <w:t>ộ</w:t>
+      </w:r>
+      <w:r>
+        <w:t>t l</w:t>
+      </w:r>
+      <w:r>
+        <w:t>ầ</w:t>
+      </w:r>
+      <w:r>
+        <w:t>n; h</w:t>
+      </w:r>
+      <w:r>
+        <w:t>ồ</w:t>
+      </w:r>
+      <w:r>
+        <w:t>i quy logistic ch</w:t>
+      </w:r>
+      <w:r>
+        <w:t>ạ</w:t>
+      </w:r>
+      <w:r>
+        <w:t xml:space="preserve">y đúng 3 epoch, </w:t>
+      </w:r>
+      <w:r>
+        <w:t>không d</w:t>
+      </w:r>
+      <w:r>
+        <w:t>ừ</w:t>
+      </w:r>
+      <w:r>
+        <w:t>ng s</w:t>
+      </w:r>
+      <w:r>
+        <w:t>ớ</w:t>
+      </w:r>
+      <w:r>
+        <w:t>m. Dòng không có l</w:t>
+      </w:r>
+      <w:r>
+        <w:t>ị</w:t>
+      </w:r>
+      <w:r>
+        <w:t>ch s</w:t>
+      </w:r>
+      <w:r>
+        <w:t>ử</w:t>
+      </w:r>
+      <w:r>
+        <w:t xml:space="preserve"> (L = 0) dùng popularity toàn c</w:t>
+      </w:r>
+      <w:r>
+        <w:t>ụ</w:t>
+      </w:r>
+      <w:r>
+        <w:t xml:space="preserve">c </w:t>
+      </w:r>
+      <w:r>
+        <w:t>ở</w:t>
+      </w:r>
+      <w:r>
+        <w:t xml:space="preserve"> ItemKNN.</w:t>
+      </w:r>
+    </w:p>
+    <w:tbl>
+      <w:tblPr>
+        <w:tblW w:w="9638" w:type="dxa"/>
+        <w:tblBorders>
+          <w:top w:val="single" w:sz="4" w:space="0" w:color="auto"/>
+          <w:left w:val="single" w:sz="4" w:space="0" w:color="auto"/>
+          <w:bottom w:val="single" w:sz="4" w:space="0" w:color="auto"/>
+          <w:right w:val="single" w:sz="4" w:space="0" w:color="auto"/>
+          <w:insideH w:val="single" w:sz="4" w:space="0" w:color="auto"/>
+          <w:insideV w:val="single" w:sz="4" w:space="0" w:color="auto"/>
+        </w:tblBorders>
+        <w:tblCellMar>
+          <w:left w:w="10" w:type="dxa"/>
+          <w:right w:w="10" w:type="dxa"/>
+        </w:tblCellMar>
+        <w:tblLook w:val="04A0" w:firstRow="1" w:lastRow="0" w:firstColumn="1" w:lastColumn="0" w:noHBand="0" w:noVBand="1"/>
+      </w:tblPr>
+      <w:tblGrid>
+        <w:gridCol w:w="3000"/>
+        <w:gridCol w:w="1300"/>
+        <w:gridCol w:w="1300"/>
+        <w:gridCol w:w="1300"/>
+        <w:gridCol w:w="1438"/>
+        <w:gridCol w:w="1300"/>
+      </w:tblGrid>
+      <w:tr>
+        <w:trPr>
+          <w:cantSplit/>
+          <w:tblHeader/>
+        </w:trPr>
+        <w:tc>
+          <w:tcPr>
+            <w:tcW w:w="3000" w:type="dxa"/>
+            <w:tcBorders>
+              <w:top w:val="single" w:sz="4" w:space="0" w:color="B8C2CF"/>
+              <w:left w:val="single" w:sz="4" w:space="0" w:color="B8C2CF"/>
+              <w:bottom w:val="single" w:sz="4" w:space="0" w:color="B8C2CF"/>
+              <w:right w:val="single" w:sz="4" w:space="0" w:color="B8C2CF"/>
+            </w:tcBorders>
+            <w:shd w:val="clear" w:color="auto" w:fill="E8EEF6"/>
+            <w:tcMar>
+              <w:top w:w="60" w:type="dxa"/>
+              <w:left w:w="100" w:type="dxa"/>
+              <w:bottom w:w="60" w:type="dxa"/>
+              <w:right w:w="100" w:type="dxa"/>
+            </w:tcMar>
+          </w:tcPr>
+          <w:p>
+            <w:pPr>
+              <w:spacing w:after="20"/>
+            </w:pPr>
+            <w:r>
+              <w:rPr>
+                <w:b/>
+                <w:bCs/>
+                <w:sz w:val="19"/>
+                <w:szCs w:val="19"/>
+              </w:rPr>
+              <w:t>Cách (test)</w:t>
+            </w:r>
+          </w:p>
+        </w:tc>
+        <w:tc>
+          <w:tcPr>
+            <w:tcW w:w="1300" w:type="dxa"/>
+            <w:tcBorders>
+              <w:top w:val="single" w:sz="4" w:space="0" w:color="B8C2CF"/>
+              <w:left w:val="single" w:sz="4" w:space="0" w:color="B8C2CF"/>
+              <w:bottom w:val="single" w:sz="4" w:space="0" w:color="B8C2CF"/>
+              <w:right w:val="single" w:sz="4" w:space="0" w:color="B8C2CF"/>
+            </w:tcBorders>
+            <w:shd w:val="clear" w:color="auto" w:fill="E8EEF6"/>
+            <w:tcMar>
+              <w:top w:w="60" w:type="dxa"/>
+              <w:left w:w="100" w:type="dxa"/>
+              <w:bottom w:w="60" w:type="dxa"/>
+              <w:right w:w="100" w:type="dxa"/>
+            </w:tcMar>
+          </w:tcPr>
+          <w:p>
+            <w:pPr>
+              <w:spacing w:after="20"/>
+            </w:pPr>
+            <w:r>
+              <w:rPr>
+                <w:b/>
+                <w:bCs/>
+                <w:sz w:val="19"/>
+                <w:szCs w:val="19"/>
+              </w:rPr>
+              <w:t>NDCG@5 m</w:t>
+            </w:r>
+            <w:r>
+              <w:rPr>
+                <w:b/>
+                <w:bCs/>
+                <w:sz w:val="19"/>
+                <w:szCs w:val="19"/>
+              </w:rPr>
+              <w:t>ọ</w:t>
+            </w:r>
+            <w:r>
+              <w:rPr>
+                <w:b/>
+                <w:bCs/>
+                <w:sz w:val="19"/>
+                <w:szCs w:val="19"/>
+              </w:rPr>
+              <w:t>i s</w:t>
+            </w:r>
+            <w:r>
+              <w:rPr>
+                <w:b/>
+                <w:bCs/>
+                <w:sz w:val="19"/>
+                <w:szCs w:val="19"/>
+              </w:rPr>
+              <w:t>ự</w:t>
+            </w:r>
+            <w:r>
+              <w:rPr>
+                <w:b/>
+                <w:bCs/>
+                <w:sz w:val="19"/>
+                <w:szCs w:val="19"/>
+              </w:rPr>
+              <w:t xml:space="preserve"> ki</w:t>
+            </w:r>
+            <w:r>
+              <w:rPr>
+                <w:b/>
+                <w:bCs/>
+                <w:sz w:val="19"/>
+                <w:szCs w:val="19"/>
+              </w:rPr>
+              <w:t>ệ</w:t>
+            </w:r>
+            <w:r>
+              <w:rPr>
+                <w:b/>
+                <w:bCs/>
+                <w:sz w:val="19"/>
+                <w:szCs w:val="19"/>
+              </w:rPr>
+              <w:t>n</w:t>
+            </w:r>
+          </w:p>
+        </w:tc>
+        <w:tc>
+          <w:tcPr>
+            <w:tcW w:w="1300" w:type="dxa"/>
+            <w:tcBorders>
+              <w:top w:val="single" w:sz="4" w:space="0" w:color="B8C2CF"/>
+              <w:left w:val="single" w:sz="4" w:space="0" w:color="B8C2CF"/>
+              <w:bottom w:val="single" w:sz="4" w:space="0" w:color="B8C2CF"/>
+              <w:right w:val="single" w:sz="4" w:space="0" w:color="B8C2CF"/>
+            </w:tcBorders>
+            <w:shd w:val="clear" w:color="auto" w:fill="E8EEF6"/>
+            <w:tcMar>
+              <w:top w:w="60" w:type="dxa"/>
+              <w:left w:w="100" w:type="dxa"/>
+              <w:bottom w:w="60" w:type="dxa"/>
+              <w:right w:w="100" w:type="dxa"/>
+            </w:tcMar>
+          </w:tcPr>
+          <w:p>
+            <w:pPr>
+              <w:spacing w:after="20"/>
+            </w:pPr>
+            <w:r>
+              <w:rPr>
+                <w:b/>
+                <w:bCs/>
+                <w:sz w:val="19"/>
+                <w:szCs w:val="19"/>
+              </w:rPr>
+              <w:t>Recall@5 m</w:t>
+            </w:r>
+            <w:r>
+              <w:rPr>
+                <w:b/>
+                <w:bCs/>
+                <w:sz w:val="19"/>
+                <w:szCs w:val="19"/>
+              </w:rPr>
+              <w:t>ọ</w:t>
+            </w:r>
+            <w:r>
+              <w:rPr>
+                <w:b/>
+                <w:bCs/>
+                <w:sz w:val="19"/>
+                <w:szCs w:val="19"/>
+              </w:rPr>
+              <w:t>i s</w:t>
+            </w:r>
+            <w:r>
+              <w:rPr>
+                <w:b/>
+                <w:bCs/>
+                <w:sz w:val="19"/>
+                <w:szCs w:val="19"/>
+              </w:rPr>
+              <w:t>ự</w:t>
+            </w:r>
+            <w:r>
+              <w:rPr>
+                <w:b/>
+                <w:bCs/>
+                <w:sz w:val="19"/>
+                <w:szCs w:val="19"/>
+              </w:rPr>
+              <w:t xml:space="preserve"> ki</w:t>
+            </w:r>
+            <w:r>
+              <w:rPr>
+                <w:b/>
+                <w:bCs/>
+                <w:sz w:val="19"/>
+                <w:szCs w:val="19"/>
+              </w:rPr>
+              <w:t>ệ</w:t>
+            </w:r>
+            <w:r>
+              <w:rPr>
+                <w:b/>
+                <w:bCs/>
+                <w:sz w:val="19"/>
+                <w:szCs w:val="19"/>
+              </w:rPr>
+              <w:t>n</w:t>
+            </w:r>
+          </w:p>
+        </w:tc>
+        <w:tc>
+          <w:tcPr>
+            <w:tcW w:w="1300" w:type="dxa"/>
+            <w:tcBorders>
+              <w:top w:val="single" w:sz="4" w:space="0" w:color="B8C2CF"/>
+              <w:left w:val="single" w:sz="4" w:space="0" w:color="B8C2CF"/>
+              <w:bottom w:val="single" w:sz="4" w:space="0" w:color="B8C2CF"/>
+              <w:right w:val="single" w:sz="4" w:space="0" w:color="B8C2CF"/>
+            </w:tcBorders>
+            <w:shd w:val="clear" w:color="auto" w:fill="E8EEF6"/>
+            <w:tcMar>
+              <w:top w:w="60" w:type="dxa"/>
+              <w:left w:w="100" w:type="dxa"/>
+              <w:bottom w:w="60" w:type="dxa"/>
+              <w:right w:w="100" w:type="dxa"/>
+            </w:tcMar>
+          </w:tcPr>
+          <w:p>
+            <w:pPr>
+              <w:spacing w:after="20"/>
+            </w:pPr>
+            <w:r>
+              <w:rPr>
+                <w:b/>
+                <w:bCs/>
+                <w:sz w:val="19"/>
+                <w:szCs w:val="19"/>
+              </w:rPr>
+              <w:t>NDCG@5 đã th</w:t>
+            </w:r>
+            <w:r>
+              <w:rPr>
+                <w:b/>
+                <w:bCs/>
+                <w:sz w:val="19"/>
+                <w:szCs w:val="19"/>
+              </w:rPr>
+              <w:t>ấ</w:t>
+            </w:r>
+            <w:r>
+              <w:rPr>
+                <w:b/>
+                <w:bCs/>
+                <w:sz w:val="19"/>
+                <w:szCs w:val="19"/>
+              </w:rPr>
+              <w:t>y</w:t>
+            </w:r>
+          </w:p>
+        </w:tc>
+        <w:tc>
+          <w:tcPr>
+            <w:tcW w:w="1438" w:type="dxa"/>
+            <w:tcBorders>
+              <w:top w:val="single" w:sz="4" w:space="0" w:color="B8C2CF"/>
+              <w:left w:val="single" w:sz="4" w:space="0" w:color="B8C2CF"/>
+              <w:bottom w:val="single" w:sz="4" w:space="0" w:color="B8C2CF"/>
+              <w:right w:val="single" w:sz="4" w:space="0" w:color="B8C2CF"/>
+            </w:tcBorders>
+            <w:shd w:val="clear" w:color="auto" w:fill="E8EEF6"/>
+            <w:tcMar>
+              <w:top w:w="60" w:type="dxa"/>
+              <w:left w:w="100" w:type="dxa"/>
+              <w:bottom w:w="60" w:type="dxa"/>
+              <w:right w:w="100" w:type="dxa"/>
+            </w:tcMar>
+          </w:tcPr>
+          <w:p>
+            <w:pPr>
+              <w:spacing w:after="20"/>
+            </w:pPr>
+            <w:r>
+              <w:rPr>
+                <w:b/>
+                <w:bCs/>
+                <w:sz w:val="19"/>
+                <w:szCs w:val="19"/>
+              </w:rPr>
+              <w:t>NDCG@5 chưa th</w:t>
+            </w:r>
+            <w:r>
+              <w:rPr>
+                <w:b/>
+                <w:bCs/>
+                <w:sz w:val="19"/>
+                <w:szCs w:val="19"/>
+              </w:rPr>
+              <w:t>ấ</w:t>
+            </w:r>
+            <w:r>
+              <w:rPr>
+                <w:b/>
+                <w:bCs/>
+                <w:sz w:val="19"/>
+                <w:szCs w:val="19"/>
+              </w:rPr>
+              <w:t>y, L ≥ 1</w:t>
+            </w:r>
+          </w:p>
+        </w:tc>
+        <w:tc>
+          <w:tcPr>
+            <w:tcW w:w="1300" w:type="dxa"/>
+            <w:tcBorders>
+              <w:top w:val="single" w:sz="4" w:space="0" w:color="B8C2CF"/>
+              <w:left w:val="single" w:sz="4" w:space="0" w:color="B8C2CF"/>
+              <w:bottom w:val="single" w:sz="4" w:space="0" w:color="B8C2CF"/>
+              <w:right w:val="single" w:sz="4" w:space="0" w:color="B8C2CF"/>
+            </w:tcBorders>
+            <w:shd w:val="clear" w:color="auto" w:fill="E8EEF6"/>
+            <w:tcMar>
+              <w:top w:w="60" w:type="dxa"/>
+              <w:left w:w="100" w:type="dxa"/>
+              <w:bottom w:w="60" w:type="dxa"/>
+              <w:right w:w="100" w:type="dxa"/>
+            </w:tcMar>
+          </w:tcPr>
+          <w:p>
+            <w:pPr>
+              <w:spacing w:after="20"/>
+            </w:pPr>
+            <w:r>
+              <w:rPr>
+                <w:b/>
+                <w:bCs/>
+                <w:sz w:val="19"/>
+                <w:szCs w:val="19"/>
+              </w:rPr>
+              <w:t>NDCG@5 L = 0*</w:t>
+            </w:r>
+          </w:p>
+        </w:tc>
+      </w:tr>
+      <w:tr>
+        <w:trPr>
+          <w:cantSplit/>
+        </w:trPr>
+        <w:tc>
+          <w:tcPr>
+            <w:tcW w:w="3000" w:type="dxa"/>
+            <w:tcBorders>
+              <w:top w:val="single" w:sz="4" w:space="0" w:color="B8C2CF"/>
+              <w:left w:val="single" w:sz="4" w:space="0" w:color="B8C2CF"/>
+              <w:bottom w:val="single" w:sz="4" w:space="0" w:color="B8C2CF"/>
+              <w:right w:val="single" w:sz="4" w:space="0" w:color="B8C2CF"/>
+            </w:tcBorders>
+            <w:tcMar>
+              <w:top w:w="60" w:type="dxa"/>
+              <w:left w:w="100" w:type="dxa"/>
+              <w:bottom w:w="60" w:type="dxa"/>
+              <w:right w:w="100" w:type="dxa"/>
+            </w:tcMar>
+          </w:tcPr>
+          <w:p>
+            <w:pPr>
+              <w:spacing w:after="20"/>
+            </w:pPr>
+            <w:r>
+              <w:rPr>
+                <w:sz w:val="19"/>
+                <w:szCs w:val="19"/>
+              </w:rPr>
+              <w:t>Popularity toàn c</w:t>
+            </w:r>
+            <w:r>
+              <w:rPr>
+                <w:sz w:val="19"/>
+                <w:szCs w:val="19"/>
+              </w:rPr>
+              <w:t>ụ</w:t>
+            </w:r>
+            <w:r>
+              <w:rPr>
+                <w:sz w:val="19"/>
+                <w:szCs w:val="19"/>
+              </w:rPr>
+              <w:t>c (không h</w:t>
+            </w:r>
+            <w:r>
+              <w:rPr>
+                <w:sz w:val="19"/>
+                <w:szCs w:val="19"/>
+              </w:rPr>
+              <w:t>ọ</w:t>
+            </w:r>
+            <w:r>
+              <w:rPr>
+                <w:sz w:val="19"/>
+                <w:szCs w:val="19"/>
+              </w:rPr>
+              <w:t>c)</w:t>
+            </w:r>
+          </w:p>
+        </w:tc>
+        <w:tc>
+          <w:tcPr>
+            <w:tcW w:w="1300" w:type="dxa"/>
+            <w:tcBorders>
+              <w:top w:val="single" w:sz="4" w:space="0" w:color="B8C2CF"/>
+              <w:left w:val="single" w:sz="4" w:space="0" w:color="B8C2CF"/>
+              <w:bottom w:val="single" w:sz="4" w:space="0" w:color="B8C2CF"/>
+              <w:right w:val="single" w:sz="4" w:space="0" w:color="B8C2CF"/>
+            </w:tcBorders>
+            <w:tcMar>
+              <w:top w:w="60" w:type="dxa"/>
+              <w:left w:w="100" w:type="dxa"/>
+              <w:bottom w:w="60" w:type="dxa"/>
+              <w:right w:w="100" w:type="dxa"/>
+            </w:tcMar>
+          </w:tcPr>
+          <w:p>
+            <w:pPr>
+              <w:spacing w:after="20"/>
+            </w:pPr>
+            <w:r>
+              <w:rPr>
+                <w:sz w:val="19"/>
+                <w:szCs w:val="19"/>
+              </w:rPr>
+              <w:t>0,091</w:t>
+            </w:r>
+          </w:p>
+        </w:tc>
+        <w:tc>
+          <w:tcPr>
+            <w:tcW w:w="1300" w:type="dxa"/>
+            <w:tcBorders>
+              <w:top w:val="single" w:sz="4" w:space="0" w:color="B8C2CF"/>
+              <w:left w:val="single" w:sz="4" w:space="0" w:color="B8C2CF"/>
+              <w:bottom w:val="single" w:sz="4" w:space="0" w:color="B8C2CF"/>
+              <w:right w:val="single" w:sz="4" w:space="0" w:color="B8C2CF"/>
+            </w:tcBorders>
+            <w:tcMar>
+              <w:top w:w="60" w:type="dxa"/>
+              <w:left w:w="100" w:type="dxa"/>
+              <w:bottom w:w="60" w:type="dxa"/>
+              <w:right w:w="100" w:type="dxa"/>
+            </w:tcMar>
+          </w:tcPr>
+          <w:p>
+            <w:pPr>
+              <w:spacing w:after="20"/>
+            </w:pPr>
+            <w:r>
+              <w:rPr>
+                <w:sz w:val="19"/>
+                <w:szCs w:val="19"/>
+              </w:rPr>
+              <w:t>14,5%</w:t>
+            </w:r>
+          </w:p>
+        </w:tc>
+        <w:tc>
+          <w:tcPr>
+            <w:tcW w:w="1300" w:type="dxa"/>
+            <w:tcBorders>
+              <w:top w:val="single" w:sz="4" w:space="0" w:color="B8C2CF"/>
+              <w:left w:val="single" w:sz="4" w:space="0" w:color="B8C2CF"/>
+              <w:bottom w:val="single" w:sz="4" w:space="0" w:color="B8C2CF"/>
+              <w:right w:val="single" w:sz="4" w:space="0" w:color="B8C2CF"/>
+            </w:tcBorders>
+            <w:tcMar>
+              <w:top w:w="60" w:type="dxa"/>
+              <w:left w:w="100" w:type="dxa"/>
+              <w:bottom w:w="60" w:type="dxa"/>
+              <w:right w:w="100" w:type="dxa"/>
+            </w:tcMar>
+          </w:tcPr>
+          <w:p>
+            <w:pPr>
+              <w:spacing w:after="20"/>
+            </w:pPr>
+            <w:r>
+              <w:rPr>
+                <w:sz w:val="19"/>
+                <w:szCs w:val="19"/>
+              </w:rPr>
+              <w:t>0,096</w:t>
+            </w:r>
+          </w:p>
+        </w:tc>
+        <w:tc>
+          <w:tcPr>
+            <w:tcW w:w="1438" w:type="dxa"/>
+            <w:tcBorders>
+              <w:top w:val="single" w:sz="4" w:space="0" w:color="B8C2CF"/>
+              <w:left w:val="single" w:sz="4" w:space="0" w:color="B8C2CF"/>
+              <w:bottom w:val="single" w:sz="4" w:space="0" w:color="B8C2CF"/>
+              <w:right w:val="single" w:sz="4" w:space="0" w:color="B8C2CF"/>
+            </w:tcBorders>
+            <w:tcMar>
+              <w:top w:w="60" w:type="dxa"/>
+              <w:left w:w="100" w:type="dxa"/>
+              <w:bottom w:w="60" w:type="dxa"/>
+              <w:right w:w="100" w:type="dxa"/>
+            </w:tcMar>
+          </w:tcPr>
+          <w:p>
+            <w:pPr>
+              <w:spacing w:after="20"/>
+            </w:pPr>
+            <w:r>
+              <w:rPr>
+                <w:sz w:val="19"/>
+                <w:szCs w:val="19"/>
+              </w:rPr>
+              <w:t>0,090</w:t>
+            </w:r>
+          </w:p>
+        </w:tc>
+        <w:tc>
+          <w:tcPr>
+            <w:tcW w:w="1300" w:type="dxa"/>
+            <w:tcBorders>
+              <w:top w:val="single" w:sz="4" w:space="0" w:color="B8C2CF"/>
+              <w:left w:val="single" w:sz="4" w:space="0" w:color="B8C2CF"/>
+              <w:bottom w:val="single" w:sz="4" w:space="0" w:color="B8C2CF"/>
+              <w:right w:val="single" w:sz="4" w:space="0" w:color="B8C2CF"/>
+            </w:tcBorders>
+            <w:tcMar>
+              <w:top w:w="60" w:type="dxa"/>
+              <w:left w:w="100" w:type="dxa"/>
+              <w:bottom w:w="60" w:type="dxa"/>
+              <w:right w:w="100" w:type="dxa"/>
+            </w:tcMar>
+          </w:tcPr>
+          <w:p>
+            <w:pPr>
+              <w:spacing w:after="20"/>
+            </w:pPr>
+            <w:r>
+              <w:rPr>
+                <w:sz w:val="19"/>
+                <w:szCs w:val="19"/>
+              </w:rPr>
+              <w:t>0,081</w:t>
+            </w:r>
+          </w:p>
+        </w:tc>
+      </w:tr>
+      <w:tr>
+        <w:trPr>
+          <w:cantSplit/>
+        </w:trPr>
+        <w:tc>
+          <w:tcPr>
+            <w:tcW w:w="3000" w:type="dxa"/>
+            <w:tcBorders>
+              <w:top w:val="single" w:sz="4" w:space="0" w:color="B8C2CF"/>
+              <w:left w:val="single" w:sz="4" w:space="0" w:color="B8C2CF"/>
+              <w:bottom w:val="single" w:sz="4" w:space="0" w:color="B8C2CF"/>
+              <w:right w:val="single" w:sz="4" w:space="0" w:color="B8C2CF"/>
+            </w:tcBorders>
+            <w:tcMar>
+              <w:top w:w="60" w:type="dxa"/>
+              <w:left w:w="100" w:type="dxa"/>
+              <w:bottom w:w="60" w:type="dxa"/>
+              <w:right w:w="100" w:type="dxa"/>
+            </w:tcMar>
+          </w:tcPr>
+          <w:p>
+            <w:pPr>
+              <w:spacing w:after="20"/>
+            </w:pPr>
+            <w:r>
+              <w:rPr>
+                <w:sz w:val="19"/>
+                <w:szCs w:val="19"/>
+              </w:rPr>
+              <w:t>ItemKNN (K = 100): ch</w:t>
+            </w:r>
+            <w:r>
+              <w:rPr>
+                <w:sz w:val="19"/>
+                <w:szCs w:val="19"/>
+              </w:rPr>
+              <w:t>ỉ</w:t>
+            </w:r>
+            <w:r>
+              <w:rPr>
+                <w:sz w:val="19"/>
+                <w:szCs w:val="19"/>
+              </w:rPr>
+              <w:t xml:space="preserve"> l</w:t>
+            </w:r>
+            <w:r>
+              <w:rPr>
+                <w:sz w:val="19"/>
+                <w:szCs w:val="19"/>
+              </w:rPr>
+              <w:t>ị</w:t>
+            </w:r>
+            <w:r>
+              <w:rPr>
+                <w:sz w:val="19"/>
+                <w:szCs w:val="19"/>
+              </w:rPr>
+              <w:t>ch s</w:t>
+            </w:r>
+            <w:r>
+              <w:rPr>
+                <w:sz w:val="19"/>
+                <w:szCs w:val="19"/>
+              </w:rPr>
+              <w:t>ử</w:t>
+            </w:r>
+          </w:p>
+        </w:tc>
+        <w:tc>
+          <w:tcPr>
+            <w:tcW w:w="1300" w:type="dxa"/>
+            <w:tcBorders>
+              <w:top w:val="single" w:sz="4" w:space="0" w:color="B8C2CF"/>
+              <w:left w:val="single" w:sz="4" w:space="0" w:color="B8C2CF"/>
+              <w:bottom w:val="single" w:sz="4" w:space="0" w:color="B8C2CF"/>
+              <w:right w:val="single" w:sz="4" w:space="0" w:color="B8C2CF"/>
+            </w:tcBorders>
+            <w:tcMar>
+              <w:top w:w="60" w:type="dxa"/>
+              <w:left w:w="100" w:type="dxa"/>
+              <w:bottom w:w="60" w:type="dxa"/>
+              <w:right w:w="100" w:type="dxa"/>
+            </w:tcMar>
+          </w:tcPr>
+          <w:p>
+            <w:pPr>
+              <w:spacing w:after="20"/>
+            </w:pPr>
+            <w:r>
+              <w:rPr>
+                <w:sz w:val="19"/>
+                <w:szCs w:val="19"/>
+              </w:rPr>
+              <w:t>0,194</w:t>
+            </w:r>
+          </w:p>
+        </w:tc>
+        <w:tc>
+          <w:tcPr>
+            <w:tcW w:w="1300" w:type="dxa"/>
+            <w:tcBorders>
+              <w:top w:val="single" w:sz="4" w:space="0" w:color="B8C2CF"/>
+              <w:left w:val="single" w:sz="4" w:space="0" w:color="B8C2CF"/>
+              <w:bottom w:val="single" w:sz="4" w:space="0" w:color="B8C2CF"/>
+              <w:right w:val="single" w:sz="4" w:space="0" w:color="B8C2CF"/>
+            </w:tcBorders>
+            <w:tcMar>
+              <w:top w:w="60" w:type="dxa"/>
+              <w:left w:w="100" w:type="dxa"/>
+              <w:bottom w:w="60" w:type="dxa"/>
+              <w:right w:w="100" w:type="dxa"/>
+            </w:tcMar>
+          </w:tcPr>
+          <w:p>
+            <w:pPr>
+              <w:spacing w:after="20"/>
+            </w:pPr>
+            <w:r>
+              <w:rPr>
+                <w:sz w:val="19"/>
+                <w:szCs w:val="19"/>
+              </w:rPr>
+              <w:t>28,2%</w:t>
+            </w:r>
+          </w:p>
+        </w:tc>
+        <w:tc>
+          <w:tcPr>
+            <w:tcW w:w="1300" w:type="dxa"/>
+            <w:tcBorders>
+              <w:top w:val="single" w:sz="4" w:space="0" w:color="B8C2CF"/>
+              <w:left w:val="single" w:sz="4" w:space="0" w:color="B8C2CF"/>
+              <w:bottom w:val="single" w:sz="4" w:space="0" w:color="B8C2CF"/>
+              <w:right w:val="single" w:sz="4" w:space="0" w:color="B8C2CF"/>
+            </w:tcBorders>
+            <w:tcMar>
+              <w:top w:w="60" w:type="dxa"/>
+              <w:left w:w="100" w:type="dxa"/>
+              <w:bottom w:w="60" w:type="dxa"/>
+              <w:right w:w="100" w:type="dxa"/>
+            </w:tcMar>
+          </w:tcPr>
+          <w:p>
+            <w:pPr>
+              <w:spacing w:after="20"/>
+            </w:pPr>
+            <w:r>
+              <w:rPr>
+                <w:sz w:val="19"/>
+                <w:szCs w:val="19"/>
+              </w:rPr>
+              <w:t>0,213</w:t>
+            </w:r>
+          </w:p>
+        </w:tc>
+        <w:tc>
+          <w:tcPr>
+            <w:tcW w:w="1438" w:type="dxa"/>
+            <w:tcBorders>
+              <w:top w:val="single" w:sz="4" w:space="0" w:color="B8C2CF"/>
+              <w:left w:val="single" w:sz="4" w:space="0" w:color="B8C2CF"/>
+              <w:bottom w:val="single" w:sz="4" w:space="0" w:color="B8C2CF"/>
+              <w:right w:val="single" w:sz="4" w:space="0" w:color="B8C2CF"/>
+            </w:tcBorders>
+            <w:tcMar>
+              <w:top w:w="60" w:type="dxa"/>
+              <w:left w:w="100" w:type="dxa"/>
+              <w:bottom w:w="60" w:type="dxa"/>
+              <w:right w:w="100" w:type="dxa"/>
+            </w:tcMar>
+          </w:tcPr>
+          <w:p>
+            <w:pPr>
+              <w:spacing w:after="20"/>
+            </w:pPr>
+            <w:r>
+              <w:rPr>
+                <w:sz w:val="19"/>
+                <w:szCs w:val="19"/>
+              </w:rPr>
+              <w:t>0,231</w:t>
+            </w:r>
+          </w:p>
+        </w:tc>
+        <w:tc>
+          <w:tcPr>
+            <w:tcW w:w="1300" w:type="dxa"/>
+            <w:tcBorders>
+              <w:top w:val="single" w:sz="4" w:space="0" w:color="B8C2CF"/>
+              <w:left w:val="single" w:sz="4" w:space="0" w:color="B8C2CF"/>
+              <w:bottom w:val="single" w:sz="4" w:space="0" w:color="B8C2CF"/>
+              <w:right w:val="single" w:sz="4" w:space="0" w:color="B8C2CF"/>
+            </w:tcBorders>
+            <w:tcMar>
+              <w:top w:w="60" w:type="dxa"/>
+              <w:left w:w="100" w:type="dxa"/>
+              <w:bottom w:w="60" w:type="dxa"/>
+              <w:right w:w="100" w:type="dxa"/>
+            </w:tcMar>
+          </w:tcPr>
+          <w:p>
+            <w:pPr>
+              <w:spacing w:after="20"/>
+            </w:pPr>
+            <w:r>
+              <w:rPr>
+                <w:sz w:val="19"/>
+                <w:szCs w:val="19"/>
+              </w:rPr>
+              <w:t>0,081</w:t>
+            </w:r>
+          </w:p>
+        </w:tc>
+      </w:tr>
+      <w:tr>
+        <w:trPr>
+          <w:cantSplit/>
+        </w:trPr>
+        <w:tc>
+          <w:tcPr>
+            <w:tcW w:w="3000" w:type="dxa"/>
+            <w:tcBorders>
+              <w:top w:val="single" w:sz="4" w:space="0" w:color="B8C2CF"/>
+              <w:left w:val="single" w:sz="4" w:space="0" w:color="B8C2CF"/>
+              <w:bottom w:val="single" w:sz="4" w:space="0" w:color="B8C2CF"/>
+              <w:right w:val="single" w:sz="4" w:space="0" w:color="B8C2CF"/>
+            </w:tcBorders>
+            <w:tcMar>
+              <w:top w:w="60" w:type="dxa"/>
+              <w:left w:w="100" w:type="dxa"/>
+              <w:bottom w:w="60" w:type="dxa"/>
+              <w:right w:w="100" w:type="dxa"/>
+            </w:tcMar>
+          </w:tcPr>
+          <w:p>
+            <w:pPr>
+              <w:spacing w:after="20"/>
+            </w:pPr>
+            <w:r>
+              <w:rPr>
+                <w:sz w:val="19"/>
+                <w:szCs w:val="19"/>
+              </w:rPr>
+              <w:t>SMLP4Rec plain: ch</w:t>
+            </w:r>
+            <w:r>
+              <w:rPr>
+                <w:sz w:val="19"/>
+                <w:szCs w:val="19"/>
+              </w:rPr>
+              <w:t>ỉ</w:t>
+            </w:r>
+            <w:r>
+              <w:rPr>
+                <w:sz w:val="19"/>
+                <w:szCs w:val="19"/>
+              </w:rPr>
+              <w:t xml:space="preserve"> l</w:t>
+            </w:r>
+            <w:r>
+              <w:rPr>
+                <w:sz w:val="19"/>
+                <w:szCs w:val="19"/>
+              </w:rPr>
+              <w:t>ị</w:t>
+            </w:r>
+            <w:r>
+              <w:rPr>
+                <w:sz w:val="19"/>
+                <w:szCs w:val="19"/>
+              </w:rPr>
+              <w:t>ch s</w:t>
+            </w:r>
+            <w:r>
+              <w:rPr>
+                <w:sz w:val="19"/>
+                <w:szCs w:val="19"/>
+              </w:rPr>
+              <w:t>ử</w:t>
+            </w:r>
+          </w:p>
+        </w:tc>
+        <w:tc>
+          <w:tcPr>
+            <w:tcW w:w="1300" w:type="dxa"/>
+            <w:tcBorders>
+              <w:top w:val="single" w:sz="4" w:space="0" w:color="B8C2CF"/>
+              <w:left w:val="single" w:sz="4" w:space="0" w:color="B8C2CF"/>
+              <w:bottom w:val="single" w:sz="4" w:space="0" w:color="B8C2CF"/>
+              <w:right w:val="single" w:sz="4" w:space="0" w:color="B8C2CF"/>
+            </w:tcBorders>
+            <w:tcMar>
+              <w:top w:w="60" w:type="dxa"/>
+              <w:left w:w="100" w:type="dxa"/>
+              <w:bottom w:w="60" w:type="dxa"/>
+              <w:right w:w="100" w:type="dxa"/>
+            </w:tcMar>
+          </w:tcPr>
+          <w:p>
+            <w:pPr>
+              <w:spacing w:after="20"/>
+            </w:pPr>
+            <w:r>
+              <w:rPr>
+                <w:sz w:val="19"/>
+                <w:szCs w:val="19"/>
+              </w:rPr>
+              <w:t>0,214</w:t>
+            </w:r>
+          </w:p>
+        </w:tc>
+        <w:tc>
+          <w:tcPr>
+            <w:tcW w:w="1300" w:type="dxa"/>
+            <w:tcBorders>
+              <w:top w:val="single" w:sz="4" w:space="0" w:color="B8C2CF"/>
+              <w:left w:val="single" w:sz="4" w:space="0" w:color="B8C2CF"/>
+              <w:bottom w:val="single" w:sz="4" w:space="0" w:color="B8C2CF"/>
+              <w:right w:val="single" w:sz="4" w:space="0" w:color="B8C2CF"/>
+            </w:tcBorders>
+            <w:tcMar>
+              <w:top w:w="60" w:type="dxa"/>
+              <w:left w:w="100" w:type="dxa"/>
+              <w:bottom w:w="60" w:type="dxa"/>
+              <w:right w:w="100" w:type="dxa"/>
+            </w:tcMar>
+          </w:tcPr>
+          <w:p>
+            <w:pPr>
+              <w:spacing w:after="20"/>
+            </w:pPr>
+            <w:r>
+              <w:rPr>
+                <w:sz w:val="19"/>
+                <w:szCs w:val="19"/>
+              </w:rPr>
+              <w:t>29,9%</w:t>
+            </w:r>
+          </w:p>
+        </w:tc>
+        <w:tc>
+          <w:tcPr>
+            <w:tcW w:w="1300" w:type="dxa"/>
+            <w:tcBorders>
+              <w:top w:val="single" w:sz="4" w:space="0" w:color="B8C2CF"/>
+              <w:left w:val="single" w:sz="4" w:space="0" w:color="B8C2CF"/>
+              <w:bottom w:val="single" w:sz="4" w:space="0" w:color="B8C2CF"/>
+              <w:right w:val="single" w:sz="4" w:space="0" w:color="B8C2CF"/>
+            </w:tcBorders>
+            <w:tcMar>
+              <w:top w:w="60" w:type="dxa"/>
+              <w:left w:w="100" w:type="dxa"/>
+              <w:bottom w:w="60" w:type="dxa"/>
+              <w:right w:w="100" w:type="dxa"/>
+            </w:tcMar>
+          </w:tcPr>
+          <w:p>
+            <w:pPr>
+              <w:spacing w:after="20"/>
+            </w:pPr>
+            <w:r>
+              <w:rPr>
+                <w:sz w:val="19"/>
+                <w:szCs w:val="19"/>
+              </w:rPr>
+              <w:t>0,243</w:t>
+            </w:r>
+          </w:p>
+        </w:tc>
+        <w:tc>
+          <w:tcPr>
+            <w:tcW w:w="1438" w:type="dxa"/>
+            <w:tcBorders>
+              <w:top w:val="single" w:sz="4" w:space="0" w:color="B8C2CF"/>
+              <w:left w:val="single" w:sz="4" w:space="0" w:color="B8C2CF"/>
+              <w:bottom w:val="single" w:sz="4" w:space="0" w:color="B8C2CF"/>
+              <w:right w:val="single" w:sz="4" w:space="0" w:color="B8C2CF"/>
+            </w:tcBorders>
+            <w:tcMar>
+              <w:top w:w="60" w:type="dxa"/>
+              <w:left w:w="100" w:type="dxa"/>
+              <w:bottom w:w="60" w:type="dxa"/>
+              <w:right w:w="100" w:type="dxa"/>
+            </w:tcMar>
+          </w:tcPr>
+          <w:p>
+            <w:pPr>
+              <w:spacing w:after="20"/>
+            </w:pPr>
+            <w:r>
+              <w:rPr>
+                <w:sz w:val="19"/>
+                <w:szCs w:val="19"/>
+              </w:rPr>
+              <w:t>0,245</w:t>
+            </w:r>
+          </w:p>
+        </w:tc>
+        <w:tc>
+          <w:tcPr>
+            <w:tcW w:w="1300" w:type="dxa"/>
+            <w:tcBorders>
+              <w:top w:val="single" w:sz="4" w:space="0" w:color="B8C2CF"/>
+              <w:left w:val="single" w:sz="4" w:space="0" w:color="B8C2CF"/>
+              <w:bottom w:val="single" w:sz="4" w:space="0" w:color="B8C2CF"/>
+              <w:right w:val="single" w:sz="4" w:space="0" w:color="B8C2CF"/>
+            </w:tcBorders>
+            <w:tcMar>
+              <w:top w:w="60" w:type="dxa"/>
+              <w:left w:w="100" w:type="dxa"/>
+              <w:bottom w:w="60" w:type="dxa"/>
+              <w:right w:w="100" w:type="dxa"/>
+            </w:tcMar>
+          </w:tcPr>
+          <w:p>
+            <w:pPr>
+              <w:spacing w:after="20"/>
+            </w:pPr>
+            <w:r>
+              <w:rPr>
+                <w:sz w:val="19"/>
+                <w:szCs w:val="19"/>
+              </w:rPr>
+              <w:t>0,081</w:t>
+            </w:r>
+          </w:p>
+        </w:tc>
+      </w:tr>
+      <w:tr>
+        <w:trPr>
+          <w:cantSplit/>
+        </w:trPr>
+        <w:tc>
+          <w:tcPr>
+            <w:tcW w:w="3000" w:type="dxa"/>
+            <w:tcBorders>
+              <w:top w:val="single" w:sz="4" w:space="0" w:color="B8C2CF"/>
+              <w:left w:val="single" w:sz="4" w:space="0" w:color="B8C2CF"/>
+              <w:bottom w:val="single" w:sz="4" w:space="0" w:color="B8C2CF"/>
+              <w:right w:val="single" w:sz="4" w:space="0" w:color="B8C2CF"/>
+            </w:tcBorders>
+            <w:tcMar>
+              <w:top w:w="60" w:type="dxa"/>
+              <w:left w:w="100" w:type="dxa"/>
+              <w:bottom w:w="60" w:type="dxa"/>
+              <w:right w:w="100" w:type="dxa"/>
+            </w:tcMar>
+          </w:tcPr>
+          <w:p>
+            <w:pPr>
+              <w:spacing w:after="20"/>
+            </w:pPr>
+            <w:r>
+              <w:rPr>
+                <w:sz w:val="19"/>
+                <w:szCs w:val="19"/>
+              </w:rPr>
+              <w:t>H</w:t>
+            </w:r>
+            <w:r>
+              <w:rPr>
+                <w:sz w:val="19"/>
+                <w:szCs w:val="19"/>
+              </w:rPr>
+              <w:t>ồ</w:t>
+            </w:r>
+            <w:r>
+              <w:rPr>
+                <w:sz w:val="19"/>
+                <w:szCs w:val="19"/>
+              </w:rPr>
+              <w:t>i quy logistic (C = 10): đi</w:t>
+            </w:r>
+            <w:r>
+              <w:rPr>
+                <w:sz w:val="19"/>
+                <w:szCs w:val="19"/>
+              </w:rPr>
+              <w:t>ể</w:t>
+            </w:r>
+            <w:r>
+              <w:rPr>
+                <w:sz w:val="19"/>
+                <w:szCs w:val="19"/>
+              </w:rPr>
+              <w:t>m đ</w:t>
+            </w:r>
+            <w:r>
+              <w:rPr>
+                <w:sz w:val="19"/>
+                <w:szCs w:val="19"/>
+              </w:rPr>
+              <w:t>ế</w:t>
+            </w:r>
+            <w:r>
+              <w:rPr>
+                <w:sz w:val="19"/>
+                <w:szCs w:val="19"/>
+              </w:rPr>
+              <w:t>n + ng</w:t>
+            </w:r>
+            <w:r>
+              <w:rPr>
+                <w:sz w:val="19"/>
+                <w:szCs w:val="19"/>
+              </w:rPr>
+              <w:t>ữ</w:t>
+            </w:r>
+            <w:r>
+              <w:rPr>
+                <w:sz w:val="19"/>
+                <w:szCs w:val="19"/>
+              </w:rPr>
+              <w:t xml:space="preserve"> c</w:t>
+            </w:r>
+            <w:r>
+              <w:rPr>
+                <w:sz w:val="19"/>
+                <w:szCs w:val="19"/>
+              </w:rPr>
+              <w:t>ả</w:t>
+            </w:r>
+            <w:r>
+              <w:rPr>
+                <w:sz w:val="19"/>
+                <w:szCs w:val="19"/>
+              </w:rPr>
+              <w:t>nh</w:t>
+            </w:r>
+          </w:p>
+        </w:tc>
+        <w:tc>
+          <w:tcPr>
+            <w:tcW w:w="1300" w:type="dxa"/>
+            <w:tcBorders>
+              <w:top w:val="single" w:sz="4" w:space="0" w:color="B8C2CF"/>
+              <w:left w:val="single" w:sz="4" w:space="0" w:color="B8C2CF"/>
+              <w:bottom w:val="single" w:sz="4" w:space="0" w:color="B8C2CF"/>
+              <w:right w:val="single" w:sz="4" w:space="0" w:color="B8C2CF"/>
+            </w:tcBorders>
+            <w:tcMar>
+              <w:top w:w="60" w:type="dxa"/>
+              <w:left w:w="100" w:type="dxa"/>
+              <w:bottom w:w="60" w:type="dxa"/>
+              <w:right w:w="100" w:type="dxa"/>
+            </w:tcMar>
+          </w:tcPr>
+          <w:p>
+            <w:pPr>
+              <w:spacing w:after="20"/>
+            </w:pPr>
+            <w:r>
+              <w:rPr>
+                <w:sz w:val="19"/>
+                <w:szCs w:val="19"/>
+              </w:rPr>
+              <w:t>0,354</w:t>
+            </w:r>
+          </w:p>
+        </w:tc>
+        <w:tc>
+          <w:tcPr>
+            <w:tcW w:w="1300" w:type="dxa"/>
+            <w:tcBorders>
+              <w:top w:val="single" w:sz="4" w:space="0" w:color="B8C2CF"/>
+              <w:left w:val="single" w:sz="4" w:space="0" w:color="B8C2CF"/>
+              <w:bottom w:val="single" w:sz="4" w:space="0" w:color="B8C2CF"/>
+              <w:right w:val="single" w:sz="4" w:space="0" w:color="B8C2CF"/>
+            </w:tcBorders>
+            <w:tcMar>
+              <w:top w:w="60" w:type="dxa"/>
+              <w:left w:w="100" w:type="dxa"/>
+              <w:bottom w:w="60" w:type="dxa"/>
+              <w:right w:w="100" w:type="dxa"/>
+            </w:tcMar>
+          </w:tcPr>
+          <w:p>
+            <w:pPr>
+              <w:spacing w:after="20"/>
+            </w:pPr>
+            <w:r>
+              <w:rPr>
+                <w:sz w:val="19"/>
+                <w:szCs w:val="19"/>
+              </w:rPr>
+              <w:t>51,9%</w:t>
+            </w:r>
+          </w:p>
+        </w:tc>
+        <w:tc>
+          <w:tcPr>
+            <w:tcW w:w="1300" w:type="dxa"/>
+            <w:tcBorders>
+              <w:top w:val="single" w:sz="4" w:space="0" w:color="B8C2CF"/>
+              <w:left w:val="single" w:sz="4" w:space="0" w:color="B8C2CF"/>
+              <w:bottom w:val="single" w:sz="4" w:space="0" w:color="B8C2CF"/>
+              <w:right w:val="single" w:sz="4" w:space="0" w:color="B8C2CF"/>
+            </w:tcBorders>
+            <w:tcMar>
+              <w:top w:w="60" w:type="dxa"/>
+              <w:left w:w="100" w:type="dxa"/>
+              <w:bottom w:w="60" w:type="dxa"/>
+              <w:right w:w="100" w:type="dxa"/>
+            </w:tcMar>
+          </w:tcPr>
+          <w:p>
+            <w:pPr>
+              <w:spacing w:after="20"/>
+            </w:pPr>
+            <w:r>
+              <w:rPr>
+                <w:sz w:val="19"/>
+                <w:szCs w:val="19"/>
+              </w:rPr>
+              <w:t>0,365</w:t>
+            </w:r>
+          </w:p>
+        </w:tc>
+        <w:tc>
+          <w:tcPr>
+            <w:tcW w:w="1438" w:type="dxa"/>
+            <w:tcBorders>
+              <w:top w:val="single" w:sz="4" w:space="0" w:color="B8C2CF"/>
+              <w:left w:val="single" w:sz="4" w:space="0" w:color="B8C2CF"/>
+              <w:bottom w:val="single" w:sz="4" w:space="0" w:color="B8C2CF"/>
+              <w:right w:val="single" w:sz="4" w:space="0" w:color="B8C2CF"/>
+            </w:tcBorders>
+            <w:tcMar>
+              <w:top w:w="60" w:type="dxa"/>
+              <w:left w:w="100" w:type="dxa"/>
+              <w:bottom w:w="60" w:type="dxa"/>
+              <w:right w:w="100" w:type="dxa"/>
+            </w:tcMar>
+          </w:tcPr>
+          <w:p>
+            <w:pPr>
+              <w:spacing w:after="20"/>
+            </w:pPr>
+            <w:r>
+              <w:rPr>
+                <w:sz w:val="19"/>
+                <w:szCs w:val="19"/>
+              </w:rPr>
+              <w:t>0,340</w:t>
+            </w:r>
+          </w:p>
+        </w:tc>
+        <w:tc>
+          <w:tcPr>
+            <w:tcW w:w="1300" w:type="dxa"/>
+            <w:tcBorders>
+              <w:top w:val="single" w:sz="4" w:space="0" w:color="B8C2CF"/>
+              <w:left w:val="single" w:sz="4" w:space="0" w:color="B8C2CF"/>
+              <w:bottom w:val="single" w:sz="4" w:space="0" w:color="B8C2CF"/>
+              <w:right w:val="single" w:sz="4" w:space="0" w:color="B8C2CF"/>
+            </w:tcBorders>
+            <w:tcMar>
+              <w:top w:w="60" w:type="dxa"/>
+              <w:left w:w="100" w:type="dxa"/>
+              <w:bottom w:w="60" w:type="dxa"/>
+              <w:right w:w="100" w:type="dxa"/>
+            </w:tcMar>
+          </w:tcPr>
+          <w:p>
+            <w:pPr>
+              <w:spacing w:after="20"/>
+            </w:pPr>
+            <w:r>
+              <w:rPr>
+                <w:sz w:val="19"/>
+                <w:szCs w:val="19"/>
+              </w:rPr>
+              <w:t>0,345</w:t>
+            </w:r>
+          </w:p>
+        </w:tc>
+      </w:tr>
+      <w:tr>
+        <w:trPr>
+          <w:cantSplit/>
+        </w:trPr>
+        <w:tc>
+          <w:tcPr>
+            <w:tcW w:w="3000" w:type="dxa"/>
+            <w:tcBorders>
+              <w:top w:val="single" w:sz="4" w:space="0" w:color="B8C2CF"/>
+              <w:left w:val="single" w:sz="4" w:space="0" w:color="B8C2CF"/>
+              <w:bottom w:val="single" w:sz="4" w:space="0" w:color="B8C2CF"/>
+              <w:right w:val="single" w:sz="4" w:space="0" w:color="B8C2CF"/>
+            </w:tcBorders>
+            <w:tcMar>
+              <w:top w:w="60" w:type="dxa"/>
+              <w:left w:w="100" w:type="dxa"/>
+              <w:bottom w:w="60" w:type="dxa"/>
+              <w:right w:w="100" w:type="dxa"/>
+            </w:tcMar>
+          </w:tcPr>
+          <w:p>
+            <w:pPr>
+              <w:spacing w:after="20"/>
+            </w:pPr>
+            <w:r>
+              <w:rPr>
+                <w:b/>
+                <w:bCs/>
+                <w:sz w:val="19"/>
+                <w:szCs w:val="19"/>
+              </w:rPr>
+              <w:t>Hybrid: l</w:t>
+            </w:r>
+            <w:r>
+              <w:rPr>
+                <w:b/>
+                <w:bCs/>
+                <w:sz w:val="19"/>
+                <w:szCs w:val="19"/>
+              </w:rPr>
+              <w:t>ị</w:t>
+            </w:r>
+            <w:r>
+              <w:rPr>
+                <w:b/>
+                <w:bCs/>
+                <w:sz w:val="19"/>
+                <w:szCs w:val="19"/>
+              </w:rPr>
+              <w:t>ch s</w:t>
+            </w:r>
+            <w:r>
+              <w:rPr>
+                <w:b/>
+                <w:bCs/>
+                <w:sz w:val="19"/>
+                <w:szCs w:val="19"/>
+              </w:rPr>
+              <w:t>ử</w:t>
+            </w:r>
+            <w:r>
+              <w:rPr>
+                <w:b/>
+                <w:bCs/>
+                <w:sz w:val="19"/>
+                <w:szCs w:val="19"/>
+              </w:rPr>
+              <w:t xml:space="preserve"> + prior + sameDest</w:t>
+            </w:r>
+          </w:p>
+        </w:tc>
+        <w:tc>
+          <w:tcPr>
+            <w:tcW w:w="1300" w:type="dxa"/>
+            <w:tcBorders>
+              <w:top w:val="single" w:sz="4" w:space="0" w:color="B8C2CF"/>
+              <w:left w:val="single" w:sz="4" w:space="0" w:color="B8C2CF"/>
+              <w:bottom w:val="single" w:sz="4" w:space="0" w:color="B8C2CF"/>
+              <w:right w:val="single" w:sz="4" w:space="0" w:color="B8C2CF"/>
+            </w:tcBorders>
+            <w:tcMar>
+              <w:top w:w="60" w:type="dxa"/>
+              <w:left w:w="100" w:type="dxa"/>
+              <w:bottom w:w="60" w:type="dxa"/>
+              <w:right w:w="100" w:type="dxa"/>
+            </w:tcMar>
+          </w:tcPr>
+          <w:p>
+            <w:pPr>
+              <w:spacing w:after="20"/>
+            </w:pPr>
+            <w:r>
+              <w:rPr>
+                <w:b/>
+                <w:bCs/>
+                <w:sz w:val="19"/>
+                <w:szCs w:val="19"/>
+              </w:rPr>
+              <w:t>0,435</w:t>
+            </w:r>
+          </w:p>
+        </w:tc>
+        <w:tc>
+          <w:tcPr>
+            <w:tcW w:w="1300" w:type="dxa"/>
+            <w:tcBorders>
+              <w:top w:val="single" w:sz="4" w:space="0" w:color="B8C2CF"/>
+              <w:left w:val="single" w:sz="4" w:space="0" w:color="B8C2CF"/>
+              <w:bottom w:val="single" w:sz="4" w:space="0" w:color="B8C2CF"/>
+              <w:right w:val="single" w:sz="4" w:space="0" w:color="B8C2CF"/>
+            </w:tcBorders>
+            <w:tcMar>
+              <w:top w:w="60" w:type="dxa"/>
+              <w:left w:w="100" w:type="dxa"/>
+              <w:bottom w:w="60" w:type="dxa"/>
+              <w:right w:w="100" w:type="dxa"/>
+            </w:tcMar>
+          </w:tcPr>
+          <w:p>
+            <w:pPr>
+              <w:spacing w:after="20"/>
+            </w:pPr>
+            <w:r>
+              <w:rPr>
+                <w:b/>
+                <w:bCs/>
+                <w:sz w:val="19"/>
+                <w:szCs w:val="19"/>
+              </w:rPr>
+              <w:t>59,2%</w:t>
+            </w:r>
+          </w:p>
+        </w:tc>
+        <w:tc>
+          <w:tcPr>
+            <w:tcW w:w="1300" w:type="dxa"/>
+            <w:tcBorders>
+              <w:top w:val="single" w:sz="4" w:space="0" w:color="B8C2CF"/>
+              <w:left w:val="single" w:sz="4" w:space="0" w:color="B8C2CF"/>
+              <w:bottom w:val="single" w:sz="4" w:space="0" w:color="B8C2CF"/>
+              <w:right w:val="single" w:sz="4" w:space="0" w:color="B8C2CF"/>
+            </w:tcBorders>
+            <w:tcMar>
+              <w:top w:w="60" w:type="dxa"/>
+              <w:left w:w="100" w:type="dxa"/>
+              <w:bottom w:w="60" w:type="dxa"/>
+              <w:right w:w="100" w:type="dxa"/>
+            </w:tcMar>
+          </w:tcPr>
+          <w:p>
+            <w:pPr>
+              <w:spacing w:after="20"/>
+            </w:pPr>
+            <w:r>
+              <w:rPr>
+                <w:b/>
+                <w:bCs/>
+                <w:sz w:val="19"/>
+                <w:szCs w:val="19"/>
+              </w:rPr>
+              <w:t>0,464</w:t>
+            </w:r>
+          </w:p>
+        </w:tc>
+        <w:tc>
+          <w:tcPr>
+            <w:tcW w:w="1438" w:type="dxa"/>
+            <w:tcBorders>
+              <w:top w:val="single" w:sz="4" w:space="0" w:color="B8C2CF"/>
+              <w:left w:val="single" w:sz="4" w:space="0" w:color="B8C2CF"/>
+              <w:bottom w:val="single" w:sz="4" w:space="0" w:color="B8C2CF"/>
+              <w:right w:val="single" w:sz="4" w:space="0" w:color="B8C2CF"/>
+            </w:tcBorders>
+            <w:tcMar>
+              <w:top w:w="60" w:type="dxa"/>
+              <w:left w:w="100" w:type="dxa"/>
+              <w:bottom w:w="60" w:type="dxa"/>
+              <w:right w:w="100" w:type="dxa"/>
+            </w:tcMar>
+          </w:tcPr>
+          <w:p>
+            <w:pPr>
+              <w:spacing w:after="20"/>
+            </w:pPr>
+            <w:r>
+              <w:rPr>
+                <w:b/>
+                <w:bCs/>
+                <w:sz w:val="19"/>
+                <w:szCs w:val="19"/>
+              </w:rPr>
+              <w:t>0,435</w:t>
+            </w:r>
+          </w:p>
+        </w:tc>
+        <w:tc>
+          <w:tcPr>
+            <w:tcW w:w="1300" w:type="dxa"/>
+            <w:tcBorders>
+              <w:top w:val="single" w:sz="4" w:space="0" w:color="B8C2CF"/>
+              <w:left w:val="single" w:sz="4" w:space="0" w:color="B8C2CF"/>
+              <w:bottom w:val="single" w:sz="4" w:space="0" w:color="B8C2CF"/>
+              <w:right w:val="single" w:sz="4" w:space="0" w:color="B8C2CF"/>
+            </w:tcBorders>
+            <w:tcMar>
+              <w:top w:w="60" w:type="dxa"/>
+              <w:left w:w="100" w:type="dxa"/>
+              <w:bottom w:w="60" w:type="dxa"/>
+              <w:right w:w="100" w:type="dxa"/>
+            </w:tcMar>
+          </w:tcPr>
+          <w:p>
+            <w:pPr>
+              <w:spacing w:after="20"/>
+            </w:pPr>
+            <w:r>
+              <w:rPr>
+                <w:b/>
+                <w:bCs/>
+                <w:sz w:val="19"/>
+                <w:szCs w:val="19"/>
+              </w:rPr>
+              <w:t>0,350</w:t>
+            </w:r>
+          </w:p>
+        </w:tc>
+      </w:tr>
+    </w:tbl>
+    <w:p>
+      <w:pPr>
+        <w:spacing w:after="100" w:line="276" w:lineRule="auto"/>
+      </w:pPr>
+    </w:p>
+    <w:p>
+      <w:pPr>
+        <w:spacing w:after="100" w:line="276" w:lineRule="auto"/>
+      </w:pPr>
+      <w:r>
+        <w:rPr>
+          <w:sz w:val="19"/>
+          <w:szCs w:val="19"/>
+        </w:rPr>
+        <w:t>* L = 0 là l</w:t>
+      </w:r>
+      <w:r>
+        <w:rPr>
+          <w:sz w:val="19"/>
+          <w:szCs w:val="19"/>
+        </w:rPr>
+        <w:t>ầ</w:t>
+      </w:r>
+      <w:r>
+        <w:rPr>
+          <w:sz w:val="19"/>
+          <w:szCs w:val="19"/>
+        </w:rPr>
+        <w:t>n đ</w:t>
+      </w:r>
+      <w:r>
+        <w:rPr>
+          <w:sz w:val="19"/>
+          <w:szCs w:val="19"/>
+        </w:rPr>
+        <w:t>ặ</w:t>
+      </w:r>
+      <w:r>
+        <w:rPr>
+          <w:sz w:val="19"/>
+          <w:szCs w:val="19"/>
+        </w:rPr>
+        <w:t>t đ</w:t>
+      </w:r>
+      <w:r>
+        <w:rPr>
+          <w:sz w:val="19"/>
+          <w:szCs w:val="19"/>
+        </w:rPr>
+        <w:t>ầ</w:t>
+      </w:r>
+      <w:r>
+        <w:rPr>
+          <w:sz w:val="19"/>
+          <w:szCs w:val="19"/>
+        </w:rPr>
+        <w:t>u tiên: ItemKNN và plain không có đ</w:t>
+      </w:r>
+      <w:r>
+        <w:rPr>
+          <w:sz w:val="19"/>
+          <w:szCs w:val="19"/>
+        </w:rPr>
+        <w:t>ầ</w:t>
+      </w:r>
+      <w:r>
+        <w:rPr>
+          <w:sz w:val="19"/>
+          <w:szCs w:val="19"/>
+        </w:rPr>
+        <w:t>u vào nên dùng popularity toàn c</w:t>
+      </w:r>
+      <w:r>
+        <w:rPr>
+          <w:sz w:val="19"/>
+          <w:szCs w:val="19"/>
+        </w:rPr>
+        <w:t>ụ</w:t>
+      </w:r>
+      <w:r>
+        <w:rPr>
+          <w:sz w:val="19"/>
+          <w:szCs w:val="19"/>
+        </w:rPr>
+        <w:t>c (cùng s</w:t>
+      </w:r>
+      <w:r>
+        <w:rPr>
+          <w:sz w:val="19"/>
+          <w:szCs w:val="19"/>
+        </w:rPr>
+        <w:t>ố</w:t>
+      </w:r>
+      <w:r>
+        <w:rPr>
+          <w:sz w:val="19"/>
+          <w:szCs w:val="19"/>
+        </w:rPr>
+        <w:t>); h</w:t>
+      </w:r>
+      <w:r>
+        <w:rPr>
+          <w:sz w:val="19"/>
+          <w:szCs w:val="19"/>
+        </w:rPr>
+        <w:t>ồ</w:t>
+      </w:r>
+      <w:r>
+        <w:rPr>
+          <w:sz w:val="19"/>
+          <w:szCs w:val="19"/>
+        </w:rPr>
+        <w:t>i quy logistic và hybrid dùng đi</w:t>
+      </w:r>
+      <w:r>
+        <w:rPr>
+          <w:sz w:val="19"/>
+          <w:szCs w:val="19"/>
+        </w:rPr>
+        <w:t>ể</w:t>
+      </w:r>
+      <w:r>
+        <w:rPr>
+          <w:sz w:val="19"/>
+          <w:szCs w:val="19"/>
+        </w:rPr>
+        <w:t>m đ</w:t>
+      </w:r>
+      <w:r>
+        <w:rPr>
+          <w:sz w:val="19"/>
+          <w:szCs w:val="19"/>
+        </w:rPr>
+        <w:t>ế</w:t>
+      </w:r>
+      <w:r>
+        <w:rPr>
+          <w:sz w:val="19"/>
+          <w:szCs w:val="19"/>
+        </w:rPr>
+        <w:t>n. Hàng plain và hybrid l</w:t>
+      </w:r>
+      <w:r>
+        <w:rPr>
+          <w:sz w:val="19"/>
+          <w:szCs w:val="19"/>
+        </w:rPr>
+        <w:t>ấ</w:t>
+      </w:r>
+      <w:r>
+        <w:rPr>
+          <w:sz w:val="19"/>
+          <w:szCs w:val="19"/>
+        </w:rPr>
+        <w:t>y t</w:t>
+      </w:r>
+      <w:r>
+        <w:rPr>
+          <w:sz w:val="19"/>
+          <w:szCs w:val="19"/>
+        </w:rPr>
+        <w:t>ừ</w:t>
+      </w:r>
+      <w:r>
+        <w:rPr>
+          <w:sz w:val="19"/>
+          <w:szCs w:val="19"/>
+        </w:rPr>
+        <w:t xml:space="preserve"> notebook 06 (m</w:t>
+      </w:r>
+      <w:r>
+        <w:rPr>
+          <w:sz w:val="19"/>
+          <w:szCs w:val="19"/>
+        </w:rPr>
+        <w:t>ụ</w:t>
+      </w:r>
+      <w:r>
+        <w:rPr>
+          <w:sz w:val="19"/>
+          <w:szCs w:val="19"/>
+        </w:rPr>
+        <w:t>c 6.2).</w:t>
+      </w:r>
+    </w:p>
+    <w:p>
+      <w:pPr>
+        <w:keepNext/>
+        <w:spacing w:before="80" w:after="40"/>
+        <w:jc w:val="center"/>
+      </w:pPr>
+      <w:r>
+        <w:rPr>
+          <w:noProof/>
+        </w:rPr>
+        <w:drawing>
+          <wp:inline distT="0" distB="0" distL="0" distR="0" wp14:anchorId="19ACB3CB" wp14:editId="117A2986">
+            <wp:extent cx="5760000" cy="2287196"/>
+            <wp:effectExtent l="0" t="0" r="0" b="0"/>
+            <wp:docPr id="8" name="Picture 8"/>
+            <wp:cNvGraphicFramePr>
+              <a:graphicFrameLocks xmlns:a="http://schemas.openxmlformats.org/drawingml/2006/main" noChangeAspect="1"/>
+            </wp:cNvGraphicFramePr>
+            <a:graphic xmlns:a="http://schemas.openxmlformats.org/drawingml/2006/main">
+              <a:graphicData uri="http://schemas.openxmlformats.org/drawingml/2006/picture">
+                <pic:pic xmlns:pic="http://schemas.openxmlformats.org/drawingml/2006/picture">
+                  <pic:nvPicPr>
+                    <pic:cNvPr id="0" name="week3_fig7_basic_baselines.png"/>
+                    <pic:cNvPicPr/>
+                  </pic:nvPicPr>
+                  <pic:blipFill>
+                    <a:blip r:embed="rId15"/>
+                    <a:stretch>
+                      <a:fillRect/>
+                    </a:stretch>
+                  </pic:blipFill>
+                  <pic:spPr>
+                    <a:xfrm>
+                      <a:off x="0" y="0"/>
+                      <a:ext cx="5760000" cy="2287196"/>
+                    </a:xfrm>
+                    <a:prstGeom prst="rect">
+                      <a:avLst/>
+                    </a:prstGeom>
+                  </pic:spPr>
+                </pic:pic>
+              </a:graphicData>
+            </a:graphic>
+          </wp:inline>
+        </w:drawing>
+      </w:r>
+    </w:p>
+    <w:p>
+      <w:pPr>
+        <w:spacing w:after="160"/>
+        <w:jc w:val="center"/>
+      </w:pPr>
+      <w:r>
+        <w:rPr>
+          <w:i/>
+          <w:iCs/>
+          <w:color w:val="52514E"/>
+          <w:sz w:val="18"/>
+          <w:szCs w:val="18"/>
+        </w:rPr>
+        <w:t>Hình 8. NDCG@5 và Recall@5 c</w:t>
+      </w:r>
+      <w:r>
+        <w:rPr>
+          <w:i/>
+          <w:iCs/>
+          <w:color w:val="52514E"/>
+          <w:sz w:val="18"/>
+          <w:szCs w:val="18"/>
+        </w:rPr>
+        <w:t>ủ</w:t>
+      </w:r>
+      <w:r>
+        <w:rPr>
+          <w:i/>
+          <w:iCs/>
+          <w:color w:val="52514E"/>
+          <w:sz w:val="18"/>
+          <w:szCs w:val="18"/>
+        </w:rPr>
+        <w:t>a hai baseline, SMLP4Rec plain và hybrid trên m</w:t>
+      </w:r>
+      <w:r>
+        <w:rPr>
+          <w:i/>
+          <w:iCs/>
+          <w:color w:val="52514E"/>
+          <w:sz w:val="18"/>
+          <w:szCs w:val="18"/>
+        </w:rPr>
+        <w:t>ọ</w:t>
+      </w:r>
+      <w:r>
+        <w:rPr>
+          <w:i/>
+          <w:iCs/>
+          <w:color w:val="52514E"/>
+          <w:sz w:val="18"/>
+          <w:szCs w:val="18"/>
+        </w:rPr>
+        <w:t>i s</w:t>
+      </w:r>
+      <w:r>
+        <w:rPr>
+          <w:i/>
+          <w:iCs/>
+          <w:color w:val="52514E"/>
+          <w:sz w:val="18"/>
+          <w:szCs w:val="18"/>
+        </w:rPr>
+        <w:t>ự</w:t>
+      </w:r>
+      <w:r>
+        <w:rPr>
+          <w:i/>
+          <w:iCs/>
+          <w:color w:val="52514E"/>
+          <w:sz w:val="18"/>
+          <w:szCs w:val="18"/>
+        </w:rPr>
+        <w:t xml:space="preserve"> ki</w:t>
+      </w:r>
+      <w:r>
+        <w:rPr>
+          <w:i/>
+          <w:iCs/>
+          <w:color w:val="52514E"/>
+          <w:sz w:val="18"/>
+          <w:szCs w:val="18"/>
+        </w:rPr>
+        <w:t>ệ</w:t>
+      </w:r>
+      <w:r>
+        <w:rPr>
+          <w:i/>
+          <w:iCs/>
+          <w:color w:val="52514E"/>
+          <w:sz w:val="18"/>
+          <w:szCs w:val="18"/>
+        </w:rPr>
+        <w:t>n test.</w:t>
+      </w:r>
+    </w:p>
+    <w:p>
+      <w:pPr>
+        <w:spacing w:after="100" w:line="276" w:lineRule="auto"/>
+        <w:jc w:val="both"/>
+      </w:pPr>
+      <w:r>
+        <w:rPr>
+          <w:b/>
+          <w:bCs/>
+        </w:rPr>
+        <w:t>Đ</w:t>
+      </w:r>
+      <w:r>
+        <w:rPr>
+          <w:b/>
+          <w:bCs/>
+        </w:rPr>
+        <w:t>ọ</w:t>
+      </w:r>
+      <w:r>
+        <w:rPr>
+          <w:b/>
+          <w:bCs/>
+        </w:rPr>
+        <w:t>c k</w:t>
+      </w:r>
+      <w:r>
+        <w:rPr>
+          <w:b/>
+          <w:bCs/>
+        </w:rPr>
+        <w:t>ế</w:t>
+      </w:r>
+      <w:r>
+        <w:rPr>
+          <w:b/>
+          <w:bCs/>
+        </w:rPr>
+        <w:t>t qu</w:t>
+      </w:r>
+      <w:r>
+        <w:rPr>
+          <w:b/>
+          <w:bCs/>
+        </w:rPr>
+        <w:t>ả</w:t>
+      </w:r>
+      <w:r>
+        <w:rPr>
+          <w:b/>
+          <w:bCs/>
+        </w:rPr>
+        <w:t xml:space="preserve">. </w:t>
+      </w:r>
+      <w:r>
+        <w:t>ItemKNN, ch</w:t>
+      </w:r>
+      <w:r>
+        <w:t>ỉ</w:t>
+      </w:r>
+      <w:r>
+        <w:t xml:space="preserve"> đ</w:t>
+      </w:r>
+      <w:r>
+        <w:t>ọ</w:t>
+      </w:r>
+      <w:r>
+        <w:t>c l</w:t>
+      </w:r>
+      <w:r>
+        <w:t>ị</w:t>
+      </w:r>
+      <w:r>
+        <w:t>ch s</w:t>
+      </w:r>
+      <w:r>
+        <w:t>ử</w:t>
+      </w:r>
+      <w:r>
+        <w:t>, n</w:t>
+      </w:r>
+      <w:r>
+        <w:t>ằ</w:t>
+      </w:r>
+      <w:r>
+        <w:t>m sát SMLP4Rec plain (NDCG@5 0,194 so v</w:t>
+      </w:r>
+      <w:r>
+        <w:t>ớ</w:t>
+      </w:r>
+      <w:r>
+        <w:t>i 0,214), nên b</w:t>
+      </w:r>
+      <w:r>
+        <w:t>ả</w:t>
+      </w:r>
+      <w:r>
+        <w:t>n plain không b</w:t>
+      </w:r>
+      <w:r>
+        <w:t>ị</w:t>
+      </w:r>
+      <w:r>
+        <w:t xml:space="preserve"> th</w:t>
+      </w:r>
+      <w:r>
+        <w:t>ổ</w:t>
+      </w:r>
+      <w:r>
+        <w:t>i ph</w:t>
+      </w:r>
+      <w:r>
+        <w:t>ồ</w:t>
+      </w:r>
+      <w:r>
+        <w:t>ng. H</w:t>
+      </w:r>
+      <w:r>
+        <w:t>ồ</w:t>
+      </w:r>
+      <w:r>
+        <w:t>i quy logistic, ch</w:t>
+      </w:r>
+      <w:r>
+        <w:t>ỉ</w:t>
+      </w:r>
+      <w:r>
+        <w:t xml:space="preserve"> có đi</w:t>
+      </w:r>
+      <w:r>
+        <w:t>ể</w:t>
+      </w:r>
+      <w:r>
+        <w:t>m đ</w:t>
+      </w:r>
+      <w:r>
+        <w:t>ế</w:t>
+      </w:r>
+      <w:r>
+        <w:t>n và ng</w:t>
+      </w:r>
+      <w:r>
+        <w:t>ữ</w:t>
+      </w:r>
+      <w:r>
+        <w:t xml:space="preserve"> c</w:t>
+      </w:r>
+      <w:r>
+        <w:t>ả</w:t>
+      </w:r>
+      <w:r>
+        <w:t>nh, đ</w:t>
+      </w:r>
+      <w:r>
+        <w:t>ạ</w:t>
+      </w:r>
+      <w:r>
+        <w:t>t 0,354, cao hơn popularity 0,263 đi</w:t>
+      </w:r>
+      <w:r>
+        <w:t>ể</w:t>
+      </w:r>
+      <w:r>
+        <w:t>m NDCG@5; hybrid c</w:t>
+      </w:r>
+      <w:r>
+        <w:t>ộ</w:t>
+      </w:r>
+      <w:r>
+        <w:t>ng thêm 0,081 đi</w:t>
+      </w:r>
+      <w:r>
+        <w:t>ể</w:t>
+      </w:r>
+      <w:r>
+        <w:t>m nh</w:t>
+      </w:r>
+      <w:r>
+        <w:t>ờ</w:t>
+      </w:r>
+      <w:r>
+        <w:t xml:space="preserve"> l</w:t>
+      </w:r>
+      <w:r>
+        <w:t>ị</w:t>
+      </w:r>
+      <w:r>
+        <w:t>ch s</w:t>
+      </w:r>
+      <w:r>
+        <w:t>ử</w:t>
+      </w:r>
+      <w:r>
+        <w:t xml:space="preserve"> cùng đi</w:t>
+      </w:r>
+      <w:r>
+        <w:t>ể</w:t>
+      </w:r>
+      <w:r>
+        <w:t>m đ</w:t>
+      </w:r>
+      <w:r>
+        <w:t>ế</w:t>
+      </w:r>
+      <w:r>
+        <w:t xml:space="preserve">n và SMLP4Rec. </w:t>
+      </w:r>
+      <w:r>
+        <w:t>Ở</w:t>
+      </w:r>
+      <w:r>
+        <w:t xml:space="preserve"> l</w:t>
+      </w:r>
+      <w:r>
+        <w:t>ầ</w:t>
+      </w:r>
+      <w:r>
+        <w:t>n đ</w:t>
+      </w:r>
+      <w:r>
+        <w:t>ặ</w:t>
+      </w:r>
+      <w:r>
+        <w:t>t đ</w:t>
+      </w:r>
+      <w:r>
+        <w:t>ầ</w:t>
+      </w:r>
+      <w:r>
+        <w:t>u (L = 0), h</w:t>
+      </w:r>
+      <w:r>
+        <w:t>ồ</w:t>
+      </w:r>
+      <w:r>
+        <w:t xml:space="preserve">i quy logistic (0,345) </w:t>
+      </w:r>
+      <w:r>
+        <w:lastRenderedPageBreak/>
+        <w:t>ch</w:t>
+      </w:r>
+      <w:r>
+        <w:t>ỉ</w:t>
+      </w:r>
+      <w:r>
+        <w:t xml:space="preserve"> kém hybrid (0,350) 0,005 đi</w:t>
+      </w:r>
+      <w:r>
+        <w:t>ể</w:t>
+      </w:r>
+      <w:r>
+        <w:t>m. Ph</w:t>
+      </w:r>
+      <w:r>
+        <w:t>ầ</w:t>
+      </w:r>
+      <w:r>
+        <w:t>n l</w:t>
+      </w:r>
+      <w:r>
+        <w:t>ớ</w:t>
+      </w:r>
+      <w:r>
+        <w:t>n đi</w:t>
+      </w:r>
+      <w:r>
+        <w:t>ể</w:t>
+      </w:r>
+      <w:r>
+        <w:t>m c</w:t>
+      </w:r>
+      <w:r>
+        <w:t>ủ</w:t>
+      </w:r>
+      <w:r>
+        <w:t>a hybrid gi</w:t>
+      </w:r>
+      <w:r>
+        <w:t>ả</w:t>
+      </w:r>
+      <w:r>
+        <w:t>i thích đư</w:t>
+      </w:r>
+      <w:r>
+        <w:t>ợ</w:t>
+      </w:r>
+      <w:r>
+        <w:t>c b</w:t>
+      </w:r>
+      <w:r>
+        <w:t>ằ</w:t>
+      </w:r>
+      <w:r>
+        <w:t>ng đi</w:t>
+      </w:r>
+      <w:r>
+        <w:t>ể</w:t>
+      </w:r>
+      <w:r>
+        <w:t>m đ</w:t>
+      </w:r>
+      <w:r>
+        <w:t>ế</w:t>
+      </w:r>
+      <w:r>
+        <w:t>n c</w:t>
+      </w:r>
+      <w:r>
+        <w:t>ủ</w:t>
+      </w:r>
+      <w:r>
+        <w:t>a lư</w:t>
+      </w:r>
+      <w:r>
+        <w:t>ợ</w:t>
+      </w:r>
+      <w:r>
+        <w:t>t tìm, thông tin có s</w:t>
+      </w:r>
+      <w:r>
+        <w:t>ẵ</w:t>
+      </w:r>
+      <w:r>
+        <w:t>n trư</w:t>
+      </w:r>
+      <w:r>
+        <w:t>ớ</w:t>
+      </w:r>
+      <w:r>
+        <w:t>c khi đ</w:t>
+      </w:r>
+      <w:r>
+        <w:t>ặ</w:t>
+      </w:r>
+      <w:r>
+        <w:t>t.</w:t>
+      </w:r>
+    </w:p>
+    <w:tbl>
+      <w:tblPr>
+        <w:tblW w:w="9638" w:type="dxa"/>
+        <w:tblBorders>
+          <w:top w:val="single" w:sz="4" w:space="0" w:color="auto"/>
+          <w:left w:val="single" w:sz="4" w:space="0" w:color="auto"/>
+          <w:bottom w:val="single" w:sz="4" w:space="0" w:color="auto"/>
+          <w:right w:val="single" w:sz="4" w:space="0" w:color="auto"/>
+          <w:insideH w:val="single" w:sz="4" w:space="0" w:color="auto"/>
+          <w:insideV w:val="single" w:sz="4" w:space="0" w:color="auto"/>
+        </w:tblBorders>
+        <w:tblCellMar>
+          <w:left w:w="10" w:type="dxa"/>
+          <w:right w:w="10" w:type="dxa"/>
+        </w:tblCellMar>
+        <w:tblLook w:val="04A0" w:firstRow="1" w:lastRow="0" w:firstColumn="1" w:lastColumn="0" w:noHBand="0" w:noVBand="1"/>
+      </w:tblPr>
+      <w:tblGrid>
+        <w:gridCol w:w="6038"/>
+        <w:gridCol w:w="1800"/>
+        <w:gridCol w:w="1800"/>
+      </w:tblGrid>
+      <w:tr>
+        <w:trPr>
+          <w:cantSplit/>
+          <w:tblHeader/>
+        </w:trPr>
+        <w:tc>
+          <w:tcPr>
+            <w:tcW w:w="6038" w:type="dxa"/>
+            <w:tcBorders>
+              <w:top w:val="single" w:sz="4" w:space="0" w:color="B8C2CF"/>
+              <w:left w:val="single" w:sz="4" w:space="0" w:color="B8C2CF"/>
+              <w:bottom w:val="single" w:sz="4" w:space="0" w:color="B8C2CF"/>
+              <w:right w:val="single" w:sz="4" w:space="0" w:color="B8C2CF"/>
+            </w:tcBorders>
+            <w:shd w:val="clear" w:color="auto" w:fill="E8EEF6"/>
+            <w:tcMar>
+              <w:top w:w="60" w:type="dxa"/>
+              <w:left w:w="100" w:type="dxa"/>
+              <w:bottom w:w="60" w:type="dxa"/>
+              <w:right w:w="100" w:type="dxa"/>
+            </w:tcMar>
+          </w:tcPr>
+          <w:p>
+            <w:pPr>
+              <w:spacing w:after="20"/>
+            </w:pPr>
+            <w:r>
+              <w:rPr>
+                <w:b/>
+                <w:bCs/>
+                <w:sz w:val="19"/>
+                <w:szCs w:val="19"/>
+              </w:rPr>
+              <w:t>Đ</w:t>
+            </w:r>
+            <w:r>
+              <w:rPr>
+                <w:b/>
+                <w:bCs/>
+                <w:sz w:val="19"/>
+                <w:szCs w:val="19"/>
+              </w:rPr>
+              <w:t>ố</w:t>
+            </w:r>
+            <w:r>
+              <w:rPr>
+                <w:b/>
+                <w:bCs/>
+                <w:sz w:val="19"/>
+                <w:szCs w:val="19"/>
+              </w:rPr>
+              <w:t>i ch</w:t>
+            </w:r>
+            <w:r>
+              <w:rPr>
+                <w:b/>
+                <w:bCs/>
+                <w:sz w:val="19"/>
+                <w:szCs w:val="19"/>
+              </w:rPr>
+              <w:t>ứ</w:t>
+            </w:r>
+            <w:r>
+              <w:rPr>
+                <w:b/>
+                <w:bCs/>
+                <w:sz w:val="19"/>
+                <w:szCs w:val="19"/>
+              </w:rPr>
+              <w:t>ng (test, user có l</w:t>
+            </w:r>
+            <w:r>
+              <w:rPr>
+                <w:b/>
+                <w:bCs/>
+                <w:sz w:val="19"/>
+                <w:szCs w:val="19"/>
+              </w:rPr>
+              <w:t>ị</w:t>
+            </w:r>
+            <w:r>
+              <w:rPr>
+                <w:b/>
+                <w:bCs/>
+                <w:sz w:val="19"/>
+                <w:szCs w:val="19"/>
+              </w:rPr>
+              <w:t>ch s</w:t>
+            </w:r>
+            <w:r>
+              <w:rPr>
+                <w:b/>
+                <w:bCs/>
+                <w:sz w:val="19"/>
+                <w:szCs w:val="19"/>
+              </w:rPr>
+              <w:t>ử</w:t>
+            </w:r>
+            <w:r>
+              <w:rPr>
+                <w:b/>
+                <w:bCs/>
+                <w:sz w:val="19"/>
+                <w:szCs w:val="19"/>
+              </w:rPr>
+              <w:t>, NDCG@5)</w:t>
+            </w:r>
+          </w:p>
+        </w:tc>
+        <w:tc>
+          <w:tcPr>
+            <w:tcW w:w="1800" w:type="dxa"/>
+            <w:tcBorders>
+              <w:top w:val="single" w:sz="4" w:space="0" w:color="B8C2CF"/>
+              <w:left w:val="single" w:sz="4" w:space="0" w:color="B8C2CF"/>
+              <w:bottom w:val="single" w:sz="4" w:space="0" w:color="B8C2CF"/>
+              <w:right w:val="single" w:sz="4" w:space="0" w:color="B8C2CF"/>
+            </w:tcBorders>
+            <w:shd w:val="clear" w:color="auto" w:fill="E8EEF6"/>
+            <w:tcMar>
+              <w:top w:w="60" w:type="dxa"/>
+              <w:left w:w="100" w:type="dxa"/>
+              <w:bottom w:w="60" w:type="dxa"/>
+              <w:right w:w="100" w:type="dxa"/>
+            </w:tcMar>
+          </w:tcPr>
+          <w:p>
+            <w:pPr>
+              <w:spacing w:after="20"/>
+            </w:pPr>
+            <w:r>
+              <w:rPr>
+                <w:b/>
+                <w:bCs/>
+                <w:sz w:val="19"/>
+                <w:szCs w:val="19"/>
+              </w:rPr>
+              <w:t>Th</w:t>
+            </w:r>
+            <w:r>
+              <w:rPr>
+                <w:b/>
+                <w:bCs/>
+                <w:sz w:val="19"/>
+                <w:szCs w:val="19"/>
+              </w:rPr>
+              <w:t>ậ</w:t>
+            </w:r>
+            <w:r>
+              <w:rPr>
+                <w:b/>
+                <w:bCs/>
+                <w:sz w:val="19"/>
+                <w:szCs w:val="19"/>
+              </w:rPr>
+              <w:t>t</w:t>
+            </w:r>
+          </w:p>
+        </w:tc>
+        <w:tc>
+          <w:tcPr>
+            <w:tcW w:w="1800" w:type="dxa"/>
+            <w:tcBorders>
+              <w:top w:val="single" w:sz="4" w:space="0" w:color="B8C2CF"/>
+              <w:left w:val="single" w:sz="4" w:space="0" w:color="B8C2CF"/>
+              <w:bottom w:val="single" w:sz="4" w:space="0" w:color="B8C2CF"/>
+              <w:right w:val="single" w:sz="4" w:space="0" w:color="B8C2CF"/>
+            </w:tcBorders>
+            <w:shd w:val="clear" w:color="auto" w:fill="E8EEF6"/>
+            <w:tcMar>
+              <w:top w:w="60" w:type="dxa"/>
+              <w:left w:w="100" w:type="dxa"/>
+              <w:bottom w:w="60" w:type="dxa"/>
+              <w:right w:w="100" w:type="dxa"/>
+            </w:tcMar>
+          </w:tcPr>
+          <w:p>
+            <w:pPr>
+              <w:spacing w:after="20"/>
+            </w:pPr>
+            <w:r>
+              <w:rPr>
+                <w:b/>
+                <w:bCs/>
+                <w:sz w:val="19"/>
+                <w:szCs w:val="19"/>
+              </w:rPr>
+              <w:t>Xáo tr</w:t>
+            </w:r>
+            <w:r>
+              <w:rPr>
+                <w:b/>
+                <w:bCs/>
+                <w:sz w:val="19"/>
+                <w:szCs w:val="19"/>
+              </w:rPr>
+              <w:t>ộ</w:t>
+            </w:r>
+            <w:r>
+              <w:rPr>
+                <w:b/>
+                <w:bCs/>
+                <w:sz w:val="19"/>
+                <w:szCs w:val="19"/>
+              </w:rPr>
+              <w:t>n</w:t>
+            </w:r>
+          </w:p>
+        </w:tc>
+      </w:tr>
+      <w:tr>
+        <w:trPr>
+          <w:cantSplit/>
+        </w:trPr>
+        <w:tc>
+          <w:tcPr>
+            <w:tcW w:w="6038" w:type="dxa"/>
+            <w:tcBorders>
+              <w:top w:val="single" w:sz="4" w:space="0" w:color="B8C2CF"/>
+              <w:left w:val="single" w:sz="4" w:space="0" w:color="B8C2CF"/>
+              <w:bottom w:val="single" w:sz="4" w:space="0" w:color="B8C2CF"/>
+              <w:right w:val="single" w:sz="4" w:space="0" w:color="B8C2CF"/>
+            </w:tcBorders>
+            <w:tcMar>
+              <w:top w:w="60" w:type="dxa"/>
+              <w:left w:w="100" w:type="dxa"/>
+              <w:bottom w:w="60" w:type="dxa"/>
+              <w:right w:w="100" w:type="dxa"/>
+            </w:tcMar>
+          </w:tcPr>
+          <w:p>
+            <w:pPr>
+              <w:spacing w:after="20"/>
+            </w:pPr>
+            <w:r>
+              <w:rPr>
+                <w:sz w:val="19"/>
+                <w:szCs w:val="19"/>
+              </w:rPr>
+              <w:t>H</w:t>
+            </w:r>
+            <w:r>
+              <w:rPr>
+                <w:sz w:val="19"/>
+                <w:szCs w:val="19"/>
+              </w:rPr>
+              <w:t>ồ</w:t>
+            </w:r>
+            <w:r>
+              <w:rPr>
+                <w:sz w:val="19"/>
+                <w:szCs w:val="19"/>
+              </w:rPr>
+              <w:t>i quy logistic: xáo tr</w:t>
+            </w:r>
+            <w:r>
+              <w:rPr>
+                <w:sz w:val="19"/>
+                <w:szCs w:val="19"/>
+              </w:rPr>
+              <w:t>ộ</w:t>
+            </w:r>
+            <w:r>
+              <w:rPr>
+                <w:sz w:val="19"/>
+                <w:szCs w:val="19"/>
+              </w:rPr>
+              <w:t>n đ</w:t>
+            </w:r>
+            <w:r>
+              <w:rPr>
+                <w:sz w:val="19"/>
+                <w:szCs w:val="19"/>
+              </w:rPr>
+              <w:t>ặ</w:t>
+            </w:r>
+            <w:r>
+              <w:rPr>
+                <w:sz w:val="19"/>
+                <w:szCs w:val="19"/>
+              </w:rPr>
+              <w:t>c trưng lư</w:t>
+            </w:r>
+            <w:r>
+              <w:rPr>
+                <w:sz w:val="19"/>
+                <w:szCs w:val="19"/>
+              </w:rPr>
+              <w:t>ợ</w:t>
+            </w:r>
+            <w:r>
+              <w:rPr>
+                <w:sz w:val="19"/>
+                <w:szCs w:val="19"/>
+              </w:rPr>
+              <w:t>t tìm</w:t>
+            </w:r>
+          </w:p>
+        </w:tc>
+        <w:tc>
+          <w:tcPr>
+            <w:tcW w:w="1800" w:type="dxa"/>
+            <w:tcBorders>
+              <w:top w:val="single" w:sz="4" w:space="0" w:color="B8C2CF"/>
+              <w:left w:val="single" w:sz="4" w:space="0" w:color="B8C2CF"/>
+              <w:bottom w:val="single" w:sz="4" w:space="0" w:color="B8C2CF"/>
+              <w:right w:val="single" w:sz="4" w:space="0" w:color="B8C2CF"/>
+            </w:tcBorders>
+            <w:tcMar>
+              <w:top w:w="60" w:type="dxa"/>
+              <w:left w:w="100" w:type="dxa"/>
+              <w:bottom w:w="60" w:type="dxa"/>
+              <w:right w:w="100" w:type="dxa"/>
+            </w:tcMar>
+          </w:tcPr>
+          <w:p>
+            <w:pPr>
+              <w:spacing w:after="20"/>
+            </w:pPr>
+            <w:r>
+              <w:rPr>
+                <w:sz w:val="19"/>
+                <w:szCs w:val="19"/>
+              </w:rPr>
+              <w:t>0,356</w:t>
+            </w:r>
+          </w:p>
+        </w:tc>
+        <w:tc>
+          <w:tcPr>
+            <w:tcW w:w="1800" w:type="dxa"/>
+            <w:tcBorders>
+              <w:top w:val="single" w:sz="4" w:space="0" w:color="B8C2CF"/>
+              <w:left w:val="single" w:sz="4" w:space="0" w:color="B8C2CF"/>
+              <w:bottom w:val="single" w:sz="4" w:space="0" w:color="B8C2CF"/>
+              <w:right w:val="single" w:sz="4" w:space="0" w:color="B8C2CF"/>
+            </w:tcBorders>
+            <w:tcMar>
+              <w:top w:w="60" w:type="dxa"/>
+              <w:left w:w="100" w:type="dxa"/>
+              <w:bottom w:w="60" w:type="dxa"/>
+              <w:right w:w="100" w:type="dxa"/>
+            </w:tcMar>
+          </w:tcPr>
+          <w:p>
+            <w:pPr>
+              <w:spacing w:after="20"/>
+            </w:pPr>
+            <w:r>
+              <w:rPr>
+                <w:sz w:val="19"/>
+                <w:szCs w:val="19"/>
+              </w:rPr>
+              <w:t>0,047</w:t>
+            </w:r>
+          </w:p>
+        </w:tc>
+      </w:tr>
+      <w:tr>
+        <w:trPr>
+          <w:cantSplit/>
+        </w:trPr>
+        <w:tc>
+          <w:tcPr>
+            <w:tcW w:w="6038" w:type="dxa"/>
+            <w:tcBorders>
+              <w:top w:val="single" w:sz="4" w:space="0" w:color="B8C2CF"/>
+              <w:left w:val="single" w:sz="4" w:space="0" w:color="B8C2CF"/>
+              <w:bottom w:val="single" w:sz="4" w:space="0" w:color="B8C2CF"/>
+              <w:right w:val="single" w:sz="4" w:space="0" w:color="B8C2CF"/>
+            </w:tcBorders>
+            <w:tcMar>
+              <w:top w:w="60" w:type="dxa"/>
+              <w:left w:w="100" w:type="dxa"/>
+              <w:bottom w:w="60" w:type="dxa"/>
+              <w:right w:w="100" w:type="dxa"/>
+            </w:tcMar>
+          </w:tcPr>
+          <w:p>
+            <w:pPr>
+              <w:spacing w:after="20"/>
+            </w:pPr>
+            <w:r>
+              <w:rPr>
+                <w:sz w:val="19"/>
+                <w:szCs w:val="19"/>
+              </w:rPr>
+              <w:t>ItemKNN: xáo tr</w:t>
+            </w:r>
+            <w:r>
+              <w:rPr>
+                <w:sz w:val="19"/>
+                <w:szCs w:val="19"/>
+              </w:rPr>
+              <w:t>ộ</w:t>
+            </w:r>
+            <w:r>
+              <w:rPr>
+                <w:sz w:val="19"/>
+                <w:szCs w:val="19"/>
+              </w:rPr>
+              <w:t>n l</w:t>
+            </w:r>
+            <w:r>
+              <w:rPr>
+                <w:sz w:val="19"/>
+                <w:szCs w:val="19"/>
+              </w:rPr>
+              <w:t>ị</w:t>
+            </w:r>
+            <w:r>
+              <w:rPr>
+                <w:sz w:val="19"/>
+                <w:szCs w:val="19"/>
+              </w:rPr>
+              <w:t>ch s</w:t>
+            </w:r>
+            <w:r>
+              <w:rPr>
+                <w:sz w:val="19"/>
+                <w:szCs w:val="19"/>
+              </w:rPr>
+              <w:t>ử</w:t>
+            </w:r>
+            <w:r>
+              <w:rPr>
+                <w:sz w:val="19"/>
+                <w:szCs w:val="19"/>
+              </w:rPr>
+              <w:t xml:space="preserve"> gi</w:t>
+            </w:r>
+            <w:r>
+              <w:rPr>
+                <w:sz w:val="19"/>
+                <w:szCs w:val="19"/>
+              </w:rPr>
+              <w:t>ữ</w:t>
+            </w:r>
+            <w:r>
+              <w:rPr>
+                <w:sz w:val="19"/>
+                <w:szCs w:val="19"/>
+              </w:rPr>
+              <w:t>a các dòng</w:t>
+            </w:r>
+          </w:p>
+        </w:tc>
+        <w:tc>
+          <w:tcPr>
+            <w:tcW w:w="1800" w:type="dxa"/>
+            <w:tcBorders>
+              <w:top w:val="single" w:sz="4" w:space="0" w:color="B8C2CF"/>
+              <w:left w:val="single" w:sz="4" w:space="0" w:color="B8C2CF"/>
+              <w:bottom w:val="single" w:sz="4" w:space="0" w:color="B8C2CF"/>
+              <w:right w:val="single" w:sz="4" w:space="0" w:color="B8C2CF"/>
+            </w:tcBorders>
+            <w:tcMar>
+              <w:top w:w="60" w:type="dxa"/>
+              <w:left w:w="100" w:type="dxa"/>
+              <w:bottom w:w="60" w:type="dxa"/>
+              <w:right w:w="100" w:type="dxa"/>
+            </w:tcMar>
+          </w:tcPr>
+          <w:p>
+            <w:pPr>
+              <w:spacing w:after="20"/>
+            </w:pPr>
+            <w:r>
+              <w:rPr>
+                <w:sz w:val="19"/>
+                <w:szCs w:val="19"/>
+              </w:rPr>
+              <w:t>0,220</w:t>
+            </w:r>
+          </w:p>
+        </w:tc>
+        <w:tc>
+          <w:tcPr>
+            <w:tcW w:w="1800" w:type="dxa"/>
+            <w:tcBorders>
+              <w:top w:val="single" w:sz="4" w:space="0" w:color="B8C2CF"/>
+              <w:left w:val="single" w:sz="4" w:space="0" w:color="B8C2CF"/>
+              <w:bottom w:val="single" w:sz="4" w:space="0" w:color="B8C2CF"/>
+              <w:right w:val="single" w:sz="4" w:space="0" w:color="B8C2CF"/>
+            </w:tcBorders>
+            <w:tcMar>
+              <w:top w:w="60" w:type="dxa"/>
+              <w:left w:w="100" w:type="dxa"/>
+              <w:bottom w:w="60" w:type="dxa"/>
+              <w:right w:w="100" w:type="dxa"/>
+            </w:tcMar>
+          </w:tcPr>
+          <w:p>
+            <w:pPr>
+              <w:spacing w:after="20"/>
+            </w:pPr>
+            <w:r>
+              <w:rPr>
+                <w:sz w:val="19"/>
+                <w:szCs w:val="19"/>
+              </w:rPr>
+              <w:t>0,048</w:t>
+            </w:r>
+          </w:p>
+        </w:tc>
+      </w:tr>
+    </w:tbl>
+    <w:p>
+      <w:pPr>
+        <w:spacing w:after="100" w:line="276" w:lineRule="auto"/>
+      </w:pPr>
+    </w:p>
+    <w:p>
+      <w:pPr>
+        <w:spacing w:after="100" w:line="276" w:lineRule="auto"/>
+        <w:jc w:val="both"/>
+      </w:pPr>
+      <w:r>
+        <w:t>M</w:t>
+      </w:r>
+      <w:r>
+        <w:t>ố</w:t>
+      </w:r>
+      <w:r>
+        <w:t>c popularity toàn c</w:t>
+      </w:r>
+      <w:r>
+        <w:t>ụ</w:t>
+      </w:r>
+      <w:r>
+        <w:t>c trên cùng t</w:t>
+      </w:r>
+      <w:r>
+        <w:t>ậ</w:t>
+      </w:r>
+      <w:r>
+        <w:t>p là 0,094; xáo tr</w:t>
+      </w:r>
+      <w:r>
+        <w:t>ộ</w:t>
+      </w:r>
+      <w:r>
+        <w:t>n đưa c</w:t>
+      </w:r>
+      <w:r>
+        <w:t>ả</w:t>
+      </w:r>
+      <w:r>
+        <w:t xml:space="preserve"> hai mô hình v</w:t>
+      </w:r>
+      <w:r>
+        <w:t>ề</w:t>
+      </w:r>
+      <w:r>
+        <w:t xml:space="preserve"> m</w:t>
+      </w:r>
+      <w:r>
+        <w:t>ứ</w:t>
+      </w:r>
+      <w:r>
+        <w:t>c đó, nên tín hi</w:t>
+      </w:r>
+      <w:r>
+        <w:t>ệ</w:t>
+      </w:r>
+      <w:r>
+        <w:t>u c</w:t>
+      </w:r>
+      <w:r>
+        <w:t>ủ</w:t>
+      </w:r>
+      <w:r>
+        <w:t>a chúng là th</w:t>
+      </w:r>
+      <w:r>
+        <w:t>ậ</w:t>
+      </w:r>
+      <w:r>
+        <w:t>t.</w:t>
+      </w:r>
+    </w:p>
+    <w:p>
+      <w:pPr>
+        <w:spacing w:after="100" w:line="276" w:lineRule="auto"/>
+        <w:jc w:val="both"/>
+      </w:pPr>
+      <w:r>
+        <w:rPr>
+          <w:b/>
+          <w:bCs/>
+        </w:rPr>
+        <w:t>Ki</w:t>
+      </w:r>
+      <w:r>
+        <w:rPr>
+          <w:b/>
+          <w:bCs/>
+        </w:rPr>
+        <w:t>ể</w:t>
+      </w:r>
+      <w:r>
+        <w:rPr>
+          <w:b/>
+          <w:bCs/>
+        </w:rPr>
+        <w:t xml:space="preserve">m tra. </w:t>
+      </w:r>
+      <w:r>
+        <w:t>Trong notebook: không dòng valid ho</w:t>
+      </w:r>
+      <w:r>
+        <w:t>ặ</w:t>
+      </w:r>
+      <w:r>
+        <w:t>c test nào n</w:t>
+      </w:r>
+      <w:r>
+        <w:t>ằ</w:t>
+      </w:r>
+      <w:r>
+        <w:t>m trong d</w:t>
+      </w:r>
+      <w:r>
+        <w:t>ữ</w:t>
+      </w:r>
+      <w:r>
+        <w:t xml:space="preserve"> li</w:t>
+      </w:r>
+      <w:r>
+        <w:t>ệ</w:t>
+      </w:r>
+      <w:r>
+        <w:t>u hu</w:t>
+      </w:r>
+      <w:r>
+        <w:t>ấ</w:t>
+      </w:r>
+      <w:r>
+        <w:t>n luy</w:t>
+      </w:r>
+      <w:r>
+        <w:t>ệ</w:t>
+      </w:r>
+      <w:r>
+        <w:t>n (0 dòng); hu</w:t>
+      </w:r>
+      <w:r>
+        <w:t>ấ</w:t>
+      </w:r>
+      <w:r>
+        <w:t>n luy</w:t>
+      </w:r>
+      <w:r>
+        <w:t>ệ</w:t>
+      </w:r>
+      <w:r>
+        <w:t>n k</w:t>
+      </w:r>
+      <w:r>
+        <w:t>ế</w:t>
+      </w:r>
+      <w:r>
+        <w:t>t thúc 147 giây trư</w:t>
+      </w:r>
+      <w:r>
+        <w:t>ớ</w:t>
+      </w:r>
+      <w:r>
+        <w:t>c m</w:t>
+      </w:r>
+      <w:r>
+        <w:t>ụ</w:t>
+      </w:r>
+      <w:r>
+        <w:t>c tiêu valid đ</w:t>
+      </w:r>
+      <w:r>
+        <w:t>ầ</w:t>
+      </w:r>
+      <w:r>
+        <w:t>u tiên; đi</w:t>
+      </w:r>
+      <w:r>
+        <w:t>ể</w:t>
+      </w:r>
+      <w:r>
+        <w:t>m ItemKNN kh</w:t>
+      </w:r>
+      <w:r>
+        <w:t>ớ</w:t>
+      </w:r>
+      <w:r>
+        <w:t>p hàm recommend() c</w:t>
+      </w:r>
+      <w:r>
+        <w:t>ủ</w:t>
+      </w:r>
+      <w:r>
+        <w:t>a thư vi</w:t>
+      </w:r>
+      <w:r>
+        <w:t>ệ</w:t>
+      </w:r>
+      <w:r>
+        <w:t>n; Recall@5 và NDCG@5 tính l</w:t>
+      </w:r>
+      <w:r>
+        <w:t>ạ</w:t>
+      </w:r>
+      <w:r>
+        <w:t>i b</w:t>
+      </w:r>
+      <w:r>
+        <w:t>ằ</w:t>
+      </w:r>
+      <w:r>
+        <w:t>ng vòng l</w:t>
+      </w:r>
+      <w:r>
+        <w:t>ặ</w:t>
+      </w:r>
+      <w:r>
+        <w:t>p Python thu</w:t>
+      </w:r>
+      <w:r>
+        <w:t>ầ</w:t>
+      </w:r>
+      <w:r>
+        <w:t>n kh</w:t>
+      </w:r>
+      <w:r>
+        <w:t>ớ</w:t>
+      </w:r>
+      <w:r>
+        <w:t>p; không có h</w:t>
+      </w:r>
+      <w:r>
+        <w:t>ạ</w:t>
+      </w:r>
+      <w:r>
+        <w:t xml:space="preserve">ng hòa </w:t>
+      </w:r>
+      <w:r>
+        <w:t>ở</w:t>
+      </w:r>
+      <w:r>
+        <w:t xml:space="preserve"> m</w:t>
+      </w:r>
+      <w:r>
+        <w:t>ụ</w:t>
+      </w:r>
+      <w:r>
+        <w:t>c tiêu. Ki</w:t>
+      </w:r>
+      <w:r>
+        <w:t>ể</w:t>
+      </w:r>
+      <w:r>
+        <w:t>m tra đ</w:t>
+      </w:r>
+      <w:r>
+        <w:t>ộ</w:t>
+      </w:r>
+      <w:r>
+        <w:t>c l</w:t>
+      </w:r>
+      <w:r>
+        <w:t>ậ</w:t>
+      </w:r>
+      <w:r>
+        <w:t>p (scripts/verify_basic_baselines.py, không dùng code c</w:t>
+      </w:r>
+      <w:r>
+        <w:t>ủ</w:t>
+      </w:r>
+      <w:r>
+        <w:t>a notebook): d</w:t>
+      </w:r>
+      <w:r>
+        <w:t>ự</w:t>
+      </w:r>
+      <w:r>
+        <w:t>ng l</w:t>
+      </w:r>
+      <w:r>
+        <w:t>ạ</w:t>
+      </w:r>
+      <w:r>
+        <w:t>i phép chia, l</w:t>
+      </w:r>
+      <w:r>
+        <w:t>ị</w:t>
+      </w:r>
+      <w:r>
+        <w:t>ch s</w:t>
+      </w:r>
+      <w:r>
+        <w:t>ử</w:t>
+      </w:r>
+      <w:r>
+        <w:t>, đ</w:t>
+      </w:r>
+      <w:r>
+        <w:t>ộ</w:t>
+      </w:r>
+      <w:r>
+        <w:t xml:space="preserve"> tương t</w:t>
+      </w:r>
+      <w:r>
+        <w:t>ự</w:t>
+      </w:r>
+      <w:r>
+        <w:t xml:space="preserve"> cosine và đ</w:t>
+      </w:r>
+      <w:r>
+        <w:t>ặ</w:t>
+      </w:r>
+      <w:r>
+        <w:t>c trưng, ch</w:t>
+      </w:r>
+      <w:r>
+        <w:t>ấ</w:t>
+      </w:r>
+      <w:r>
+        <w:t>m l</w:t>
+      </w:r>
+      <w:r>
+        <w:t>ạ</w:t>
+      </w:r>
+      <w:r>
+        <w:t>i hai mô hình và so v</w:t>
+      </w:r>
+      <w:r>
+        <w:t>ớ</w:t>
+      </w:r>
+      <w:r>
+        <w:t>i k</w:t>
+      </w:r>
+      <w:r>
+        <w:t>ế</w:t>
+      </w:r>
+      <w:r>
+        <w:t>t qu</w:t>
+      </w:r>
+      <w:r>
+        <w:t>ả</w:t>
+      </w:r>
+      <w:r>
+        <w:t xml:space="preserve"> đã lưu, đư</w:t>
+      </w:r>
+      <w:r>
+        <w:t>ợ</w:t>
+      </w:r>
+      <w:r>
+        <w:t>c 0 sai khác v</w:t>
+      </w:r>
+      <w:r>
+        <w:t>ề</w:t>
+      </w:r>
+      <w:r>
+        <w:t xml:space="preserve"> h</w:t>
+      </w:r>
+      <w:r>
+        <w:t>ạ</w:t>
+      </w:r>
+      <w:r>
+        <w:t>ng; h</w:t>
+      </w:r>
+      <w:r>
+        <w:t>ồ</w:t>
+      </w:r>
+      <w:r>
+        <w:t>i quy l</w:t>
+      </w:r>
+      <w:r>
+        <w:t>ogistic không dùng trư</w:t>
+      </w:r>
+      <w:r>
+        <w:t>ờ</w:t>
+      </w:r>
+      <w:r>
+        <w:t>ng nào c</w:t>
+      </w:r>
+      <w:r>
+        <w:t>ủ</w:t>
+      </w:r>
+      <w:r>
+        <w:t>a khách s</w:t>
+      </w:r>
+      <w:r>
+        <w:t>ạ</w:t>
+      </w:r>
+      <w:r>
+        <w:t>n đã đ</w:t>
+      </w:r>
+      <w:r>
+        <w:t>ặ</w:t>
+      </w:r>
+      <w:r>
+        <w:t>t, thành ph</w:t>
+      </w:r>
+      <w:r>
+        <w:t>ố</w:t>
+      </w:r>
+      <w:r>
+        <w:t xml:space="preserve"> hay vùng c</w:t>
+      </w:r>
+      <w:r>
+        <w:t>ủ</w:t>
+      </w:r>
+      <w:r>
+        <w:t>a khách; không có s</w:t>
+      </w:r>
+      <w:r>
+        <w:t>ố</w:t>
+      </w:r>
+      <w:r>
+        <w:t xml:space="preserve"> k</w:t>
+      </w:r>
+      <w:r>
+        <w:t>ế</w:t>
+      </w:r>
+      <w:r>
+        <w:t>t qu</w:t>
+      </w:r>
+      <w:r>
+        <w:t>ả</w:t>
+      </w:r>
+      <w:r>
+        <w:t xml:space="preserve"> vi</w:t>
+      </w:r>
+      <w:r>
+        <w:t>ế</w:t>
+      </w:r>
+      <w:r>
+        <w:t>t c</w:t>
+      </w:r>
+      <w:r>
+        <w:t>ứ</w:t>
+      </w:r>
+      <w:r>
+        <w:t>ng trong code notebook.</w:t>
+      </w:r>
+    </w:p>
+    <w:p>
+      <w:pPr>
+        <w:spacing w:after="100" w:line="276" w:lineRule="auto"/>
+        <w:jc w:val="both"/>
+      </w:pPr>
+      <w:r>
+        <w:rPr>
+          <w:b/>
+          <w:bCs/>
+        </w:rPr>
+        <w:t>Gi</w:t>
+      </w:r>
+      <w:r>
+        <w:rPr>
+          <w:b/>
+          <w:bCs/>
+        </w:rPr>
+        <w:t>ớ</w:t>
+      </w:r>
+      <w:r>
+        <w:rPr>
+          <w:b/>
+          <w:bCs/>
+        </w:rPr>
+        <w:t>i h</w:t>
+      </w:r>
+      <w:r>
+        <w:rPr>
+          <w:b/>
+          <w:bCs/>
+        </w:rPr>
+        <w:t>ạ</w:t>
+      </w:r>
+      <w:r>
+        <w:rPr>
+          <w:b/>
+          <w:bCs/>
+        </w:rPr>
+        <w:t xml:space="preserve">n. </w:t>
+      </w:r>
+      <w:r>
+        <w:t>M</w:t>
+      </w:r>
+      <w:r>
+        <w:t>ộ</w:t>
+      </w:r>
+      <w:r>
+        <w:t>t seed; C = 10 là giá tr</w:t>
+      </w:r>
+      <w:r>
+        <w:t>ị</w:t>
+      </w:r>
+      <w:r>
+        <w:t xml:space="preserve"> l</w:t>
+      </w:r>
+      <w:r>
+        <w:t>ớ</w:t>
+      </w:r>
+      <w:r>
+        <w:t>n nh</w:t>
+      </w:r>
+      <w:r>
+        <w:t>ấ</w:t>
+      </w:r>
+      <w:r>
+        <w:t>t trong lư</w:t>
+      </w:r>
+      <w:r>
+        <w:t>ớ</w:t>
+      </w:r>
+      <w:r>
+        <w:t>i nên có th</w:t>
+      </w:r>
+      <w:r>
+        <w:t>ể</w:t>
+      </w:r>
+      <w:r>
+        <w:t xml:space="preserve"> còn tăng nh</w:t>
+      </w:r>
+      <w:r>
+        <w:t>ẹ</w:t>
+      </w:r>
+      <w:r>
+        <w:t>; h</w:t>
+      </w:r>
+      <w:r>
+        <w:t>ồ</w:t>
+      </w:r>
+      <w:r>
+        <w:t>i quy logistic ch</w:t>
+      </w:r>
+      <w:r>
+        <w:t>ỉ</w:t>
+      </w:r>
+      <w:r>
+        <w:t xml:space="preserve"> ch</w:t>
+      </w:r>
+      <w:r>
+        <w:t>ạ</w:t>
+      </w:r>
+      <w:r>
+        <w:t>y 3 epoch; lư</w:t>
+      </w:r>
+      <w:r>
+        <w:t>ớ</w:t>
+      </w:r>
+      <w:r>
+        <w:t>i K và C nh</w:t>
+      </w:r>
+      <w:r>
+        <w:t>ỏ</w:t>
+      </w:r>
+      <w:r>
+        <w:t>. Đây là ki</w:t>
+      </w:r>
+      <w:r>
+        <w:t>ể</w:t>
+      </w:r>
+      <w:r>
+        <w:t>m tra tính h</w:t>
+      </w:r>
+      <w:r>
+        <w:t>ợ</w:t>
+      </w:r>
+      <w:r>
+        <w:t>p lý, không ph</w:t>
+      </w:r>
+      <w:r>
+        <w:t>ả</w:t>
+      </w:r>
+      <w:r>
+        <w:t>i b</w:t>
+      </w:r>
+      <w:r>
+        <w:t>ả</w:t>
+      </w:r>
+      <w:r>
+        <w:t>ng so sánh mô hình cu</w:t>
+      </w:r>
+      <w:r>
+        <w:t>ố</w:t>
+      </w:r>
+      <w:r>
+        <w:t>i cùng.</w:t>
+      </w:r>
+    </w:p>
+    <w:p>
+      <w:pPr>
+        <w:pStyle w:val="u1"/>
+        <w:keepNext/>
+        <w:keepLines/>
+      </w:pPr>
+      <w:bookmarkStart w:id="20" w:name="_Toc242171162"/>
+      <w:r>
+        <w:t>7. K</w:t>
+      </w:r>
+      <w:r>
+        <w:t>ế</w:t>
+      </w:r>
+      <w:r>
+        <w:t>t lu</w:t>
+      </w:r>
+      <w:r>
+        <w:t>ậ</w:t>
+      </w:r>
+      <w:r>
+        <w:t>n và bư</w:t>
+      </w:r>
+      <w:r>
+        <w:t>ớ</w:t>
+      </w:r>
+      <w:r>
+        <w:t>c ti</w:t>
+      </w:r>
+      <w:r>
+        <w:t>ế</w:t>
+      </w:r>
+      <w:r>
+        <w:t>p theo</w:t>
+      </w:r>
+      <w:bookmarkEnd w:id="20"/>
+    </w:p>
+    <w:p>
+      <w:pPr>
+        <w:pStyle w:val="u2"/>
+        <w:keepNext/>
+        <w:keepLines/>
+      </w:pPr>
+      <w:bookmarkStart w:id="21" w:name="_Toc242171163"/>
       <w:r>
         <w:t>7.1 K</w:t>
       </w:r>
@@ -26429,7 +32693,7 @@
       <w:r>
         <w:t>n</w:t>
       </w:r>
-      <w:bookmarkEnd w:id="18"/>
+      <w:bookmarkEnd w:id="21"/>
     </w:p>
     <w:p>
       <w:pPr>
@@ -26672,184 +32936,86 @@
         <w:spacing w:after="60" w:line="264" w:lineRule="auto"/>
       </w:pPr>
       <w:r>
-        <w:t>Tách tr</w:t>
-      </w:r>
-      <w:r>
-        <w:t>ọ</w:t>
-      </w:r>
-      <w:r>
-        <w:t>ng s</w:t>
-      </w:r>
-      <w:r>
-        <w:t>ố</w:t>
-      </w:r>
-      <w:r>
-        <w:t xml:space="preserve"> theo thói quen không thêm gì; gi</w:t>
-      </w:r>
-      <w:r>
-        <w:t>ữ</w:t>
-      </w:r>
-      <w:r>
-        <w:t xml:space="preserve"> 2 b</w:t>
-      </w:r>
-      <w:r>
-        <w:t>ộ</w:t>
-      </w:r>
-      <w:r>
-        <w:t xml:space="preserve"> tr</w:t>
-      </w:r>
-      <w:r>
-        <w:t>ọ</w:t>
-      </w:r>
-      <w:r>
-        <w:t>ng s</w:t>
-      </w:r>
-      <w:r>
-        <w:t>ố</w:t>
-      </w:r>
-      <w:r>
-        <w:t xml:space="preserve"> (đi</w:t>
-      </w:r>
-      <w:r>
-        <w:t>ể</w:t>
-      </w:r>
-      <w:r>
-        <w:t>m đ</w:t>
+        <w:t>Hybrid cao hơn plain c</w:t>
+      </w:r>
+      <w:r>
+        <w:t>ả</w:t>
+      </w:r>
+      <w:r>
+        <w:t xml:space="preserve"> v</w:t>
+      </w:r>
+      <w:r>
+        <w:t>ớ</w:t>
+      </w:r>
+      <w:r>
+        <w:t>i ngư</w:t>
+      </w:r>
+      <w:r>
+        <w:t>ờ</w:t>
+      </w:r>
+      <w:r>
+        <w:t>i dùng đã th</w:t>
+      </w:r>
+      <w:r>
+        <w:t>ấ</w:t>
+      </w:r>
+      <w:r>
+        <w:t>y l</w:t>
+      </w:r>
+      <w:r>
+        <w:t>ẫ</w:t>
+      </w:r>
+      <w:r>
+        <w:t>n chưa th</w:t>
+      </w:r>
+      <w:r>
+        <w:t>ấ</w:t>
+      </w:r>
+      <w:r>
+        <w:t>y trong train; plain không ch</w:t>
+      </w:r>
+      <w:r>
+        <w:t>ấ</w:t>
+      </w:r>
+      <w:r>
+        <w:t>m đư</w:t>
+      </w:r>
+      <w:r>
+        <w:t>ợ</w:t>
+      </w:r>
+      <w:r>
+        <w:t>c l</w:t>
+      </w:r>
+      <w:r>
+        <w:t>ầ</w:t>
+      </w:r>
+      <w:r>
+        <w:t>n đ</w:t>
+      </w:r>
+      <w:r>
+        <w:t>ặ</w:t>
+      </w:r>
+      <w:r>
+        <w:t>t đ</w:t>
+      </w:r>
+      <w:r>
+        <w:t>ầ</w:t>
+      </w:r>
+      <w:r>
+        <w:t>u (L = 0), ch</w:t>
+      </w:r>
+      <w:r>
+        <w:t>ỉ</w:t>
+      </w:r>
+      <w:r>
+        <w:t xml:space="preserve"> có popularity thay th</w:t>
       </w:r>
       <w:r>
         <w:t>ế</w:t>
       </w:r>
       <w:r>
-        <w:t>n m</w:t>
-      </w:r>
-      <w:r>
-        <w:t>ớ</w:t>
-      </w:r>
-      <w:r>
-        <w:t>i / đã đ</w:t>
-      </w:r>
-      <w:r>
-        <w:t>ặ</w:t>
-      </w:r>
-      <w:r>
-        <w:t>t).</w:t>
-      </w:r>
-    </w:p>
-    <w:p>
-      <w:pPr>
-        <w:spacing w:after="100" w:line="276" w:lineRule="auto"/>
-        <w:jc w:val="both"/>
-      </w:pPr>
-      <w:r>
-        <w:rPr>
-          <w:b/>
-          <w:bCs/>
-        </w:rPr>
-        <w:t>Quy</w:t>
-      </w:r>
-      <w:r>
-        <w:rPr>
-          <w:b/>
-          <w:bCs/>
-        </w:rPr>
-        <w:t>ế</w:t>
-      </w:r>
-      <w:r>
-        <w:rPr>
-          <w:b/>
-          <w:bCs/>
-        </w:rPr>
-        <w:t>t đ</w:t>
-      </w:r>
-      <w:r>
-        <w:rPr>
-          <w:b/>
-          <w:bCs/>
-        </w:rPr>
-        <w:t>ị</w:t>
-      </w:r>
-      <w:r>
-        <w:rPr>
-          <w:b/>
-          <w:bCs/>
-        </w:rPr>
-        <w:t xml:space="preserve">nh: </w:t>
-      </w:r>
-      <w:r>
-        <w:t>SMLP4Rec + prior đi</w:t>
-      </w:r>
-      <w:r>
-        <w:t>ể</w:t>
-      </w:r>
-      <w:r>
-        <w:t>m đ</w:t>
-      </w:r>
-      <w:r>
-        <w:t>ế</w:t>
-      </w:r>
-      <w:r>
-        <w:t>n + sameDest, 2 b</w:t>
-      </w:r>
-      <w:r>
-        <w:t>ộ</w:t>
-      </w:r>
-      <w:r>
-        <w:t xml:space="preserve"> tr</w:t>
-      </w:r>
-      <w:r>
-        <w:t>ọ</w:t>
-      </w:r>
-      <w:r>
-        <w:t>ng s</w:t>
-      </w:r>
-      <w:r>
-        <w:t>ố</w:t>
-      </w:r>
-      <w:r>
-        <w:t xml:space="preserve"> ch</w:t>
-      </w:r>
-      <w:r>
-        <w:t>ọ</w:t>
-      </w:r>
-      <w:r>
-        <w:t>n trên valid; user m</w:t>
-      </w:r>
-      <w:r>
-        <w:t>ớ</w:t>
-      </w:r>
-      <w:r>
-        <w:t>i ch</w:t>
-      </w:r>
-      <w:r>
-        <w:t>ỉ</w:t>
-      </w:r>
-      <w:r>
-        <w:t xml:space="preserve"> dùng prior.</w:t>
-      </w:r>
-    </w:p>
-    <w:p>
-      <w:pPr>
-        <w:pStyle w:val="u2"/>
-        <w:keepNext/>
-        <w:keepLines/>
-      </w:pPr>
-      <w:bookmarkStart w:id="19" w:name="_Toc242100068"/>
-      <w:r>
-        <w:t>7.2 Bư</w:t>
-      </w:r>
-      <w:r>
-        <w:t>ớ</w:t>
-      </w:r>
-      <w:r>
-        <w:t>c ti</w:t>
-      </w:r>
-      <w:r>
-        <w:t>ế</w:t>
-      </w:r>
-      <w:r>
-        <w:t>p theo</w:t>
-      </w:r>
-      <w:bookmarkEnd w:id="19"/>
+        <w:t>.</w:t>
+      </w:r>
     </w:p>
     <w:p>
       <w:pPr>
@@ -26861,37 +33027,67 @@
         <w:spacing w:after="60" w:line="264" w:lineRule="auto"/>
       </w:pPr>
       <w:r>
-        <w:t>Ch</w:t>
-      </w:r>
-      <w:r>
-        <w:t>ạ</w:t>
-      </w:r>
-      <w:r>
-        <w:t>y nhi</w:t>
-      </w:r>
-      <w:r>
-        <w:t>ề</w:t>
-      </w:r>
-      <w:r>
-        <w:t>u seed và báo cáo trung bình ± đ</w:t>
+        <w:t>Tách tr</w:t>
+      </w:r>
+      <w:r>
+        <w:t>ọ</w:t>
+      </w:r>
+      <w:r>
+        <w:t>ng s</w:t>
+      </w:r>
+      <w:r>
+        <w:t>ố</w:t>
+      </w:r>
+      <w:r>
+        <w:t xml:space="preserve"> theo thói quen không thêm gì; gi</w:t>
+      </w:r>
+      <w:r>
+        <w:t>ữ</w:t>
+      </w:r>
+      <w:r>
+        <w:t xml:space="preserve"> 2 b</w:t>
       </w:r>
       <w:r>
         <w:t>ộ</w:t>
       </w:r>
       <w:r>
-        <w:t xml:space="preserve"> l</w:t>
-      </w:r>
-      <w:r>
-        <w:t>ệ</w:t>
-      </w:r>
-      <w:r>
-        <w:t>ch chu</w:t>
-      </w:r>
-      <w:r>
-        <w:t>ẩ</w:t>
-      </w:r>
-      <w:r>
-        <w:t>n.</w:t>
+        <w:t xml:space="preserve"> tr</w:t>
+      </w:r>
+      <w:r>
+        <w:t>ọ</w:t>
+      </w:r>
+      <w:r>
+        <w:t>ng s</w:t>
+      </w:r>
+      <w:r>
+        <w:t>ố</w:t>
+      </w:r>
+      <w:r>
+        <w:t xml:space="preserve"> (đi</w:t>
+      </w:r>
+      <w:r>
+        <w:t>ể</w:t>
+      </w:r>
+      <w:r>
+        <w:t>m đ</w:t>
+      </w:r>
+      <w:r>
+        <w:t>ế</w:t>
+      </w:r>
+      <w:r>
+        <w:t>n m</w:t>
+      </w:r>
+      <w:r>
+        <w:t>ớ</w:t>
+      </w:r>
+      <w:r>
+        <w:t>i / đã đ</w:t>
+      </w:r>
+      <w:r>
+        <w:t>ặ</w:t>
+      </w:r>
+      <w:r>
+        <w:t>t).</w:t>
       </w:r>
     </w:p>
     <w:p>
@@ -26904,7 +33100,43 @@
         <w:spacing w:after="60" w:line="264" w:lineRule="auto"/>
       </w:pPr>
       <w:r>
-        <w:t>Đưa đi</w:t>
+        <w:t>Hai baseline cơ b</w:t>
+      </w:r>
+      <w:r>
+        <w:t>ả</w:t>
+      </w:r>
+      <w:r>
+        <w:t>n (ItemKNN ch</w:t>
+      </w:r>
+      <w:r>
+        <w:t>ỉ</w:t>
+      </w:r>
+      <w:r>
+        <w:t xml:space="preserve"> dùng l</w:t>
+      </w:r>
+      <w:r>
+        <w:t>ị</w:t>
+      </w:r>
+      <w:r>
+        <w:t>ch s</w:t>
+      </w:r>
+      <w:r>
+        <w:t>ử</w:t>
+      </w:r>
+      <w:r>
+        <w:t>, h</w:t>
+      </w:r>
+      <w:r>
+        <w:t>ồ</w:t>
+      </w:r>
+      <w:r>
+        <w:t>i quy logistic ch</w:t>
+      </w:r>
+      <w:r>
+        <w:t>ỉ</w:t>
+      </w:r>
+      <w:r>
+        <w:t xml:space="preserve"> dùng đi</w:t>
       </w:r>
       <w:r>
         <w:t>ể</w:t>
@@ -26916,20 +33148,214 @@
         <w:t>ế</w:t>
       </w:r>
       <w:r>
-        <w:t>n vào trong mô hình (query token) và so v</w:t>
+        <w:t>n) cho th</w:t>
+      </w:r>
+      <w:r>
+        <w:t>ấ</w:t>
+      </w:r>
+      <w:r>
+        <w:t>y đi</w:t>
+      </w:r>
+      <w:r>
+        <w:t>ể</w:t>
+      </w:r>
+      <w:r>
+        <w:t>m cao c</w:t>
+      </w:r>
+      <w:r>
+        <w:t>ủ</w:t>
+      </w:r>
+      <w:r>
+        <w:t>a hybrid ch</w:t>
+      </w:r>
+      <w:r>
+        <w:t>ủ</w:t>
+      </w:r>
+      <w:r>
+        <w:t xml:space="preserve"> y</w:t>
+      </w:r>
+      <w:r>
+        <w:t>ế</w:t>
+      </w:r>
+      <w:r>
+        <w:t>u do đi</w:t>
+      </w:r>
+      <w:r>
+        <w:t>ể</w:t>
+      </w:r>
+      <w:r>
+        <w:t>m đ</w:t>
+      </w:r>
+      <w:r>
+        <w:t>ế</w:t>
+      </w:r>
+      <w:r>
+        <w:t>n c</w:t>
+      </w:r>
+      <w:r>
+        <w:t>ủ</w:t>
+      </w:r>
+      <w:r>
+        <w:t>a lư</w:t>
+      </w:r>
+      <w:r>
+        <w:t>ợ</w:t>
+      </w:r>
+      <w:r>
+        <w:t>t tìm; không th</w:t>
+      </w:r>
+      <w:r>
+        <w:t>ấ</w:t>
+      </w:r>
+      <w:r>
+        <w:t>y d</w:t>
+      </w:r>
+      <w:r>
+        <w:t>ấ</w:t>
+      </w:r>
+      <w:r>
+        <w:t>u hi</w:t>
+      </w:r>
+      <w:r>
+        <w:t>ệ</w:t>
+      </w:r>
+      <w:r>
+        <w:t>u rò r</w:t>
+      </w:r>
+      <w:r>
+        <w:t>ỉ</w:t>
+      </w:r>
+      <w:r>
+        <w:t xml:space="preserve"> hay l</w:t>
+      </w:r>
+      <w:r>
+        <w:t>ỗ</w:t>
+      </w:r>
+      <w:r>
+        <w:t>i chia t</w:t>
+      </w:r>
+      <w:r>
+        <w:t>ậ</w:t>
+      </w:r>
+      <w:r>
+        <w:t>p.</w:t>
+      </w:r>
+    </w:p>
+    <w:p>
+      <w:pPr>
+        <w:spacing w:after="100" w:line="276" w:lineRule="auto"/>
+        <w:jc w:val="both"/>
+      </w:pPr>
+      <w:r>
+        <w:rPr>
+          <w:b/>
+          <w:bCs/>
+        </w:rPr>
+        <w:t>Quy</w:t>
+      </w:r>
+      <w:r>
+        <w:rPr>
+          <w:b/>
+          <w:bCs/>
+        </w:rPr>
+        <w:t>ế</w:t>
+      </w:r>
+      <w:r>
+        <w:rPr>
+          <w:b/>
+          <w:bCs/>
+        </w:rPr>
+        <w:t>t đ</w:t>
+      </w:r>
+      <w:r>
+        <w:rPr>
+          <w:b/>
+          <w:bCs/>
+        </w:rPr>
+        <w:t>ị</w:t>
+      </w:r>
+      <w:r>
+        <w:rPr>
+          <w:b/>
+          <w:bCs/>
+        </w:rPr>
+        <w:t xml:space="preserve">nh: </w:t>
+      </w:r>
+      <w:r>
+        <w:t>SMLP4Rec + prior đi</w:t>
+      </w:r>
+      <w:r>
+        <w:t>ể</w:t>
+      </w:r>
+      <w:r>
+        <w:t>m đ</w:t>
+      </w:r>
+      <w:r>
+        <w:t>ế</w:t>
+      </w:r>
+      <w:r>
+        <w:t>n + sameDest, 2 b</w:t>
+      </w:r>
+      <w:r>
+        <w:t>ộ</w:t>
+      </w:r>
+      <w:r>
+        <w:t xml:space="preserve"> tr</w:t>
+      </w:r>
+      <w:r>
+        <w:t>ọ</w:t>
+      </w:r>
+      <w:r>
+        <w:t>ng s</w:t>
+      </w:r>
+      <w:r>
+        <w:t>ố</w:t>
+      </w:r>
+      <w:r>
+        <w:t xml:space="preserve"> ch</w:t>
+      </w:r>
+      <w:r>
+        <w:t>ọ</w:t>
+      </w:r>
+      <w:r>
+        <w:t>n trên valid; user m</w:t>
       </w:r>
       <w:r>
         <w:t>ớ</w:t>
       </w:r>
       <w:r>
-        <w:t>i cách tr</w:t>
-      </w:r>
-      <w:r>
-        <w:t>ộ</w:t>
-      </w:r>
-      <w:r>
-        <w:t>n sau.</w:t>
-      </w:r>
+        <w:t>i ch</w:t>
+      </w:r>
+      <w:r>
+        <w:t>ỉ</w:t>
+      </w:r>
+      <w:r>
+        <w:t xml:space="preserve"> dùng prior.</w:t>
+      </w:r>
+    </w:p>
+    <w:p>
+      <w:pPr>
+        <w:pStyle w:val="u2"/>
+        <w:keepNext/>
+        <w:keepLines/>
+      </w:pPr>
+      <w:bookmarkStart w:id="22" w:name="_Toc242171164"/>
+      <w:r>
+        <w:t>7.2 Bư</w:t>
+      </w:r>
+      <w:r>
+        <w:t>ớ</w:t>
+      </w:r>
+      <w:r>
+        <w:t>c ti</w:t>
+      </w:r>
+      <w:r>
+        <w:t>ế</w:t>
+      </w:r>
+      <w:r>
+        <w:t>p theo</w:t>
+      </w:r>
+      <w:bookmarkEnd w:id="22"/>
     </w:p>
     <w:p>
       <w:pPr>
@@ -26947,55 +33373,31 @@
         <w:t>ạ</w:t>
       </w:r>
       <w:r>
-        <w:t>y l</w:t>
-      </w:r>
-      <w:r>
-        <w:t>ạ</w:t>
-      </w:r>
-      <w:r>
-        <w:t>i trên phép chia theo s</w:t>
-      </w:r>
-      <w:r>
-        <w:t>ự</w:t>
-      </w:r>
-      <w:r>
-        <w:t xml:space="preserve"> ki</w:t>
+        <w:t>y nhi</w:t>
+      </w:r>
+      <w:r>
+        <w:t>ề</w:t>
+      </w:r>
+      <w:r>
+        <w:t>u seed và báo cáo trung bình ± đ</w:t>
+      </w:r>
+      <w:r>
+        <w:t>ộ</w:t>
+      </w:r>
+      <w:r>
+        <w:t xml:space="preserve"> l</w:t>
       </w:r>
       <w:r>
         <w:t>ệ</w:t>
       </w:r>
       <w:r>
-        <w:t>n, g</w:t>
-      </w:r>
-      <w:r>
-        <w:t>ồ</w:t>
-      </w:r>
-      <w:r>
-        <w:t>m c</w:t>
-      </w:r>
-      <w:r>
-        <w:t>ả</w:t>
-      </w:r>
-      <w:r>
-        <w:t xml:space="preserve"> user m</w:t>
-      </w:r>
-      <w:r>
-        <w:t>ớ</w:t>
-      </w:r>
-      <w:r>
-        <w:t>i, trong cùng m</w:t>
-      </w:r>
-      <w:r>
-        <w:t>ộ</w:t>
-      </w:r>
-      <w:r>
-        <w:t>t b</w:t>
-      </w:r>
-      <w:r>
-        <w:t>ả</w:t>
-      </w:r>
-      <w:r>
-        <w:t>ng.</w:t>
+        <w:t>ch chu</w:t>
+      </w:r>
+      <w:r>
+        <w:t>ẩ</w:t>
+      </w:r>
+      <w:r>
+        <w:t>n.</w:t>
       </w:r>
     </w:p>
     <w:p>
@@ -27008,19 +33410,31 @@
         <w:spacing w:after="60" w:line="264" w:lineRule="auto"/>
       </w:pPr>
       <w:r>
-        <w:t>Thêm các mô hình so sánh: ItemKNN, MF, item2vec, AdaGIN, LightGBM, cùng phép chia và t</w:t>
-      </w:r>
-      <w:r>
-        <w:t>ậ</w:t>
-      </w:r>
-      <w:r>
-        <w:t xml:space="preserve">p </w:t>
-      </w:r>
-      <w:r>
-        <w:t>ứ</w:t>
-      </w:r>
-      <w:r>
-        <w:t>ng viên.</w:t>
+        <w:t>Đưa đi</w:t>
+      </w:r>
+      <w:r>
+        <w:t>ể</w:t>
+      </w:r>
+      <w:r>
+        <w:t>m đ</w:t>
+      </w:r>
+      <w:r>
+        <w:t>ế</w:t>
+      </w:r>
+      <w:r>
+        <w:t>n vào trong mô hình (query token) và so v</w:t>
+      </w:r>
+      <w:r>
+        <w:t>ớ</w:t>
+      </w:r>
+      <w:r>
+        <w:t>i cách tr</w:t>
+      </w:r>
+      <w:r>
+        <w:t>ộ</w:t>
+      </w:r>
+      <w:r>
+        <w:t>n sau.</w:t>
       </w:r>
     </w:p>
     <w:p>
@@ -27033,75 +33447,62 @@
         <w:spacing w:after="60" w:line="264" w:lineRule="auto"/>
       </w:pPr>
       <w:r>
-        <w:t>B</w:t>
-      </w:r>
-      <w:r>
-        <w:t>ổ</w:t>
-      </w:r>
-      <w:r>
-        <w:t xml:space="preserve"> sung ch</w:t>
-      </w:r>
-      <w:r>
-        <w:t>ỉ</w:t>
-      </w:r>
-      <w:r>
-        <w:t xml:space="preserve"> s</w:t>
-      </w:r>
-      <w:r>
-        <w:t>ố</w:t>
-      </w:r>
-      <w:r>
-        <w:t xml:space="preserve"> ngoài đ</w:t>
+        <w:t>Ch</w:t>
+      </w:r>
+      <w:r>
+        <w:t>ạ</w:t>
+      </w:r>
+      <w:r>
+        <w:t>y l</w:t>
+      </w:r>
+      <w:r>
+        <w:t>ạ</w:t>
+      </w:r>
+      <w:r>
+        <w:t>i trên phép chia theo s</w:t>
+      </w:r>
+      <w:r>
+        <w:t>ự</w:t>
+      </w:r>
+      <w:r>
+        <w:t xml:space="preserve"> ki</w:t>
+      </w:r>
+      <w:r>
+        <w:t>ệ</w:t>
+      </w:r>
+      <w:r>
+        <w:t>n, g</w:t>
+      </w:r>
+      <w:r>
+        <w:t>ồ</w:t>
+      </w:r>
+      <w:r>
+        <w:t>m c</w:t>
+      </w:r>
+      <w:r>
+        <w:t>ả</w:t>
+      </w:r>
+      <w:r>
+        <w:t xml:space="preserve"> user m</w:t>
+      </w:r>
+      <w:r>
+        <w:t>ớ</w:t>
+      </w:r>
+      <w:r>
+        <w:t>i, trong cùng m</w:t>
       </w:r>
       <w:r>
         <w:t>ộ</w:t>
       </w:r>
       <w:r>
-        <w:t xml:space="preserve"> chính xác: đ</w:t>
-      </w:r>
-      <w:r>
-        <w:t>ộ</w:t>
-      </w:r>
-      <w:r>
-        <w:t xml:space="preserve"> đa d</w:t>
-      </w:r>
-      <w:r>
-        <w:t>ạ</w:t>
-      </w:r>
-      <w:r>
-        <w:t>ng trong danh sách, thiên l</w:t>
-      </w:r>
-      <w:r>
-        <w:t>ệ</w:t>
-      </w:r>
-      <w:r>
-        <w:t>ch popularity.</w:t>
-      </w:r>
-    </w:p>
-    <w:p>
-      <w:pPr>
-        <w:pStyle w:val="u1"/>
-        <w:keepNext/>
-        <w:keepLines/>
-      </w:pPr>
-      <w:bookmarkStart w:id="20" w:name="_Toc242100069"/>
-      <w:r>
-        <w:lastRenderedPageBreak/>
-        <w:t>8. Gi</w:t>
-      </w:r>
-      <w:r>
-        <w:t>ớ</w:t>
-      </w:r>
-      <w:r>
-        <w:t>i h</w:t>
-      </w:r>
-      <w:r>
-        <w:t>ạ</w:t>
-      </w:r>
-      <w:r>
-        <w:t>n</w:t>
-      </w:r>
-      <w:bookmarkEnd w:id="20"/>
+        <w:t>t b</w:t>
+      </w:r>
+      <w:r>
+        <w:t>ả</w:t>
+      </w:r>
+      <w:r>
+        <w:t>ng.</w:t>
+      </w:r>
     </w:p>
     <w:p>
       <w:pPr>
@@ -27113,73 +33514,49 @@
         <w:spacing w:after="60" w:line="264" w:lineRule="auto"/>
       </w:pPr>
       <w:r>
-        <w:t>Hotel cluster là đ</w:t>
+        <w:t>Thêm các mô hình so sánh còn l</w:t>
       </w:r>
       <w:r>
         <w:t>ạ</w:t>
       </w:r>
       <w:r>
-        <w:t>i di</w:t>
-      </w:r>
-      <w:r>
-        <w:t>ệ</w:t>
-      </w:r>
-      <w:r>
-        <w:t xml:space="preserve">n </w:t>
-      </w:r>
-      <w:r>
-        <w:t>ẩ</w:t>
-      </w:r>
-      <w:r>
-        <w:t>n danh cho h</w:t>
+        <w:t>i: MF, item2vec, AdaGIN, LightGBM (ItemKNN và h</w:t>
+      </w:r>
+      <w:r>
+        <w:t>ồ</w:t>
+      </w:r>
+      <w:r>
+        <w:t>i quy logistic đã ch</w:t>
       </w:r>
       <w:r>
         <w:t>ạ</w:t>
       </w:r>
       <w:r>
-        <w:t>ng phòng ho</w:t>
-      </w:r>
-      <w:r>
-        <w:t>ặ</w:t>
-      </w:r>
-      <w:r>
-        <w:t>c gói; k</w:t>
-      </w:r>
-      <w:r>
-        <w:t>ế</w:t>
-      </w:r>
-      <w:r>
-        <w:t>t lu</w:t>
+        <w:t xml:space="preserve">y </w:t>
+      </w:r>
+      <w:r>
+        <w:t>ở</w:t>
+      </w:r>
+      <w:r>
+        <w:t xml:space="preserve"> m</w:t>
+      </w:r>
+      <w:r>
+        <w:t>ụ</w:t>
+      </w:r>
+      <w:r>
+        <w:t>c 6.3), cùng phép chia và t</w:t>
       </w:r>
       <w:r>
         <w:t>ậ</w:t>
       </w:r>
       <w:r>
-        <w:t>n kinh doanh k</w:t>
-      </w:r>
-      <w:r>
-        <w:t>ế</w:t>
-      </w:r>
-      <w:r>
-        <w:t xml:space="preserve"> th</w:t>
-      </w:r>
-      <w:r>
-        <w:t>ừ</w:t>
-      </w:r>
-      <w:r>
-        <w:t>a gi</w:t>
-      </w:r>
-      <w:r>
-        <w:t>ớ</w:t>
-      </w:r>
-      <w:r>
-        <w:t>i h</w:t>
-      </w:r>
-      <w:r>
-        <w:t>ạ</w:t>
-      </w:r>
-      <w:r>
-        <w:t>n này.</w:t>
+        <w:t xml:space="preserve">p </w:t>
+      </w:r>
+      <w:r>
+        <w:t>ứ</w:t>
+      </w:r>
+      <w:r>
+        <w:t>ng viên.</w:t>
       </w:r>
     </w:p>
     <w:p>
@@ -27192,44 +33569,74 @@
         <w:spacing w:after="60" w:line="264" w:lineRule="auto"/>
       </w:pPr>
       <w:r>
-        <w:t>M</w:t>
+        <w:t>B</w:t>
+      </w:r>
+      <w:r>
+        <w:t>ổ</w:t>
+      </w:r>
+      <w:r>
+        <w:t xml:space="preserve"> sung ch</w:t>
+      </w:r>
+      <w:r>
+        <w:t>ỉ</w:t>
+      </w:r>
+      <w:r>
+        <w:t xml:space="preserve"> s</w:t>
+      </w:r>
+      <w:r>
+        <w:t>ố</w:t>
+      </w:r>
+      <w:r>
+        <w:t xml:space="preserve"> ngoài đ</w:t>
       </w:r>
       <w:r>
         <w:t>ộ</w:t>
       </w:r>
       <w:r>
-        <w:t>t seed (2022), 3 epoch, c</w:t>
-      </w:r>
-      <w:r>
-        <w:t>ấ</w:t>
-      </w:r>
-      <w:r>
-        <w:t>u hình nh</w:t>
-      </w:r>
-      <w:r>
-        <w:t>ẹ</w:t>
-      </w:r>
-      <w:r>
-        <w:t xml:space="preserve"> trên CPU; chưa tinh ch</w:t>
-      </w:r>
-      <w:r>
-        <w:t>ỉ</w:t>
-      </w:r>
-      <w:r>
-        <w:t>nh siêu tham s</w:t>
-      </w:r>
-      <w:r>
-        <w:t>ố</w:t>
-      </w:r>
-      <w:r>
-        <w:t xml:space="preserve"> c</w:t>
-      </w:r>
-      <w:r>
-        <w:t>ủ</w:t>
-      </w:r>
-      <w:r>
-        <w:t>a SMLP4Rec.</w:t>
-      </w:r>
+        <w:t xml:space="preserve"> chính xác: đ</w:t>
+      </w:r>
+      <w:r>
+        <w:t>ộ</w:t>
+      </w:r>
+      <w:r>
+        <w:t xml:space="preserve"> đa d</w:t>
+      </w:r>
+      <w:r>
+        <w:t>ạ</w:t>
+      </w:r>
+      <w:r>
+        <w:t>ng trong danh sách, thiên l</w:t>
+      </w:r>
+      <w:r>
+        <w:t>ệ</w:t>
+      </w:r>
+      <w:r>
+        <w:t>ch popularity.</w:t>
+      </w:r>
+    </w:p>
+    <w:p>
+      <w:pPr>
+        <w:pStyle w:val="u1"/>
+        <w:keepNext/>
+        <w:keepLines/>
+      </w:pPr>
+      <w:bookmarkStart w:id="23" w:name="_Toc242171165"/>
+      <w:r>
+        <w:t>8. Gi</w:t>
+      </w:r>
+      <w:r>
+        <w:t>ớ</w:t>
+      </w:r>
+      <w:r>
+        <w:t>i h</w:t>
+      </w:r>
+      <w:r>
+        <w:t>ạ</w:t>
+      </w:r>
+      <w:r>
+        <w:t>n</w:t>
+      </w:r>
+      <w:bookmarkEnd w:id="23"/>
     </w:p>
     <w:p>
       <w:pPr>
@@ -27241,49 +33648,73 @@
         <w:spacing w:after="60" w:line="264" w:lineRule="auto"/>
       </w:pPr>
       <w:r>
-        <w:t>Prior tĩnh, đ</w:t>
+        <w:t>Hotel cluster là đ</w:t>
+      </w:r>
+      <w:r>
+        <w:t>ạ</w:t>
+      </w:r>
+      <w:r>
+        <w:t>i di</w:t>
+      </w:r>
+      <w:r>
+        <w:t>ệ</w:t>
+      </w:r>
+      <w:r>
+        <w:t xml:space="preserve">n </w:t>
+      </w:r>
+      <w:r>
+        <w:t>ẩ</w:t>
+      </w:r>
+      <w:r>
+        <w:t>n danh cho h</w:t>
+      </w:r>
+      <w:r>
+        <w:t>ạ</w:t>
+      </w:r>
+      <w:r>
+        <w:t>ng phòng ho</w:t>
+      </w:r>
+      <w:r>
+        <w:t>ặ</w:t>
+      </w:r>
+      <w:r>
+        <w:t>c gói; k</w:t>
       </w:r>
       <w:r>
         <w:t>ế</w:t>
       </w:r>
       <w:r>
-        <w:t>m đ</w:t>
+        <w:t>t lu</w:t>
+      </w:r>
+      <w:r>
+        <w:t>ậ</w:t>
+      </w:r>
+      <w:r>
+        <w:t>n kinh doanh k</w:t>
       </w:r>
       <w:r>
         <w:t>ế</w:t>
       </w:r>
       <w:r>
-        <w:t>n cu</w:t>
-      </w:r>
-      <w:r>
-        <w:t>ố</w:t>
-      </w:r>
-      <w:r>
-        <w:t>i train; không c</w:t>
-      </w:r>
-      <w:r>
-        <w:t>ậ</w:t>
-      </w:r>
-      <w:r>
-        <w:t>p nh</w:t>
-      </w:r>
-      <w:r>
-        <w:t>ậ</w:t>
-      </w:r>
-      <w:r>
-        <w:t>t trong c</w:t>
-      </w:r>
-      <w:r>
-        <w:t>ử</w:t>
-      </w:r>
-      <w:r>
-        <w:t>a s</w:t>
-      </w:r>
-      <w:r>
-        <w:t>ổ</w:t>
-      </w:r>
-      <w:r>
-        <w:t xml:space="preserve"> valid/test.</w:t>
+        <w:t xml:space="preserve"> th</w:t>
+      </w:r>
+      <w:r>
+        <w:t>ừ</w:t>
+      </w:r>
+      <w:r>
+        <w:t>a gi</w:t>
+      </w:r>
+      <w:r>
+        <w:t>ớ</w:t>
+      </w:r>
+      <w:r>
+        <w:t>i h</w:t>
+      </w:r>
+      <w:r>
+        <w:t>ạ</w:t>
+      </w:r>
+      <w:r>
+        <w:t>n này.</w:t>
       </w:r>
     </w:p>
     <w:p>
@@ -27296,67 +33727,43 @@
         <w:spacing w:after="60" w:line="264" w:lineRule="auto"/>
       </w:pPr>
       <w:r>
-        <w:t>Phép chia 80/10/10 c</w:t>
+        <w:t>M</w:t>
+      </w:r>
+      <w:r>
+        <w:t>ộ</w:t>
+      </w:r>
+      <w:r>
+        <w:t>t seed (2022), 3 epoch, c</w:t>
+      </w:r>
+      <w:r>
+        <w:t>ấ</w:t>
+      </w:r>
+      <w:r>
+        <w:t>u hình nh</w:t>
+      </w:r>
+      <w:r>
+        <w:t>ẹ</w:t>
+      </w:r>
+      <w:r>
+        <w:t xml:space="preserve"> trên CPU; chưa tinh ch</w:t>
+      </w:r>
+      <w:r>
+        <w:t>ỉ</w:t>
+      </w:r>
+      <w:r>
+        <w:t>nh siêu tham s</w:t>
+      </w:r>
+      <w:r>
+        <w:t>ố</w:t>
+      </w:r>
+      <w:r>
+        <w:t xml:space="preserve"> c</w:t>
       </w:r>
       <w:r>
         <w:t>ủ</w:t>
       </w:r>
       <w:r>
-        <w:t>a RecBole tính trên m</w:t>
-      </w:r>
-      <w:r>
-        <w:t>ụ</w:t>
-      </w:r>
-      <w:r>
-        <w:t>c tiêu có l</w:t>
-      </w:r>
-      <w:r>
-        <w:t>ị</w:t>
-      </w:r>
-      <w:r>
-        <w:t>ch s</w:t>
-      </w:r>
-      <w:r>
-        <w:t>ử</w:t>
-      </w:r>
-      <w:r>
-        <w:t>; user m</w:t>
-      </w:r>
-      <w:r>
-        <w:t>ớ</w:t>
-      </w:r>
-      <w:r>
-        <w:t>i đư</w:t>
-      </w:r>
-      <w:r>
-        <w:t>ợ</w:t>
-      </w:r>
-      <w:r>
-        <w:t>c ch</w:t>
-      </w:r>
-      <w:r>
-        <w:t>ấ</w:t>
-      </w:r>
-      <w:r>
-        <w:t>m riêng cùng c</w:t>
-      </w:r>
-      <w:r>
-        <w:t>ử</w:t>
-      </w:r>
-      <w:r>
-        <w:t>a s</w:t>
-      </w:r>
-      <w:r>
-        <w:t>ổ</w:t>
-      </w:r>
-      <w:r>
-        <w:t xml:space="preserve"> th</w:t>
-      </w:r>
-      <w:r>
-        <w:t>ờ</w:t>
-      </w:r>
-      <w:r>
-        <w:t>i gian.</w:t>
+        <w:t>a SMLP4Rec.</w:t>
       </w:r>
     </w:p>
     <w:p>
@@ -27369,49 +33776,49 @@
         <w:spacing w:after="60" w:line="264" w:lineRule="auto"/>
       </w:pPr>
       <w:r>
-        <w:t>M</w:t>
-      </w:r>
-      <w:r>
-        <w:t>ọ</w:t>
-      </w:r>
-      <w:r>
-        <w:t>i k</w:t>
+        <w:t>Prior tĩnh, đ</w:t>
       </w:r>
       <w:r>
         <w:t>ế</w:t>
       </w:r>
       <w:r>
-        <w:t>t qu</w:t>
-      </w:r>
-      <w:r>
-        <w:t>ả</w:t>
-      </w:r>
-      <w:r>
-        <w:t xml:space="preserve"> là offline trên d</w:t>
-      </w:r>
-      <w:r>
-        <w:t>ữ</w:t>
-      </w:r>
-      <w:r>
-        <w:t xml:space="preserve"> li</w:t>
-      </w:r>
-      <w:r>
-        <w:t>ệ</w:t>
-      </w:r>
-      <w:r>
-        <w:t>u công khai; không có d</w:t>
-      </w:r>
-      <w:r>
-        <w:t>ữ</w:t>
-      </w:r>
-      <w:r>
-        <w:t xml:space="preserve"> li</w:t>
-      </w:r>
-      <w:r>
-        <w:t>ệ</w:t>
-      </w:r>
-      <w:r>
-        <w:t>u Vinpearl.</w:t>
+        <w:t>m đ</w:t>
+      </w:r>
+      <w:r>
+        <w:t>ế</w:t>
+      </w:r>
+      <w:r>
+        <w:t>n cu</w:t>
+      </w:r>
+      <w:r>
+        <w:t>ố</w:t>
+      </w:r>
+      <w:r>
+        <w:t>i train; không c</w:t>
+      </w:r>
+      <w:r>
+        <w:t>ậ</w:t>
+      </w:r>
+      <w:r>
+        <w:t>p nh</w:t>
+      </w:r>
+      <w:r>
+        <w:t>ậ</w:t>
+      </w:r>
+      <w:r>
+        <w:t>t trong c</w:t>
+      </w:r>
+      <w:r>
+        <w:t>ử</w:t>
+      </w:r>
+      <w:r>
+        <w:t>a s</w:t>
+      </w:r>
+      <w:r>
+        <w:t>ổ</w:t>
+      </w:r>
+      <w:r>
+        <w:t xml:space="preserve"> valid/test.</w:t>
       </w:r>
     </w:p>
     <w:p>
@@ -27424,6 +33831,238 @@
         <w:spacing w:after="60" w:line="264" w:lineRule="auto"/>
       </w:pPr>
       <w:r>
+        <w:lastRenderedPageBreak/>
+        <w:t>Hai baseline cơ b</w:t>
+      </w:r>
+      <w:r>
+        <w:t>ả</w:t>
+      </w:r>
+      <w:r>
+        <w:t>n: m</w:t>
+      </w:r>
+      <w:r>
+        <w:t>ộ</w:t>
+      </w:r>
+      <w:r>
+        <w:t>t seed, lư</w:t>
+      </w:r>
+      <w:r>
+        <w:t>ớ</w:t>
+      </w:r>
+      <w:r>
+        <w:t>i K và C nh</w:t>
+      </w:r>
+      <w:r>
+        <w:t>ỏ</w:t>
+      </w:r>
+      <w:r>
+        <w:t>, h</w:t>
+      </w:r>
+      <w:r>
+        <w:t>ồ</w:t>
+      </w:r>
+      <w:r>
+        <w:t>i quy logistic ch</w:t>
+      </w:r>
+      <w:r>
+        <w:t>ỉ</w:t>
+      </w:r>
+      <w:r>
+        <w:t xml:space="preserve"> 3 epoch và C ch</w:t>
+      </w:r>
+      <w:r>
+        <w:t>ọ</w:t>
+      </w:r>
+      <w:r>
+        <w:t xml:space="preserve">n </w:t>
+      </w:r>
+      <w:r>
+        <w:t>ở</w:t>
+      </w:r>
+      <w:r>
+        <w:t xml:space="preserve"> biên lư</w:t>
+      </w:r>
+      <w:r>
+        <w:t>ớ</w:t>
+      </w:r>
+      <w:r>
+        <w:t>i; dùng đ</w:t>
+      </w:r>
+      <w:r>
+        <w:t>ể</w:t>
+      </w:r>
+      <w:r>
+        <w:t xml:space="preserve"> ki</w:t>
+      </w:r>
+      <w:r>
+        <w:t>ể</w:t>
+      </w:r>
+      <w:r>
+        <w:t>m tra tính h</w:t>
+      </w:r>
+      <w:r>
+        <w:t>ợ</w:t>
+      </w:r>
+      <w:r>
+        <w:t>p lý, chưa ph</w:t>
+      </w:r>
+      <w:r>
+        <w:t>ả</w:t>
+      </w:r>
+      <w:r>
+        <w:t>i b</w:t>
+      </w:r>
+      <w:r>
+        <w:t>ả</w:t>
+      </w:r>
+      <w:r>
+        <w:t>ng so sánh cu</w:t>
+      </w:r>
+      <w:r>
+        <w:t>ố</w:t>
+      </w:r>
+      <w:r>
+        <w:t>i.</w:t>
+      </w:r>
+    </w:p>
+    <w:p>
+      <w:pPr>
+        <w:pStyle w:val="oancuaDanhsach"/>
+        <w:numPr>
+          <w:ilvl w:val="0"/>
+          <w:numId w:val="2"/>
+        </w:numPr>
+        <w:spacing w:after="60" w:line="264" w:lineRule="auto"/>
+      </w:pPr>
+      <w:r>
+        <w:t>Phép chia 80/10/10 c</w:t>
+      </w:r>
+      <w:r>
+        <w:t>ủ</w:t>
+      </w:r>
+      <w:r>
+        <w:t>a RecBole tính trên m</w:t>
+      </w:r>
+      <w:r>
+        <w:t>ụ</w:t>
+      </w:r>
+      <w:r>
+        <w:t>c tiêu có l</w:t>
+      </w:r>
+      <w:r>
+        <w:t>ị</w:t>
+      </w:r>
+      <w:r>
+        <w:t>ch s</w:t>
+      </w:r>
+      <w:r>
+        <w:t>ử</w:t>
+      </w:r>
+      <w:r>
+        <w:t>; user m</w:t>
+      </w:r>
+      <w:r>
+        <w:t>ớ</w:t>
+      </w:r>
+      <w:r>
+        <w:t>i đư</w:t>
+      </w:r>
+      <w:r>
+        <w:t>ợ</w:t>
+      </w:r>
+      <w:r>
+        <w:t>c ch</w:t>
+      </w:r>
+      <w:r>
+        <w:t>ấ</w:t>
+      </w:r>
+      <w:r>
+        <w:t>m riêng cùng c</w:t>
+      </w:r>
+      <w:r>
+        <w:t>ử</w:t>
+      </w:r>
+      <w:r>
+        <w:t>a s</w:t>
+      </w:r>
+      <w:r>
+        <w:t>ổ</w:t>
+      </w:r>
+      <w:r>
+        <w:t xml:space="preserve"> th</w:t>
+      </w:r>
+      <w:r>
+        <w:t>ờ</w:t>
+      </w:r>
+      <w:r>
+        <w:t>i gian.</w:t>
+      </w:r>
+    </w:p>
+    <w:p>
+      <w:pPr>
+        <w:pStyle w:val="oancuaDanhsach"/>
+        <w:numPr>
+          <w:ilvl w:val="0"/>
+          <w:numId w:val="2"/>
+        </w:numPr>
+        <w:spacing w:after="60" w:line="264" w:lineRule="auto"/>
+      </w:pPr>
+      <w:r>
+        <w:t>M</w:t>
+      </w:r>
+      <w:r>
+        <w:t>ọ</w:t>
+      </w:r>
+      <w:r>
+        <w:t>i k</w:t>
+      </w:r>
+      <w:r>
+        <w:t>ế</w:t>
+      </w:r>
+      <w:r>
+        <w:t>t qu</w:t>
+      </w:r>
+      <w:r>
+        <w:t>ả</w:t>
+      </w:r>
+      <w:r>
+        <w:t xml:space="preserve"> là offline trên d</w:t>
+      </w:r>
+      <w:r>
+        <w:t>ữ</w:t>
+      </w:r>
+      <w:r>
+        <w:t xml:space="preserve"> li</w:t>
+      </w:r>
+      <w:r>
+        <w:t>ệ</w:t>
+      </w:r>
+      <w:r>
+        <w:t>u công khai; không có d</w:t>
+      </w:r>
+      <w:r>
+        <w:t>ữ</w:t>
+      </w:r>
+      <w:r>
+        <w:t xml:space="preserve"> li</w:t>
+      </w:r>
+      <w:r>
+        <w:t>ệ</w:t>
+      </w:r>
+      <w:r>
+        <w:t>u Vinpearl.</w:t>
+      </w:r>
+    </w:p>
+    <w:p>
+      <w:pPr>
+        <w:pStyle w:val="oancuaDanhsach"/>
+        <w:numPr>
+          <w:ilvl w:val="0"/>
+          <w:numId w:val="2"/>
+        </w:numPr>
+        <w:spacing w:after="60" w:line="264" w:lineRule="auto"/>
+      </w:pPr>
+      <w:r>
         <w:t>Đi</w:t>
       </w:r>
       <w:r>
@@ -27493,7 +34132,7 @@
         <w:keepNext/>
         <w:keepLines/>
       </w:pPr>
-      <w:bookmarkStart w:id="21" w:name="_Toc242100070"/>
+      <w:bookmarkStart w:id="24" w:name="_Toc242171166"/>
       <w:r>
         <w:t>Ph</w:t>
       </w:r>
@@ -27527,7 +34166,7 @@
       <w:r>
         <w:t>i cùng</w:t>
       </w:r>
-      <w:bookmarkEnd w:id="21"/>
+      <w:bookmarkEnd w:id="24"/>
     </w:p>
     <w:tbl>
       <w:tblPr>
@@ -28848,7 +35487,7 @@
         <w:keepNext/>
         <w:keepLines/>
       </w:pPr>
-      <w:bookmarkStart w:id="22" w:name="_Toc242100071"/>
+      <w:bookmarkStart w:id="25" w:name="_Toc242171167"/>
       <w:r>
         <w:t>Ph</w:t>
       </w:r>
@@ -28882,7 +35521,7 @@
       <w:r>
         <w:t>u</w:t>
       </w:r>
-      <w:bookmarkEnd w:id="22"/>
+      <w:bookmarkEnd w:id="25"/>
     </w:p>
     <w:tbl>
       <w:tblPr>
@@ -29358,7 +35997,7 @@
                 <w:sz w:val="19"/>
                 <w:szCs w:val="19"/>
               </w:rPr>
-              <w:t>5.2, 6</w:t>
+              <w:t>5.2, 6.1</w:t>
             </w:r>
           </w:p>
         </w:tc>
@@ -29509,6 +36148,190 @@
                 <w:szCs w:val="19"/>
               </w:rPr>
               <w:t>smlprec_expedia_hybrid_behaviour_split.json</w:t>
+            </w:r>
+          </w:p>
+        </w:tc>
+      </w:tr>
+      <w:tr>
+        <w:trPr>
+          <w:cantSplit/>
+        </w:trPr>
+        <w:tc>
+          <w:tcPr>
+            <w:tcW w:w="1200" w:type="dxa"/>
+            <w:tcBorders>
+              <w:top w:val="single" w:sz="4" w:space="0" w:color="B8C2CF"/>
+              <w:left w:val="single" w:sz="4" w:space="0" w:color="B8C2CF"/>
+              <w:bottom w:val="single" w:sz="4" w:space="0" w:color="B8C2CF"/>
+              <w:right w:val="single" w:sz="4" w:space="0" w:color="B8C2CF"/>
+            </w:tcBorders>
+            <w:tcMar>
+              <w:top w:w="60" w:type="dxa"/>
+              <w:left w:w="100" w:type="dxa"/>
+              <w:bottom w:w="60" w:type="dxa"/>
+              <w:right w:w="100" w:type="dxa"/>
+            </w:tcMar>
+          </w:tcPr>
+          <w:p>
+            <w:pPr>
+              <w:spacing w:after="20"/>
+            </w:pPr>
+            <w:r>
+              <w:rPr>
+                <w:sz w:val="19"/>
+                <w:szCs w:val="19"/>
+              </w:rPr>
+              <w:t>6.2</w:t>
+            </w:r>
+          </w:p>
+        </w:tc>
+        <w:tc>
+          <w:tcPr>
+            <w:tcW w:w="3000" w:type="dxa"/>
+            <w:tcBorders>
+              <w:top w:val="single" w:sz="4" w:space="0" w:color="B8C2CF"/>
+              <w:left w:val="single" w:sz="4" w:space="0" w:color="B8C2CF"/>
+              <w:bottom w:val="single" w:sz="4" w:space="0" w:color="B8C2CF"/>
+              <w:right w:val="single" w:sz="4" w:space="0" w:color="B8C2CF"/>
+            </w:tcBorders>
+            <w:tcMar>
+              <w:top w:w="60" w:type="dxa"/>
+              <w:left w:w="100" w:type="dxa"/>
+              <w:bottom w:w="60" w:type="dxa"/>
+              <w:right w:w="100" w:type="dxa"/>
+            </w:tcMar>
+          </w:tcPr>
+          <w:p>
+            <w:pPr>
+              <w:spacing w:after="20"/>
+            </w:pPr>
+            <w:r>
+              <w:rPr>
+                <w:sz w:val="19"/>
+                <w:szCs w:val="19"/>
+              </w:rPr>
+              <w:t>06_seen_vs_unseen_users</w:t>
+            </w:r>
+          </w:p>
+        </w:tc>
+        <w:tc>
+          <w:tcPr>
+            <w:tcW w:w="5438" w:type="dxa"/>
+            <w:tcBorders>
+              <w:top w:val="single" w:sz="4" w:space="0" w:color="B8C2CF"/>
+              <w:left w:val="single" w:sz="4" w:space="0" w:color="B8C2CF"/>
+              <w:bottom w:val="single" w:sz="4" w:space="0" w:color="B8C2CF"/>
+              <w:right w:val="single" w:sz="4" w:space="0" w:color="B8C2CF"/>
+            </w:tcBorders>
+            <w:tcMar>
+              <w:top w:w="60" w:type="dxa"/>
+              <w:left w:w="100" w:type="dxa"/>
+              <w:bottom w:w="60" w:type="dxa"/>
+              <w:right w:w="100" w:type="dxa"/>
+            </w:tcMar>
+          </w:tcPr>
+          <w:p>
+            <w:pPr>
+              <w:spacing w:after="20"/>
+            </w:pPr>
+            <w:r>
+              <w:rPr>
+                <w:sz w:val="19"/>
+                <w:szCs w:val="19"/>
+              </w:rPr>
+              <w:t>smlprec_expedia_seen_unseen_users.json</w:t>
+            </w:r>
+          </w:p>
+        </w:tc>
+      </w:tr>
+      <w:tr>
+        <w:trPr>
+          <w:cantSplit/>
+        </w:trPr>
+        <w:tc>
+          <w:tcPr>
+            <w:tcW w:w="1200" w:type="dxa"/>
+            <w:tcBorders>
+              <w:top w:val="single" w:sz="4" w:space="0" w:color="B8C2CF"/>
+              <w:left w:val="single" w:sz="4" w:space="0" w:color="B8C2CF"/>
+              <w:bottom w:val="single" w:sz="4" w:space="0" w:color="B8C2CF"/>
+              <w:right w:val="single" w:sz="4" w:space="0" w:color="B8C2CF"/>
+            </w:tcBorders>
+            <w:tcMar>
+              <w:top w:w="60" w:type="dxa"/>
+              <w:left w:w="100" w:type="dxa"/>
+              <w:bottom w:w="60" w:type="dxa"/>
+              <w:right w:w="100" w:type="dxa"/>
+            </w:tcMar>
+          </w:tcPr>
+          <w:p>
+            <w:pPr>
+              <w:spacing w:after="20"/>
+            </w:pPr>
+            <w:r>
+              <w:rPr>
+                <w:sz w:val="19"/>
+                <w:szCs w:val="19"/>
+              </w:rPr>
+              <w:t>6.3</w:t>
+            </w:r>
+          </w:p>
+        </w:tc>
+        <w:tc>
+          <w:tcPr>
+            <w:tcW w:w="3000" w:type="dxa"/>
+            <w:tcBorders>
+              <w:top w:val="single" w:sz="4" w:space="0" w:color="B8C2CF"/>
+              <w:left w:val="single" w:sz="4" w:space="0" w:color="B8C2CF"/>
+              <w:bottom w:val="single" w:sz="4" w:space="0" w:color="B8C2CF"/>
+              <w:right w:val="single" w:sz="4" w:space="0" w:color="B8C2CF"/>
+            </w:tcBorders>
+            <w:tcMar>
+              <w:top w:w="60" w:type="dxa"/>
+              <w:left w:w="100" w:type="dxa"/>
+              <w:bottom w:w="60" w:type="dxa"/>
+              <w:right w:w="100" w:type="dxa"/>
+            </w:tcMar>
+          </w:tcPr>
+          <w:p>
+            <w:pPr>
+              <w:spacing w:after="20"/>
+            </w:pPr>
+            <w:r>
+              <w:rPr>
+                <w:sz w:val="19"/>
+                <w:szCs w:val="19"/>
+              </w:rPr>
+              <w:t>07_basic_baselines</w:t>
+            </w:r>
+          </w:p>
+        </w:tc>
+        <w:tc>
+          <w:tcPr>
+            <w:tcW w:w="5438" w:type="dxa"/>
+            <w:tcBorders>
+              <w:top w:val="single" w:sz="4" w:space="0" w:color="B8C2CF"/>
+              <w:left w:val="single" w:sz="4" w:space="0" w:color="B8C2CF"/>
+              <w:bottom w:val="single" w:sz="4" w:space="0" w:color="B8C2CF"/>
+              <w:right w:val="single" w:sz="4" w:space="0" w:color="B8C2CF"/>
+            </w:tcBorders>
+            <w:tcMar>
+              <w:top w:w="60" w:type="dxa"/>
+              <w:left w:w="100" w:type="dxa"/>
+              <w:bottom w:w="60" w:type="dxa"/>
+              <w:right w:w="100" w:type="dxa"/>
+            </w:tcMar>
+          </w:tcPr>
+          <w:p>
+            <w:pPr>
+              <w:spacing w:after="20"/>
+            </w:pPr>
+            <w:r>
+              <w:rPr>
+                <w:sz w:val="19"/>
+                <w:szCs w:val="19"/>
+              </w:rPr>
+              <w:t>results/week4_rebuild/basic_baselines.json, basic_baselines_verify.json</w:t>
             </w:r>
           </w:p>
         </w:tc>
@@ -29579,7 +36402,37 @@
         <w:t>ở</w:t>
       </w:r>
       <w:r>
-        <w:t>i scripts/week3_implementation_report.py.</w:t>
+        <w:t>i scripts/week3_implementation_report.py. Ki</w:t>
+      </w:r>
+      <w:r>
+        <w:t>ể</w:t>
+      </w:r>
+      <w:r>
+        <w:t>m tra đ</w:t>
+      </w:r>
+      <w:r>
+        <w:t>ộ</w:t>
+      </w:r>
+      <w:r>
+        <w:t>c l</w:t>
+      </w:r>
+      <w:r>
+        <w:t>ậ</w:t>
+      </w:r>
+      <w:r>
+        <w:t>p c</w:t>
+      </w:r>
+      <w:r>
+        <w:t>ủ</w:t>
+      </w:r>
+      <w:r>
+        <w:t>a m</w:t>
+      </w:r>
+      <w:r>
+        <w:t>ụ</w:t>
+      </w:r>
+      <w:r>
+        <w:t>c 6.3: scripts/verify_basic_baselines.py.</w:t>
       </w:r>
     </w:p>
     <w:p>
@@ -29588,7 +36441,7 @@
         <w:keepNext/>
         <w:keepLines/>
       </w:pPr>
-      <w:bookmarkStart w:id="23" w:name="_Toc242100072"/>
+      <w:bookmarkStart w:id="26" w:name="_Toc242171168"/>
       <w:r>
         <w:t>Tài li</w:t>
       </w:r>
@@ -29604,7 +36457,7 @@
       <w:r>
         <w:t>o</w:t>
       </w:r>
-      <w:bookmarkEnd w:id="23"/>
+      <w:bookmarkEnd w:id="26"/>
     </w:p>
     <w:p>
       <w:pPr>
@@ -29639,6 +36492,7 @@
           <w:sz w:val="19"/>
           <w:szCs w:val="19"/>
         </w:rPr>
+        <w:lastRenderedPageBreak/>
         <w:t>[3] M. Li, X. Zhao, C. Lyu, M. Zhao, R. Wu, R. Guo. MLP4Rec: A Pure MLP Architecture for Sequential Recommendations. IJCAI, 2022</w:t>
       </w:r>
     </w:p>
@@ -29651,7 +36505,6 @@
           <w:sz w:val="19"/>
           <w:szCs w:val="19"/>
         </w:rPr>
-        <w:lastRenderedPageBreak/>
         <w:t>[4] L. Breiman, J. Friedman, R. Olshen, C. Stone. Classification and Regression Trees. Wadsworth, 1984</w:t>
       </w:r>
     </w:p>
@@ -29668,7 +36521,7 @@
       </w:r>
     </w:p>
     <w:sectPr>
-      <w:footerReference w:type="default" r:id="rId13"/>
+      <w:footerReference w:type="default" r:id="rId16"/>
       <w:pgSz w:w="11906" w:h="16838"/>
       <w:pgMar w:top="1134" w:right="1134" w:bottom="1134" w:left="1134" w:header="708" w:footer="708" w:gutter="0"/>
       <w:cols w:space="720"/>
